--- a/docs/manuales/Manual_Administrador.docx
+++ b/docs/manuales/Manual_Administrador.docx
@@ -49,7 +49,7 @@
         <w:pStyle w:val="Portadadato"/>
       </w:pPr>
       <w:r>
-        <w:t>Versión 1.0 · 19 de octubre de 2026</w:t>
+        <w:t>Versión 1.1 · 19 de octubre de 2026</w:t>
       </w:r>
     </w:p>
     <w:p>
@@ -104,7 +104,7 @@
       <w:r>
         <w:fldChar w:fldCharType="separate"/>
       </w:r>
-      <w:hyperlink w:anchor="_Toc243317953" w:history="1">
+      <w:hyperlink w:anchor="_Toc243319469" w:history="1">
         <w:r>
           <w:rPr>
             <w:rStyle w:val="Hipervnculo"/>
@@ -131,7 +131,7 @@
             <w:noProof/>
             <w:webHidden/>
           </w:rPr>
-          <w:instrText xml:space="preserve"> PAGEREF _Toc243317953 \h </w:instrText>
+          <w:instrText xml:space="preserve"> PAGEREF _Toc243319469 \h </w:instrText>
         </w:r>
         <w:r>
           <w:rPr>
@@ -175,7 +175,7 @@
           <w14:ligatures w14:val="standardContextual"/>
         </w:rPr>
       </w:pPr>
-      <w:hyperlink w:anchor="_Toc243317954" w:history="1">
+      <w:hyperlink w:anchor="_Toc243319470" w:history="1">
         <w:r>
           <w:rPr>
             <w:rStyle w:val="Hipervnculo"/>
@@ -202,7 +202,7 @@
             <w:noProof/>
             <w:webHidden/>
           </w:rPr>
-          <w:instrText xml:space="preserve"> PAGEREF _Toc243317954 \h </w:instrText>
+          <w:instrText xml:space="preserve"> PAGEREF _Toc243319470 \h </w:instrText>
         </w:r>
         <w:r>
           <w:rPr>
@@ -245,7 +245,7 @@
           <w14:ligatures w14:val="standardContextual"/>
         </w:rPr>
       </w:pPr>
-      <w:hyperlink w:anchor="_Toc243317955" w:history="1">
+      <w:hyperlink w:anchor="_Toc243319471" w:history="1">
         <w:r>
           <w:rPr>
             <w:rStyle w:val="Hipervnculo"/>
@@ -272,7 +272,7 @@
             <w:noProof/>
             <w:webHidden/>
           </w:rPr>
-          <w:instrText xml:space="preserve"> PAGEREF _Toc243317955 \h </w:instrText>
+          <w:instrText xml:space="preserve"> PAGEREF _Toc243319471 \h </w:instrText>
         </w:r>
         <w:r>
           <w:rPr>
@@ -315,7 +315,7 @@
           <w14:ligatures w14:val="standardContextual"/>
         </w:rPr>
       </w:pPr>
-      <w:hyperlink w:anchor="_Toc243317956" w:history="1">
+      <w:hyperlink w:anchor="_Toc243319472" w:history="1">
         <w:r>
           <w:rPr>
             <w:rStyle w:val="Hipervnculo"/>
@@ -342,7 +342,7 @@
             <w:noProof/>
             <w:webHidden/>
           </w:rPr>
-          <w:instrText xml:space="preserve"> PAGEREF _Toc243317956 \h </w:instrText>
+          <w:instrText xml:space="preserve"> PAGEREF _Toc243319472 \h </w:instrText>
         </w:r>
         <w:r>
           <w:rPr>
@@ -386,7 +386,7 @@
           <w14:ligatures w14:val="standardContextual"/>
         </w:rPr>
       </w:pPr>
-      <w:hyperlink w:anchor="_Toc243317957" w:history="1">
+      <w:hyperlink w:anchor="_Toc243319473" w:history="1">
         <w:r>
           <w:rPr>
             <w:rStyle w:val="Hipervnculo"/>
@@ -413,7 +413,7 @@
             <w:noProof/>
             <w:webHidden/>
           </w:rPr>
-          <w:instrText xml:space="preserve"> PAGEREF _Toc243317957 \h </w:instrText>
+          <w:instrText xml:space="preserve"> PAGEREF _Toc243319473 \h </w:instrText>
         </w:r>
         <w:r>
           <w:rPr>
@@ -457,7 +457,7 @@
           <w14:ligatures w14:val="standardContextual"/>
         </w:rPr>
       </w:pPr>
-      <w:hyperlink w:anchor="_Toc243317958" w:history="1">
+      <w:hyperlink w:anchor="_Toc243319474" w:history="1">
         <w:r>
           <w:rPr>
             <w:rStyle w:val="Hipervnculo"/>
@@ -484,7 +484,7 @@
             <w:noProof/>
             <w:webHidden/>
           </w:rPr>
-          <w:instrText xml:space="preserve"> PAGEREF _Toc243317958 \h </w:instrText>
+          <w:instrText xml:space="preserve"> PAGEREF _Toc243319474 \h </w:instrText>
         </w:r>
         <w:r>
           <w:rPr>
@@ -527,7 +527,7 @@
           <w14:ligatures w14:val="standardContextual"/>
         </w:rPr>
       </w:pPr>
-      <w:hyperlink w:anchor="_Toc243317959" w:history="1">
+      <w:hyperlink w:anchor="_Toc243319475" w:history="1">
         <w:r>
           <w:rPr>
             <w:rStyle w:val="Hipervnculo"/>
@@ -554,7 +554,7 @@
             <w:noProof/>
             <w:webHidden/>
           </w:rPr>
-          <w:instrText xml:space="preserve"> PAGEREF _Toc243317959 \h </w:instrText>
+          <w:instrText xml:space="preserve"> PAGEREF _Toc243319475 \h </w:instrText>
         </w:r>
         <w:r>
           <w:rPr>
@@ -597,7 +597,7 @@
           <w14:ligatures w14:val="standardContextual"/>
         </w:rPr>
       </w:pPr>
-      <w:hyperlink w:anchor="_Toc243317960" w:history="1">
+      <w:hyperlink w:anchor="_Toc243319476" w:history="1">
         <w:r>
           <w:rPr>
             <w:rStyle w:val="Hipervnculo"/>
@@ -624,7 +624,7 @@
             <w:noProof/>
             <w:webHidden/>
           </w:rPr>
-          <w:instrText xml:space="preserve"> PAGEREF _Toc243317960 \h </w:instrText>
+          <w:instrText xml:space="preserve"> PAGEREF _Toc243319476 \h </w:instrText>
         </w:r>
         <w:r>
           <w:rPr>
@@ -667,7 +667,7 @@
           <w14:ligatures w14:val="standardContextual"/>
         </w:rPr>
       </w:pPr>
-      <w:hyperlink w:anchor="_Toc243317961" w:history="1">
+      <w:hyperlink w:anchor="_Toc243319477" w:history="1">
         <w:r>
           <w:rPr>
             <w:rStyle w:val="Hipervnculo"/>
@@ -694,7 +694,7 @@
             <w:noProof/>
             <w:webHidden/>
           </w:rPr>
-          <w:instrText xml:space="preserve"> PAGEREF _Toc243317961 \h </w:instrText>
+          <w:instrText xml:space="preserve"> PAGEREF _Toc243319477 \h </w:instrText>
         </w:r>
         <w:r>
           <w:rPr>
@@ -737,7 +737,7 @@
           <w14:ligatures w14:val="standardContextual"/>
         </w:rPr>
       </w:pPr>
-      <w:hyperlink w:anchor="_Toc243317962" w:history="1">
+      <w:hyperlink w:anchor="_Toc243319478" w:history="1">
         <w:r>
           <w:rPr>
             <w:rStyle w:val="Hipervnculo"/>
@@ -764,7 +764,7 @@
             <w:noProof/>
             <w:webHidden/>
           </w:rPr>
-          <w:instrText xml:space="preserve"> PAGEREF _Toc243317962 \h </w:instrText>
+          <w:instrText xml:space="preserve"> PAGEREF _Toc243319478 \h </w:instrText>
         </w:r>
         <w:r>
           <w:rPr>
@@ -807,7 +807,7 @@
           <w14:ligatures w14:val="standardContextual"/>
         </w:rPr>
       </w:pPr>
-      <w:hyperlink w:anchor="_Toc243317963" w:history="1">
+      <w:hyperlink w:anchor="_Toc243319479" w:history="1">
         <w:r>
           <w:rPr>
             <w:rStyle w:val="Hipervnculo"/>
@@ -834,7 +834,7 @@
             <w:noProof/>
             <w:webHidden/>
           </w:rPr>
-          <w:instrText xml:space="preserve"> PAGEREF _Toc243317963 \h </w:instrText>
+          <w:instrText xml:space="preserve"> PAGEREF _Toc243319479 \h </w:instrText>
         </w:r>
         <w:r>
           <w:rPr>
@@ -877,7 +877,7 @@
           <w14:ligatures w14:val="standardContextual"/>
         </w:rPr>
       </w:pPr>
-      <w:hyperlink w:anchor="_Toc243317964" w:history="1">
+      <w:hyperlink w:anchor="_Toc243319480" w:history="1">
         <w:r>
           <w:rPr>
             <w:rStyle w:val="Hipervnculo"/>
@@ -904,7 +904,7 @@
             <w:noProof/>
             <w:webHidden/>
           </w:rPr>
-          <w:instrText xml:space="preserve"> PAGEREF _Toc243317964 \h </w:instrText>
+          <w:instrText xml:space="preserve"> PAGEREF _Toc243319480 \h </w:instrText>
         </w:r>
         <w:r>
           <w:rPr>
@@ -924,7 +924,7 @@
             <w:noProof/>
             <w:webHidden/>
           </w:rPr>
-          <w:t>5</w:t>
+          <w:t>6</w:t>
         </w:r>
         <w:r>
           <w:rPr>
@@ -947,7 +947,7 @@
           <w14:ligatures w14:val="standardContextual"/>
         </w:rPr>
       </w:pPr>
-      <w:hyperlink w:anchor="_Toc243317965" w:history="1">
+      <w:hyperlink w:anchor="_Toc243319481" w:history="1">
         <w:r>
           <w:rPr>
             <w:rStyle w:val="Hipervnculo"/>
@@ -974,7 +974,7 @@
             <w:noProof/>
             <w:webHidden/>
           </w:rPr>
-          <w:instrText xml:space="preserve"> PAGEREF _Toc243317965 \h </w:instrText>
+          <w:instrText xml:space="preserve"> PAGEREF _Toc243319481 \h </w:instrText>
         </w:r>
         <w:r>
           <w:rPr>
@@ -1017,7 +1017,7 @@
           <w14:ligatures w14:val="standardContextual"/>
         </w:rPr>
       </w:pPr>
-      <w:hyperlink w:anchor="_Toc243317966" w:history="1">
+      <w:hyperlink w:anchor="_Toc243319482" w:history="1">
         <w:r>
           <w:rPr>
             <w:rStyle w:val="Hipervnculo"/>
@@ -1044,7 +1044,7 @@
             <w:noProof/>
             <w:webHidden/>
           </w:rPr>
-          <w:instrText xml:space="preserve"> PAGEREF _Toc243317966 \h </w:instrText>
+          <w:instrText xml:space="preserve"> PAGEREF _Toc243319482 \h </w:instrText>
         </w:r>
         <w:r>
           <w:rPr>
@@ -1087,7 +1087,7 @@
           <w14:ligatures w14:val="standardContextual"/>
         </w:rPr>
       </w:pPr>
-      <w:hyperlink w:anchor="_Toc243317967" w:history="1">
+      <w:hyperlink w:anchor="_Toc243319483" w:history="1">
         <w:r>
           <w:rPr>
             <w:rStyle w:val="Hipervnculo"/>
@@ -1114,7 +1114,7 @@
             <w:noProof/>
             <w:webHidden/>
           </w:rPr>
-          <w:instrText xml:space="preserve"> PAGEREF _Toc243317967 \h </w:instrText>
+          <w:instrText xml:space="preserve"> PAGEREF _Toc243319483 \h </w:instrText>
         </w:r>
         <w:r>
           <w:rPr>
@@ -1157,7 +1157,7 @@
           <w14:ligatures w14:val="standardContextual"/>
         </w:rPr>
       </w:pPr>
-      <w:hyperlink w:anchor="_Toc243317968" w:history="1">
+      <w:hyperlink w:anchor="_Toc243319484" w:history="1">
         <w:r>
           <w:rPr>
             <w:rStyle w:val="Hipervnculo"/>
@@ -1184,7 +1184,7 @@
             <w:noProof/>
             <w:webHidden/>
           </w:rPr>
-          <w:instrText xml:space="preserve"> PAGEREF _Toc243317968 \h </w:instrText>
+          <w:instrText xml:space="preserve"> PAGEREF _Toc243319484 \h </w:instrText>
         </w:r>
         <w:r>
           <w:rPr>
@@ -1227,7 +1227,7 @@
           <w14:ligatures w14:val="standardContextual"/>
         </w:rPr>
       </w:pPr>
-      <w:hyperlink w:anchor="_Toc243317969" w:history="1">
+      <w:hyperlink w:anchor="_Toc243319485" w:history="1">
         <w:r>
           <w:rPr>
             <w:rStyle w:val="Hipervnculo"/>
@@ -1254,7 +1254,7 @@
             <w:noProof/>
             <w:webHidden/>
           </w:rPr>
-          <w:instrText xml:space="preserve"> PAGEREF _Toc243317969 \h </w:instrText>
+          <w:instrText xml:space="preserve"> PAGEREF _Toc243319485 \h </w:instrText>
         </w:r>
         <w:r>
           <w:rPr>
@@ -1297,7 +1297,7 @@
           <w14:ligatures w14:val="standardContextual"/>
         </w:rPr>
       </w:pPr>
-      <w:hyperlink w:anchor="_Toc243317970" w:history="1">
+      <w:hyperlink w:anchor="_Toc243319486" w:history="1">
         <w:r>
           <w:rPr>
             <w:rStyle w:val="Hipervnculo"/>
@@ -1324,7 +1324,7 @@
             <w:noProof/>
             <w:webHidden/>
           </w:rPr>
-          <w:instrText xml:space="preserve"> PAGEREF _Toc243317970 \h </w:instrText>
+          <w:instrText xml:space="preserve"> PAGEREF _Toc243319486 \h </w:instrText>
         </w:r>
         <w:r>
           <w:rPr>
@@ -1367,7 +1367,7 @@
           <w14:ligatures w14:val="standardContextual"/>
         </w:rPr>
       </w:pPr>
-      <w:hyperlink w:anchor="_Toc243317971" w:history="1">
+      <w:hyperlink w:anchor="_Toc243319487" w:history="1">
         <w:r>
           <w:rPr>
             <w:rStyle w:val="Hipervnculo"/>
@@ -1394,7 +1394,7 @@
             <w:noProof/>
             <w:webHidden/>
           </w:rPr>
-          <w:instrText xml:space="preserve"> PAGEREF _Toc243317971 \h </w:instrText>
+          <w:instrText xml:space="preserve"> PAGEREF _Toc243319487 \h </w:instrText>
         </w:r>
         <w:r>
           <w:rPr>
@@ -1437,7 +1437,7 @@
           <w14:ligatures w14:val="standardContextual"/>
         </w:rPr>
       </w:pPr>
-      <w:hyperlink w:anchor="_Toc243317972" w:history="1">
+      <w:hyperlink w:anchor="_Toc243319488" w:history="1">
         <w:r>
           <w:rPr>
             <w:rStyle w:val="Hipervnculo"/>
@@ -1464,7 +1464,7 @@
             <w:noProof/>
             <w:webHidden/>
           </w:rPr>
-          <w:instrText xml:space="preserve"> PAGEREF _Toc243317972 \h </w:instrText>
+          <w:instrText xml:space="preserve"> PAGEREF _Toc243319488 \h </w:instrText>
         </w:r>
         <w:r>
           <w:rPr>
@@ -1507,7 +1507,7 @@
           <w14:ligatures w14:val="standardContextual"/>
         </w:rPr>
       </w:pPr>
-      <w:hyperlink w:anchor="_Toc243317973" w:history="1">
+      <w:hyperlink w:anchor="_Toc243319489" w:history="1">
         <w:r>
           <w:rPr>
             <w:rStyle w:val="Hipervnculo"/>
@@ -1534,7 +1534,7 @@
             <w:noProof/>
             <w:webHidden/>
           </w:rPr>
-          <w:instrText xml:space="preserve"> PAGEREF _Toc243317973 \h </w:instrText>
+          <w:instrText xml:space="preserve"> PAGEREF _Toc243319489 \h </w:instrText>
         </w:r>
         <w:r>
           <w:rPr>
@@ -1578,7 +1578,7 @@
           <w14:ligatures w14:val="standardContextual"/>
         </w:rPr>
       </w:pPr>
-      <w:hyperlink w:anchor="_Toc243317974" w:history="1">
+      <w:hyperlink w:anchor="_Toc243319490" w:history="1">
         <w:r>
           <w:rPr>
             <w:rStyle w:val="Hipervnculo"/>
@@ -1605,7 +1605,7 @@
             <w:noProof/>
             <w:webHidden/>
           </w:rPr>
-          <w:instrText xml:space="preserve"> PAGEREF _Toc243317974 \h </w:instrText>
+          <w:instrText xml:space="preserve"> PAGEREF _Toc243319490 \h </w:instrText>
         </w:r>
         <w:r>
           <w:rPr>
@@ -1649,7 +1649,7 @@
           <w14:ligatures w14:val="standardContextual"/>
         </w:rPr>
       </w:pPr>
-      <w:hyperlink w:anchor="_Toc243317975" w:history="1">
+      <w:hyperlink w:anchor="_Toc243319491" w:history="1">
         <w:r>
           <w:rPr>
             <w:rStyle w:val="Hipervnculo"/>
@@ -1676,7 +1676,7 @@
             <w:noProof/>
             <w:webHidden/>
           </w:rPr>
-          <w:instrText xml:space="preserve"> PAGEREF _Toc243317975 \h </w:instrText>
+          <w:instrText xml:space="preserve"> PAGEREF _Toc243319491 \h </w:instrText>
         </w:r>
         <w:r>
           <w:rPr>
@@ -1720,7 +1720,7 @@
           <w14:ligatures w14:val="standardContextual"/>
         </w:rPr>
       </w:pPr>
-      <w:hyperlink w:anchor="_Toc243317976" w:history="1">
+      <w:hyperlink w:anchor="_Toc243319492" w:history="1">
         <w:r>
           <w:rPr>
             <w:rStyle w:val="Hipervnculo"/>
@@ -1747,7 +1747,7 @@
             <w:noProof/>
             <w:webHidden/>
           </w:rPr>
-          <w:instrText xml:space="preserve"> PAGEREF _Toc243317976 \h </w:instrText>
+          <w:instrText xml:space="preserve"> PAGEREF _Toc243319492 \h </w:instrText>
         </w:r>
         <w:r>
           <w:rPr>
@@ -1791,7 +1791,7 @@
           <w14:ligatures w14:val="standardContextual"/>
         </w:rPr>
       </w:pPr>
-      <w:hyperlink w:anchor="_Toc243317977" w:history="1">
+      <w:hyperlink w:anchor="_Toc243319493" w:history="1">
         <w:r>
           <w:rPr>
             <w:rStyle w:val="Hipervnculo"/>
@@ -1818,7 +1818,7 @@
             <w:noProof/>
             <w:webHidden/>
           </w:rPr>
-          <w:instrText xml:space="preserve"> PAGEREF _Toc243317977 \h </w:instrText>
+          <w:instrText xml:space="preserve"> PAGEREF _Toc243319493 \h </w:instrText>
         </w:r>
         <w:r>
           <w:rPr>
@@ -1863,7 +1863,7 @@
       <w:pPr>
         <w:pStyle w:val="Ttulo1"/>
       </w:pPr>
-      <w:bookmarkStart w:id="0" w:name="_Toc243317953"/>
+      <w:bookmarkStart w:id="0" w:name="_Toc243319469"/>
       <w:r>
         <w:lastRenderedPageBreak/>
         <w:t>1. Introducción</w:t>
@@ -1894,7 +1894,7 @@
       <w:pPr>
         <w:pStyle w:val="Ttulo1"/>
       </w:pPr>
-      <w:bookmarkStart w:id="1" w:name="_Toc243317954"/>
+      <w:bookmarkStart w:id="1" w:name="_Toc243319470"/>
       <w:r>
         <w:t>2. Requisitos y cómo ingresar</w:t>
       </w:r>
@@ -1926,7 +1926,7 @@
       <w:pPr>
         <w:pStyle w:val="Ttulo2"/>
       </w:pPr>
-      <w:bookmarkStart w:id="2" w:name="_Toc243317955"/>
+      <w:bookmarkStart w:id="2" w:name="_Toc243319471"/>
       <w:r>
         <w:t>2.1 Iniciar sesión</w:t>
       </w:r>
@@ -2063,7 +2063,7 @@
       <w:pPr>
         <w:pStyle w:val="Ttulo2"/>
       </w:pPr>
-      <w:bookmarkStart w:id="3" w:name="_Toc243317956"/>
+      <w:bookmarkStart w:id="3" w:name="_Toc243319472"/>
       <w:r>
         <w:t>2.2 Si se olvida una clave o falla el acceso</w:t>
       </w:r>
@@ -2222,7 +2222,7 @@
       <w:pPr>
         <w:pStyle w:val="Ttulo1"/>
       </w:pPr>
-      <w:bookmarkStart w:id="4" w:name="_Toc243317957"/>
+      <w:bookmarkStart w:id="4" w:name="_Toc243319473"/>
       <w:r>
         <w:t>3. La pantalla principal y el menú</w:t>
       </w:r>
@@ -2988,37 +2988,37 @@
         <w:t>Nota:</w:t>
       </w:r>
       <w:r>
-        <w:t xml:space="preserve"> en las ventanas de confirmación los botones aparecen en inglés: </w:t>
-      </w:r>
-      <w:r>
-        <w:rPr>
-          <w:b/>
-          <w:bCs/>
-        </w:rPr>
-        <w:t>OK</w:t>
-      </w:r>
-      <w:r>
-        <w:t xml:space="preserve"> (aceptar), </w:t>
-      </w:r>
-      <w:r>
-        <w:rPr>
-          <w:b/>
-          <w:bCs/>
-        </w:rPr>
-        <w:t>Cancel</w:t>
-      </w:r>
-      <w:r>
-        <w:t xml:space="preserve"> (cancelar), </w:t>
-      </w:r>
-      <w:r>
-        <w:rPr>
-          <w:b/>
-          <w:bCs/>
-        </w:rPr>
-        <w:t>Yes</w:t>
-      </w:r>
-      <w:r>
-        <w:t xml:space="preserve"> (sí), </w:t>
+        <w:t xml:space="preserve"> las ventanas de confirmación tienen los botones </w:t>
+      </w:r>
+      <w:r>
+        <w:rPr>
+          <w:b/>
+          <w:bCs/>
+        </w:rPr>
+        <w:t>Aceptar</w:t>
+      </w:r>
+      <w:r>
+        <w:t xml:space="preserve">, </w:t>
+      </w:r>
+      <w:r>
+        <w:rPr>
+          <w:b/>
+          <w:bCs/>
+        </w:rPr>
+        <w:t>Cancelar</w:t>
+      </w:r>
+      <w:r>
+        <w:t xml:space="preserve">, </w:t>
+      </w:r>
+      <w:r>
+        <w:rPr>
+          <w:b/>
+          <w:bCs/>
+        </w:rPr>
+        <w:t>Sí</w:t>
+      </w:r>
+      <w:r>
+        <w:t xml:space="preserve"> y </w:t>
       </w:r>
       <w:r>
         <w:rPr>
@@ -3028,24 +3028,24 @@
         <w:t>No</w:t>
       </w:r>
       <w:r>
-        <w:t xml:space="preserve"> y, al guardar archivos, </w:t>
-      </w:r>
-      <w:r>
-        <w:rPr>
-          <w:b/>
-          <w:bCs/>
-        </w:rPr>
-        <w:t>Save</w:t>
-      </w:r>
-      <w:r>
-        <w:t xml:space="preserve"> (guardar).</w:t>
+        <w:t xml:space="preserve">; al guardar archivos, el botón es </w:t>
+      </w:r>
+      <w:r>
+        <w:rPr>
+          <w:b/>
+          <w:bCs/>
+        </w:rPr>
+        <w:t>Guardar</w:t>
+      </w:r>
+      <w:r>
+        <w:t>.</w:t>
       </w:r>
     </w:p>
     <w:p>
       <w:pPr>
         <w:pStyle w:val="Ttulo1"/>
       </w:pPr>
-      <w:bookmarkStart w:id="5" w:name="_Toc243317958"/>
+      <w:bookmarkStart w:id="5" w:name="_Toc243319474"/>
       <w:r>
         <w:t>4. Procedimientos paso a paso</w:t>
       </w:r>
@@ -3055,7 +3055,7 @@
       <w:pPr>
         <w:pStyle w:val="Ttulo2"/>
       </w:pPr>
-      <w:bookmarkStart w:id="6" w:name="_Toc243317959"/>
+      <w:bookmarkStart w:id="6" w:name="_Toc243319475"/>
       <w:r>
         <w:t>4.1 Abrir el turno de caja</w:t>
       </w:r>
@@ -3240,7 +3240,7 @@
       <w:pPr>
         <w:pStyle w:val="Ttulo2"/>
       </w:pPr>
-      <w:bookmarkStart w:id="7" w:name="_Toc243317960"/>
+      <w:bookmarkStart w:id="7" w:name="_Toc243319476"/>
       <w:r>
         <w:t>4.2 Registrar una venta y aplicar el descuento VIP</w:t>
       </w:r>
@@ -3473,7 +3473,7 @@
         <w:t>Descuento (F6)</w:t>
       </w:r>
       <w:r>
-        <w:t xml:space="preserve"> puede escribir otro porcentaje (0 a 100).</w:t>
+        <w:t xml:space="preserve"> puede escribir otro porcentaje (0 a 100); el administrador no tiene tope.</w:t>
       </w:r>
     </w:p>
     <w:p>
@@ -3567,24 +3567,24 @@
         <w:t>Advertencia:</w:t>
       </w:r>
       <w:r>
-        <w:t xml:space="preserve"> el descuento manual con </w:t>
-      </w:r>
-      <w:r>
-        <w:rPr>
-          <w:b/>
-          <w:bCs/>
-        </w:rPr>
-        <w:t>Descuento (F6)</w:t>
-      </w:r>
-      <w:r>
-        <w:t xml:space="preserve"> no pide autorización ni queda registrado quién lo dio, y también lo puede usar el personal. Defina en la tienda quién puede usarlo.</w:t>
+        <w:t xml:space="preserve"> el personal puede aplicar como máximo </w:t>
+      </w:r>
+      <w:r>
+        <w:rPr>
+          <w:b/>
+          <w:bCs/>
+        </w:rPr>
+        <w:t>10 %</w:t>
+      </w:r>
+      <w:r>
+        <w:t xml:space="preserve"> de descuento manual; el sistema se lo impide en la pantalla y al registrar la venta. El descuento VIP del cliente siempre se respeta, aunque sea mayor (Platino, 15 %). Si corresponde un descuento manual mayor, cobre usted esa venta desde su sesión y su turno.</w:t>
       </w:r>
     </w:p>
     <w:p>
       <w:pPr>
         <w:pStyle w:val="Ttulo2"/>
       </w:pPr>
-      <w:bookmarkStart w:id="8" w:name="_Toc243317961"/>
+      <w:bookmarkStart w:id="8" w:name="_Toc243319477"/>
       <w:r>
         <w:t>4.3 Cobrar en efectivo, con Yape o con Plin</w:t>
       </w:r>
@@ -3867,7 +3867,7 @@
       <w:pPr>
         <w:pStyle w:val="Ttulo2"/>
       </w:pPr>
-      <w:bookmarkStart w:id="9" w:name="_Toc243317962"/>
+      <w:bookmarkStart w:id="9" w:name="_Toc243319478"/>
       <w:r>
         <w:t>4.4 Emitir la boleta o la factura</w:t>
       </w:r>
@@ -4019,8 +4019,6 @@
       </w:r>
       <w:r>
         <w:tab/>
-      </w:r>
-      <w:r>
         <w:t xml:space="preserve">Para verlo después: </w:t>
       </w:r>
       <w:r>
@@ -4103,7 +4101,7 @@
       <w:pPr>
         <w:pStyle w:val="Ttulo2"/>
       </w:pPr>
-      <w:bookmarkStart w:id="10" w:name="_Toc243317963"/>
+      <w:bookmarkStart w:id="10" w:name="_Toc243319479"/>
       <w:r>
         <w:t>4.5 Cerrar un turno y cuadrar la caja</w:t>
       </w:r>
@@ -4282,7 +4280,7 @@
           <w:b/>
           <w:bCs/>
         </w:rPr>
-        <w:t>OK</w:t>
+        <w:t>Aceptar</w:t>
       </w:r>
       <w:r>
         <w:t>.</w:t>
@@ -4372,8 +4370,9 @@
       <w:pPr>
         <w:pStyle w:val="Ttulo2"/>
       </w:pPr>
-      <w:bookmarkStart w:id="11" w:name="_Toc243317964"/>
-      <w:r>
+      <w:bookmarkStart w:id="11" w:name="_Toc243319480"/>
+      <w:r>
+        <w:lastRenderedPageBreak/>
         <w:t>4.6 Anular una venta</w:t>
       </w:r>
       <w:bookmarkEnd w:id="11"/>
@@ -4412,7 +4411,6 @@
           <w:b/>
           <w:color w:val="1F3864"/>
         </w:rPr>
-        <w:lastRenderedPageBreak/>
         <w:t>1.</w:t>
       </w:r>
       <w:r>
@@ -4505,6 +4503,8 @@
       </w:r>
       <w:r>
         <w:tab/>
+      </w:r>
+      <w:r>
         <w:t xml:space="preserve">Lea el aviso, escriba el </w:t>
       </w:r>
       <w:r>
@@ -4522,7 +4522,7 @@
           <w:b/>
           <w:bCs/>
         </w:rPr>
-        <w:t>OK</w:t>
+        <w:t>Aceptar</w:t>
       </w:r>
       <w:r>
         <w:t>.</w:t>
@@ -4605,7 +4605,7 @@
       <w:pPr>
         <w:pStyle w:val="Ttulo2"/>
       </w:pPr>
-      <w:bookmarkStart w:id="12" w:name="_Toc243317965"/>
+      <w:bookmarkStart w:id="12" w:name="_Toc243319481"/>
       <w:r>
         <w:t>4.7 Gestionar usuarios y roles</w:t>
       </w:r>
@@ -4794,7 +4794,7 @@
           <w:b/>
           <w:bCs/>
         </w:rPr>
-        <w:t>OK</w:t>
+        <w:t>Aceptar</w:t>
       </w:r>
       <w:r>
         <w:t>.</w:t>
@@ -4963,7 +4963,7 @@
       <w:pPr>
         <w:pStyle w:val="Ttulo2"/>
       </w:pPr>
-      <w:bookmarkStart w:id="13" w:name="_Toc243317966"/>
+      <w:bookmarkStart w:id="13" w:name="_Toc243319482"/>
       <w:r>
         <w:t>4.8 Gestionar productos</w:t>
       </w:r>
@@ -5180,6 +5180,7 @@
           <w:b/>
           <w:bCs/>
         </w:rPr>
+        <w:lastRenderedPageBreak/>
         <w:t>Resultado esperado:</w:t>
       </w:r>
       <w:r>
@@ -5203,7 +5204,6 @@
           <w:b/>
           <w:bCs/>
         </w:rPr>
-        <w:lastRenderedPageBreak/>
         <w:t>Advertencia:</w:t>
       </w:r>
       <w:r>
@@ -5234,7 +5234,7 @@
       <w:pPr>
         <w:pStyle w:val="Ttulo2"/>
       </w:pPr>
-      <w:bookmarkStart w:id="14" w:name="_Toc243317967"/>
+      <w:bookmarkStart w:id="14" w:name="_Toc243319483"/>
       <w:r>
         <w:t>4.9 Recibir mercadería y editar lotes</w:t>
       </w:r>
@@ -5502,7 +5502,7 @@
       <w:pPr>
         <w:pStyle w:val="Ttulo2"/>
       </w:pPr>
-      <w:bookmarkStart w:id="15" w:name="_Toc243317968"/>
+      <w:bookmarkStart w:id="15" w:name="_Toc243319484"/>
       <w:r>
         <w:t>4.10 Registrar, aprobar o rechazar mermas</w:t>
       </w:r>
@@ -5728,7 +5728,7 @@
           <w:b/>
           <w:bCs/>
         </w:rPr>
-        <w:t>Yes</w:t>
+        <w:t>Sí</w:t>
       </w:r>
       <w:r>
         <w:t xml:space="preserve"> ("¿Aprobar N merma(s)? Se darán de baja … unidad(es) por S/ …").</w:t>
@@ -5786,7 +5786,7 @@
           <w:b/>
           <w:bCs/>
         </w:rPr>
-        <w:t>OK</w:t>
+        <w:t>Aceptar</w:t>
       </w:r>
       <w:r>
         <w:t>.</w:t>
@@ -5849,7 +5849,7 @@
       <w:pPr>
         <w:pStyle w:val="Ttulo2"/>
       </w:pPr>
-      <w:bookmarkStart w:id="16" w:name="_Toc243317969"/>
+      <w:bookmarkStart w:id="16" w:name="_Toc243319485"/>
       <w:r>
         <w:t>4.11 Alertas de reposición y órdenes de compra</w:t>
       </w:r>
@@ -5997,6 +5997,7 @@
           <w:b/>
           <w:color w:val="1F3864"/>
         </w:rPr>
+        <w:lastRenderedPageBreak/>
         <w:t>2.</w:t>
       </w:r>
       <w:r>
@@ -6057,7 +6058,7 @@
           <w:b/>
           <w:bCs/>
         </w:rPr>
-        <w:t>OK</w:t>
+        <w:t>Aceptar</w:t>
       </w:r>
       <w:r>
         <w:t>.</w:t>
@@ -6075,7 +6076,6 @@
           <w:b/>
           <w:color w:val="1F3864"/>
         </w:rPr>
-        <w:lastRenderedPageBreak/>
         <w:t>3.</w:t>
       </w:r>
       <w:r>
@@ -6126,7 +6126,7 @@
           <w:b/>
           <w:bCs/>
         </w:rPr>
-        <w:t>Yes</w:t>
+        <w:t>Sí</w:t>
       </w:r>
       <w:r>
         <w:t xml:space="preserve">) o </w:t>
@@ -6445,7 +6445,7 @@
       <w:pPr>
         <w:pStyle w:val="Ttulo2"/>
       </w:pPr>
-      <w:bookmarkStart w:id="17" w:name="_Toc243317970"/>
+      <w:bookmarkStart w:id="17" w:name="_Toc243319486"/>
       <w:r>
         <w:t>4.12 Consultar los reportes</w:t>
       </w:r>
@@ -6704,7 +6704,7 @@
       <w:pPr>
         <w:pStyle w:val="Ttulo2"/>
       </w:pPr>
-      <w:bookmarkStart w:id="18" w:name="_Toc243317971"/>
+      <w:bookmarkStart w:id="18" w:name="_Toc243319487"/>
       <w:r>
         <w:t>4.13 Exportar a PDF y a Excel</w:t>
       </w:r>
@@ -6892,7 +6892,7 @@
           <w:b/>
           <w:bCs/>
         </w:rPr>
-        <w:t>OK</w:t>
+        <w:t>Aceptar</w:t>
       </w:r>
       <w:r>
         <w:t>.</w:t>
@@ -6921,7 +6921,7 @@
           <w:b/>
           <w:bCs/>
         </w:rPr>
-        <w:t>Save</w:t>
+        <w:t>Guardar</w:t>
       </w:r>
       <w:r>
         <w:t>.</w:t>
@@ -6941,6 +6941,7 @@
           <w:b/>
           <w:bCs/>
         </w:rPr>
+        <w:lastRenderedPageBreak/>
         <w:t>Resultado esperado:</w:t>
       </w:r>
       <w:r>
@@ -6964,7 +6965,6 @@
           <w:b/>
           <w:bCs/>
         </w:rPr>
-        <w:lastRenderedPageBreak/>
         <w:t>Advertencia:</w:t>
       </w:r>
       <w:r>
@@ -6975,7 +6975,7 @@
       <w:pPr>
         <w:pStyle w:val="Ttulo2"/>
       </w:pPr>
-      <w:bookmarkStart w:id="19" w:name="_Toc243317972"/>
+      <w:bookmarkStart w:id="19" w:name="_Toc243319488"/>
       <w:r>
         <w:t>4.14 Configurar los pagos y revisar las transacciones</w:t>
       </w:r>
@@ -7315,7 +7315,7 @@
       <w:pPr>
         <w:pStyle w:val="Ttulo2"/>
       </w:pPr>
-      <w:bookmarkStart w:id="20" w:name="_Toc243317973"/>
+      <w:bookmarkStart w:id="20" w:name="_Toc243319489"/>
       <w:r>
         <w:t>4.15 Respaldar la base de datos</w:t>
       </w:r>
@@ -7369,7 +7369,7 @@
         <w:t>respaldo.bat</w:t>
       </w:r>
       <w:r>
-        <w:t>. Se abre una ventana negra que se cierra sola al terminar, en pocos segundos.</w:t>
+        <w:t>. Se abre una ventana negra.</w:t>
       </w:r>
     </w:p>
     <w:p>
@@ -7388,28 +7388,7 @@
       </w:r>
       <w:r>
         <w:tab/>
-        <w:t xml:space="preserve">Abra la carpeta </w:t>
-      </w:r>
-      <w:r>
-        <w:rPr>
-          <w:b/>
-          <w:bCs/>
-        </w:rPr>
-        <w:t>respaldos</w:t>
-      </w:r>
-      <w:r>
-        <w:t xml:space="preserve"> (dentro de la carpeta del programa) y compruebe que hay un archivo nuevo con la fecha y la hora en el nombre, por ejemplo </w:t>
-      </w:r>
-      <w:r>
-        <w:rPr>
-          <w:rFonts w:ascii="Consolas" w:hAnsi="Consolas"/>
-          <w:sz w:val="20"/>
-          <w:shd w:val="clear" w:color="auto" w:fill="EDEDED"/>
-        </w:rPr>
-        <w:t>seipo_db_2026-10-19_2100.sql</w:t>
-      </w:r>
-      <w:r>
-        <w:t>.</w:t>
+        <w:t>Lea el resultado: "Respaldo guardado en …" con la ruta del archivo, o un mensaje "ERROR: …". Pulse cualquier tecla para cerrar la ventana ("Presione una tecla para continuar").</w:t>
       </w:r>
     </w:p>
     <w:p>
@@ -7428,19 +7407,17 @@
       </w:r>
       <w:r>
         <w:tab/>
-      </w:r>
-      <w:r>
-        <w:t xml:space="preserve">Copie esa carpeta a otro disco o a la nube de vez en cuando. Si quiere leer el mensaje del respaldo ("Respaldo guardado en …"), ejecute </w:t>
-      </w:r>
-      <w:r>
-        <w:rPr>
-          <w:b/>
-          <w:bCs/>
-        </w:rPr>
-        <w:t>respaldo.bat</w:t>
-      </w:r>
-      <w:r>
-        <w:t xml:space="preserve"> desde una ventana de comandos (</w:t>
+        <w:t xml:space="preserve">El archivo queda en la carpeta </w:t>
+      </w:r>
+      <w:r>
+        <w:rPr>
+          <w:b/>
+          <w:bCs/>
+        </w:rPr>
+        <w:t>respaldos</w:t>
+      </w:r>
+      <w:r>
+        <w:t xml:space="preserve">, con la fecha y la hora en el nombre, por ejemplo </w:t>
       </w:r>
       <w:r>
         <w:rPr>
@@ -7448,10 +7425,10 @@
           <w:sz w:val="20"/>
           <w:shd w:val="clear" w:color="auto" w:fill="EDEDED"/>
         </w:rPr>
-        <w:t>cmd</w:t>
-      </w:r>
-      <w:r>
-        <w:t>).</w:t>
+        <w:t>seipo_db_2026-10-19_2100.sql</w:t>
+      </w:r>
+      <w:r>
+        <w:t>. Copie esa carpeta a otro disco o a la nube de vez en cuando.</w:t>
       </w:r>
     </w:p>
     <w:p>
@@ -7529,6 +7506,27 @@
         <w:t>respaldo.bat</w:t>
       </w:r>
       <w:r>
+        <w:t xml:space="preserve"> y en </w:t>
+      </w:r>
+      <w:r>
+        <w:rPr>
+          <w:b/>
+          <w:bCs/>
+        </w:rPr>
+        <w:t>Agregar argumentos</w:t>
+      </w:r>
+      <w:r>
+        <w:t xml:space="preserve"> escriba </w:t>
+      </w:r>
+      <w:r>
+        <w:rPr>
+          <w:rFonts w:ascii="Consolas" w:hAnsi="Consolas"/>
+          <w:sz w:val="20"/>
+          <w:shd w:val="clear" w:color="auto" w:fill="EDEDED"/>
+        </w:rPr>
+        <w:t>/sinpausa</w:t>
+      </w:r>
+      <w:r>
         <w:t xml:space="preserve"> → </w:t>
       </w:r>
       <w:r>
@@ -7547,7 +7545,7 @@
         <w:pStyle w:val="Marcadordecaptura"/>
       </w:pPr>
       <w:r>
-        <w:t>[CAPTURA 4.15.1: Carpeta respaldos — archivo seipo_db_AAAA-MM-DD_HHMM.sql recién creado]</w:t>
+        <w:t>[CAPTURA 4.15.1: Ventana de respaldo.bat — mensaje "Respaldo guardado en" y "Presione una tecla para continuar"]</w:t>
       </w:r>
     </w:p>
     <w:p>
@@ -7635,14 +7633,25 @@
         <w:t>Advertencia:</w:t>
       </w:r>
       <w:r>
-        <w:t xml:space="preserve"> el respaldo contiene todos los datos, incluidas las claves de los usuarios: guárdelo en un lugar seguro. Para restaurar un respaldo se reemplaza la base completa; pida apoyo al responsable técnico (el README explica cómo). La computadora debe estar encendida a la hora programada.</w:t>
+        <w:t xml:space="preserve"> sin el argumento </w:t>
+      </w:r>
+      <w:r>
+        <w:rPr>
+          <w:rFonts w:ascii="Consolas" w:hAnsi="Consolas"/>
+          <w:sz w:val="20"/>
+          <w:shd w:val="clear" w:color="auto" w:fill="EDEDED"/>
+        </w:rPr>
+        <w:t>/sinpausa</w:t>
+      </w:r>
+      <w:r>
+        <w:t>, la tarea programada quedaría esperando una tecla y no terminaría. El respaldo contiene todos los datos, incluidas las claves de los usuarios: guárdelo en un lugar seguro. Para restaurar un respaldo se reemplaza la base completa; pida apoyo al responsable técnico (el README explica cómo). La computadora debe estar encendida a la hora programada.</w:t>
       </w:r>
     </w:p>
     <w:p>
       <w:pPr>
         <w:pStyle w:val="Ttulo1"/>
       </w:pPr>
-      <w:bookmarkStart w:id="21" w:name="_Toc243317974"/>
+      <w:bookmarkStart w:id="21" w:name="_Toc243319490"/>
       <w:r>
         <w:lastRenderedPageBreak/>
         <w:t>5. Reglas del negocio que debe conocer</w:t>
@@ -7668,8 +7677,8 @@
         <w:tblLook w:val="0420" w:firstRow="1" w:lastRow="0" w:firstColumn="0" w:lastColumn="0" w:noHBand="0" w:noVBand="1"/>
       </w:tblPr>
       <w:tblGrid>
-        <w:gridCol w:w="2015"/>
-        <w:gridCol w:w="7725"/>
+        <w:gridCol w:w="2048"/>
+        <w:gridCol w:w="7692"/>
       </w:tblGrid>
       <w:tr>
         <w:tblPrEx>
@@ -7684,7 +7693,7 @@
         </w:trPr>
         <w:tc>
           <w:tcPr>
-            <w:tcW w:w="2015" w:type="dxa"/>
+            <w:tcW w:w="2048" w:type="dxa"/>
             <w:shd w:val="clear" w:color="auto" w:fill="1F3864"/>
             <w:tcMar>
               <w:top w:w="50" w:type="dxa"/>
@@ -7710,7 +7719,7 @@
         </w:tc>
         <w:tc>
           <w:tcPr>
-            <w:tcW w:w="7725" w:type="dxa"/>
+            <w:tcW w:w="7692" w:type="dxa"/>
             <w:shd w:val="clear" w:color="auto" w:fill="1F3864"/>
             <w:tcMar>
               <w:top w:w="50" w:type="dxa"/>
@@ -7747,7 +7756,7 @@
         </w:trPr>
         <w:tc>
           <w:tcPr>
-            <w:tcW w:w="2015" w:type="dxa"/>
+            <w:tcW w:w="2048" w:type="dxa"/>
             <w:tcMar>
               <w:top w:w="50" w:type="dxa"/>
               <w:left w:w="90" w:type="dxa"/>
@@ -7770,7 +7779,7 @@
         </w:tc>
         <w:tc>
           <w:tcPr>
-            <w:tcW w:w="7725" w:type="dxa"/>
+            <w:tcW w:w="7692" w:type="dxa"/>
             <w:tcMar>
               <w:top w:w="50" w:type="dxa"/>
               <w:left w:w="90" w:type="dxa"/>
@@ -7804,7 +7813,7 @@
         </w:trPr>
         <w:tc>
           <w:tcPr>
-            <w:tcW w:w="2015" w:type="dxa"/>
+            <w:tcW w:w="2048" w:type="dxa"/>
             <w:shd w:val="clear" w:color="auto" w:fill="F2F2F2"/>
             <w:tcMar>
               <w:top w:w="50" w:type="dxa"/>
@@ -7828,7 +7837,7 @@
         </w:tc>
         <w:tc>
           <w:tcPr>
-            <w:tcW w:w="7725" w:type="dxa"/>
+            <w:tcW w:w="7692" w:type="dxa"/>
             <w:shd w:val="clear" w:color="auto" w:fill="F2F2F2"/>
             <w:tcMar>
               <w:top w:w="50" w:type="dxa"/>
@@ -7863,7 +7872,7 @@
         </w:trPr>
         <w:tc>
           <w:tcPr>
-            <w:tcW w:w="2015" w:type="dxa"/>
+            <w:tcW w:w="2048" w:type="dxa"/>
             <w:tcMar>
               <w:top w:w="50" w:type="dxa"/>
               <w:left w:w="90" w:type="dxa"/>
@@ -7886,7 +7895,7 @@
         </w:tc>
         <w:tc>
           <w:tcPr>
-            <w:tcW w:w="7725" w:type="dxa"/>
+            <w:tcW w:w="7692" w:type="dxa"/>
             <w:tcMar>
               <w:top w:w="50" w:type="dxa"/>
               <w:left w:w="90" w:type="dxa"/>
@@ -7920,7 +7929,7 @@
         </w:trPr>
         <w:tc>
           <w:tcPr>
-            <w:tcW w:w="2015" w:type="dxa"/>
+            <w:tcW w:w="2048" w:type="dxa"/>
             <w:shd w:val="clear" w:color="auto" w:fill="F2F2F2"/>
             <w:tcMar>
               <w:top w:w="50" w:type="dxa"/>
@@ -7944,7 +7953,7 @@
         </w:tc>
         <w:tc>
           <w:tcPr>
-            <w:tcW w:w="7725" w:type="dxa"/>
+            <w:tcW w:w="7692" w:type="dxa"/>
             <w:shd w:val="clear" w:color="auto" w:fill="F2F2F2"/>
             <w:tcMar>
               <w:top w:w="50" w:type="dxa"/>
@@ -7979,7 +7988,7 @@
         </w:trPr>
         <w:tc>
           <w:tcPr>
-            <w:tcW w:w="2015" w:type="dxa"/>
+            <w:tcW w:w="2048" w:type="dxa"/>
             <w:tcMar>
               <w:top w:w="50" w:type="dxa"/>
               <w:left w:w="90" w:type="dxa"/>
@@ -8002,7 +8011,7 @@
         </w:tc>
         <w:tc>
           <w:tcPr>
-            <w:tcW w:w="7725" w:type="dxa"/>
+            <w:tcW w:w="7692" w:type="dxa"/>
             <w:tcMar>
               <w:top w:w="50" w:type="dxa"/>
               <w:left w:w="90" w:type="dxa"/>
@@ -8036,7 +8045,7 @@
         </w:trPr>
         <w:tc>
           <w:tcPr>
-            <w:tcW w:w="2015" w:type="dxa"/>
+            <w:tcW w:w="2048" w:type="dxa"/>
             <w:shd w:val="clear" w:color="auto" w:fill="F2F2F2"/>
             <w:tcMar>
               <w:top w:w="50" w:type="dxa"/>
@@ -8054,13 +8063,13 @@
               <w:rPr>
                 <w:sz w:val="19"/>
               </w:rPr>
-              <w:t>IGV y redondeo</w:t>
-            </w:r>
-          </w:p>
-        </w:tc>
-        <w:tc>
-          <w:tcPr>
-            <w:tcW w:w="7725" w:type="dxa"/>
+              <w:t>Descuento manual</w:t>
+            </w:r>
+          </w:p>
+        </w:tc>
+        <w:tc>
+          <w:tcPr>
+            <w:tcW w:w="7692" w:type="dxa"/>
             <w:shd w:val="clear" w:color="auto" w:fill="F2F2F2"/>
             <w:tcMar>
               <w:top w:w="50" w:type="dxa"/>
@@ -8078,7 +8087,21 @@
               <w:rPr>
                 <w:sz w:val="19"/>
               </w:rPr>
-              <w:t>IGV 18 % sobre (subtotal − descuento). El total se redondea hacia abajo a 10 céntimos, a favor del cliente.</w:t>
+              <w:t xml:space="preserve">El personal puede aplicar como máximo 10 % con </w:t>
+            </w:r>
+            <w:r>
+              <w:rPr>
+                <w:b/>
+                <w:bCs/>
+                <w:sz w:val="19"/>
+              </w:rPr>
+              <w:t>Descuento (F6)</w:t>
+            </w:r>
+            <w:r>
+              <w:rPr>
+                <w:sz w:val="19"/>
+              </w:rPr>
+              <w:t>; el administrador no tiene tope. El VIP del cliente siempre se respeta.</w:t>
             </w:r>
           </w:p>
         </w:tc>
@@ -8095,47 +8118,47 @@
         </w:trPr>
         <w:tc>
           <w:tcPr>
-            <w:tcW w:w="2015" w:type="dxa"/>
-            <w:tcMar>
-              <w:top w:w="50" w:type="dxa"/>
-              <w:left w:w="90" w:type="dxa"/>
-              <w:bottom w:w="50" w:type="dxa"/>
-              <w:right w:w="90" w:type="dxa"/>
-            </w:tcMar>
-          </w:tcPr>
-          <w:p>
-            <w:pPr>
-              <w:spacing w:after="0" w:line="250" w:lineRule="auto"/>
-              <w:jc w:val="left"/>
-            </w:pPr>
-            <w:r>
-              <w:rPr>
-                <w:sz w:val="19"/>
-              </w:rPr>
-              <w:t>Comprobante</w:t>
-            </w:r>
-          </w:p>
-        </w:tc>
-        <w:tc>
-          <w:tcPr>
-            <w:tcW w:w="7725" w:type="dxa"/>
-            <w:tcMar>
-              <w:top w:w="50" w:type="dxa"/>
-              <w:left w:w="90" w:type="dxa"/>
-              <w:bottom w:w="50" w:type="dxa"/>
-              <w:right w:w="90" w:type="dxa"/>
-            </w:tcMar>
-          </w:tcPr>
-          <w:p>
-            <w:pPr>
-              <w:spacing w:after="0" w:line="250" w:lineRule="auto"/>
-              <w:jc w:val="left"/>
-            </w:pPr>
-            <w:r>
-              <w:rPr>
-                <w:sz w:val="19"/>
-              </w:rPr>
-              <w:t>RUC: factura F001. DNI o sin cliente: boleta B001. Numeración correlativa por serie.</w:t>
+            <w:tcW w:w="2048" w:type="dxa"/>
+            <w:tcMar>
+              <w:top w:w="50" w:type="dxa"/>
+              <w:left w:w="90" w:type="dxa"/>
+              <w:bottom w:w="50" w:type="dxa"/>
+              <w:right w:w="90" w:type="dxa"/>
+            </w:tcMar>
+          </w:tcPr>
+          <w:p>
+            <w:pPr>
+              <w:spacing w:after="0" w:line="250" w:lineRule="auto"/>
+              <w:jc w:val="left"/>
+            </w:pPr>
+            <w:r>
+              <w:rPr>
+                <w:sz w:val="19"/>
+              </w:rPr>
+              <w:t>IGV y redondeo</w:t>
+            </w:r>
+          </w:p>
+        </w:tc>
+        <w:tc>
+          <w:tcPr>
+            <w:tcW w:w="7692" w:type="dxa"/>
+            <w:tcMar>
+              <w:top w:w="50" w:type="dxa"/>
+              <w:left w:w="90" w:type="dxa"/>
+              <w:bottom w:w="50" w:type="dxa"/>
+              <w:right w:w="90" w:type="dxa"/>
+            </w:tcMar>
+          </w:tcPr>
+          <w:p>
+            <w:pPr>
+              <w:spacing w:after="0" w:line="250" w:lineRule="auto"/>
+              <w:jc w:val="left"/>
+            </w:pPr>
+            <w:r>
+              <w:rPr>
+                <w:sz w:val="19"/>
+              </w:rPr>
+              <w:t>IGV 18 % sobre (subtotal − descuento). El total se redondea hacia abajo a 10 céntimos, a favor del cliente.</w:t>
             </w:r>
           </w:p>
         </w:tc>
@@ -8152,7 +8175,7 @@
         </w:trPr>
         <w:tc>
           <w:tcPr>
-            <w:tcW w:w="2015" w:type="dxa"/>
+            <w:tcW w:w="2048" w:type="dxa"/>
             <w:shd w:val="clear" w:color="auto" w:fill="F2F2F2"/>
             <w:tcMar>
               <w:top w:w="50" w:type="dxa"/>
@@ -8170,13 +8193,13 @@
               <w:rPr>
                 <w:sz w:val="19"/>
               </w:rPr>
-              <w:t>Cobro digital</w:t>
-            </w:r>
-          </w:p>
-        </w:tc>
-        <w:tc>
-          <w:tcPr>
-            <w:tcW w:w="7725" w:type="dxa"/>
+              <w:t>Comprobante</w:t>
+            </w:r>
+          </w:p>
+        </w:tc>
+        <w:tc>
+          <w:tcPr>
+            <w:tcW w:w="7692" w:type="dxa"/>
             <w:shd w:val="clear" w:color="auto" w:fill="F2F2F2"/>
             <w:tcMar>
               <w:top w:w="50" w:type="dxa"/>
@@ -8194,7 +8217,7 @@
               <w:rPr>
                 <w:sz w:val="19"/>
               </w:rPr>
-              <w:t>La venta con Yape o Plin solo se registra si la pasarela aprobó el mismo monto. Del celular se guardan los 3 últimos dígitos.</w:t>
+              <w:t>RUC: factura F001. DNI o sin cliente: boleta B001. Numeración correlativa por serie.</w:t>
             </w:r>
           </w:p>
         </w:tc>
@@ -8211,47 +8234,47 @@
         </w:trPr>
         <w:tc>
           <w:tcPr>
-            <w:tcW w:w="2015" w:type="dxa"/>
-            <w:tcMar>
-              <w:top w:w="50" w:type="dxa"/>
-              <w:left w:w="90" w:type="dxa"/>
-              <w:bottom w:w="50" w:type="dxa"/>
-              <w:right w:w="90" w:type="dxa"/>
-            </w:tcMar>
-          </w:tcPr>
-          <w:p>
-            <w:pPr>
-              <w:spacing w:after="0" w:line="250" w:lineRule="auto"/>
-              <w:jc w:val="left"/>
-            </w:pPr>
-            <w:r>
-              <w:rPr>
-                <w:sz w:val="19"/>
-              </w:rPr>
-              <w:t>Anulación</w:t>
-            </w:r>
-          </w:p>
-        </w:tc>
-        <w:tc>
-          <w:tcPr>
-            <w:tcW w:w="7725" w:type="dxa"/>
-            <w:tcMar>
-              <w:top w:w="50" w:type="dxa"/>
-              <w:left w:w="90" w:type="dxa"/>
-              <w:bottom w:w="50" w:type="dxa"/>
-              <w:right w:w="90" w:type="dxa"/>
-            </w:tcMar>
-          </w:tcPr>
-          <w:p>
-            <w:pPr>
-              <w:spacing w:after="0" w:line="250" w:lineRule="auto"/>
-              <w:jc w:val="left"/>
-            </w:pPr>
-            <w:r>
-              <w:rPr>
-                <w:sz w:val="19"/>
-              </w:rPr>
-              <w:t>Solo el administrador, y solo con el turno abierto. El stock vuelve a los mismos lotes y el cobro digital se reembolsa.</w:t>
+            <w:tcW w:w="2048" w:type="dxa"/>
+            <w:tcMar>
+              <w:top w:w="50" w:type="dxa"/>
+              <w:left w:w="90" w:type="dxa"/>
+              <w:bottom w:w="50" w:type="dxa"/>
+              <w:right w:w="90" w:type="dxa"/>
+            </w:tcMar>
+          </w:tcPr>
+          <w:p>
+            <w:pPr>
+              <w:spacing w:after="0" w:line="250" w:lineRule="auto"/>
+              <w:jc w:val="left"/>
+            </w:pPr>
+            <w:r>
+              <w:rPr>
+                <w:sz w:val="19"/>
+              </w:rPr>
+              <w:t>Cobro digital</w:t>
+            </w:r>
+          </w:p>
+        </w:tc>
+        <w:tc>
+          <w:tcPr>
+            <w:tcW w:w="7692" w:type="dxa"/>
+            <w:tcMar>
+              <w:top w:w="50" w:type="dxa"/>
+              <w:left w:w="90" w:type="dxa"/>
+              <w:bottom w:w="50" w:type="dxa"/>
+              <w:right w:w="90" w:type="dxa"/>
+            </w:tcMar>
+          </w:tcPr>
+          <w:p>
+            <w:pPr>
+              <w:spacing w:after="0" w:line="250" w:lineRule="auto"/>
+              <w:jc w:val="left"/>
+            </w:pPr>
+            <w:r>
+              <w:rPr>
+                <w:sz w:val="19"/>
+              </w:rPr>
+              <w:t>La venta con Yape o Plin solo se registra si la pasarela aprobó el mismo monto. Del celular se guardan los 3 últimos dígitos.</w:t>
             </w:r>
           </w:p>
         </w:tc>
@@ -8268,7 +8291,7 @@
         </w:trPr>
         <w:tc>
           <w:tcPr>
-            <w:tcW w:w="2015" w:type="dxa"/>
+            <w:tcW w:w="2048" w:type="dxa"/>
             <w:shd w:val="clear" w:color="auto" w:fill="F2F2F2"/>
             <w:tcMar>
               <w:top w:w="50" w:type="dxa"/>
@@ -8286,13 +8309,13 @@
               <w:rPr>
                 <w:sz w:val="19"/>
               </w:rPr>
-              <w:t>Alertas</w:t>
-            </w:r>
-          </w:p>
-        </w:tc>
-        <w:tc>
-          <w:tcPr>
-            <w:tcW w:w="7725" w:type="dxa"/>
+              <w:t>Anulación</w:t>
+            </w:r>
+          </w:p>
+        </w:tc>
+        <w:tc>
+          <w:tcPr>
+            <w:tcW w:w="7692" w:type="dxa"/>
             <w:shd w:val="clear" w:color="auto" w:fill="F2F2F2"/>
             <w:tcMar>
               <w:top w:w="50" w:type="dxa"/>
@@ -8310,7 +8333,7 @@
               <w:rPr>
                 <w:sz w:val="19"/>
               </w:rPr>
-              <w:t>Agotado: 0 disponibles. Stock bajo: disponible menor o igual al mínimo. Sobrestock: disponible mayor que el máximo.</w:t>
+              <w:t>Solo el administrador, y solo con el turno abierto. El stock vuelve a los mismos lotes y el cobro digital se reembolsa.</w:t>
             </w:r>
           </w:p>
         </w:tc>
@@ -8327,47 +8350,47 @@
         </w:trPr>
         <w:tc>
           <w:tcPr>
-            <w:tcW w:w="2015" w:type="dxa"/>
-            <w:tcMar>
-              <w:top w:w="50" w:type="dxa"/>
-              <w:left w:w="90" w:type="dxa"/>
-              <w:bottom w:w="50" w:type="dxa"/>
-              <w:right w:w="90" w:type="dxa"/>
-            </w:tcMar>
-          </w:tcPr>
-          <w:p>
-            <w:pPr>
-              <w:spacing w:after="0" w:line="250" w:lineRule="auto"/>
-              <w:jc w:val="left"/>
-            </w:pPr>
-            <w:r>
-              <w:rPr>
-                <w:sz w:val="19"/>
-              </w:rPr>
-              <w:t>Órdenes de compra</w:t>
-            </w:r>
-          </w:p>
-        </w:tc>
-        <w:tc>
-          <w:tcPr>
-            <w:tcW w:w="7725" w:type="dxa"/>
-            <w:tcMar>
-              <w:top w:w="50" w:type="dxa"/>
-              <w:left w:w="90" w:type="dxa"/>
-              <w:bottom w:w="50" w:type="dxa"/>
-              <w:right w:w="90" w:type="dxa"/>
-            </w:tcMar>
-          </w:tcPr>
-          <w:p>
-            <w:pPr>
-              <w:spacing w:after="0" w:line="250" w:lineRule="auto"/>
-              <w:jc w:val="left"/>
-            </w:pPr>
-            <w:r>
-              <w:rPr>
-                <w:sz w:val="19"/>
-              </w:rPr>
-              <w:t>Pendiente → Aprobada (solo el administrador) → Recibida, o Rechazada.</w:t>
+            <w:tcW w:w="2048" w:type="dxa"/>
+            <w:tcMar>
+              <w:top w:w="50" w:type="dxa"/>
+              <w:left w:w="90" w:type="dxa"/>
+              <w:bottom w:w="50" w:type="dxa"/>
+              <w:right w:w="90" w:type="dxa"/>
+            </w:tcMar>
+          </w:tcPr>
+          <w:p>
+            <w:pPr>
+              <w:spacing w:after="0" w:line="250" w:lineRule="auto"/>
+              <w:jc w:val="left"/>
+            </w:pPr>
+            <w:r>
+              <w:rPr>
+                <w:sz w:val="19"/>
+              </w:rPr>
+              <w:t>Alertas</w:t>
+            </w:r>
+          </w:p>
+        </w:tc>
+        <w:tc>
+          <w:tcPr>
+            <w:tcW w:w="7692" w:type="dxa"/>
+            <w:tcMar>
+              <w:top w:w="50" w:type="dxa"/>
+              <w:left w:w="90" w:type="dxa"/>
+              <w:bottom w:w="50" w:type="dxa"/>
+              <w:right w:w="90" w:type="dxa"/>
+            </w:tcMar>
+          </w:tcPr>
+          <w:p>
+            <w:pPr>
+              <w:spacing w:after="0" w:line="250" w:lineRule="auto"/>
+              <w:jc w:val="left"/>
+            </w:pPr>
+            <w:r>
+              <w:rPr>
+                <w:sz w:val="19"/>
+              </w:rPr>
+              <w:t>Agotado: 0 disponibles. Stock bajo: disponible menor o igual al mínimo. Sobrestock: disponible mayor que el máximo.</w:t>
             </w:r>
           </w:p>
         </w:tc>
@@ -8384,7 +8407,7 @@
         </w:trPr>
         <w:tc>
           <w:tcPr>
-            <w:tcW w:w="2015" w:type="dxa"/>
+            <w:tcW w:w="2048" w:type="dxa"/>
             <w:shd w:val="clear" w:color="auto" w:fill="F2F2F2"/>
             <w:tcMar>
               <w:top w:w="50" w:type="dxa"/>
@@ -8402,14 +8425,71 @@
               <w:rPr>
                 <w:sz w:val="19"/>
               </w:rPr>
+              <w:t>Órdenes de compra</w:t>
+            </w:r>
+          </w:p>
+        </w:tc>
+        <w:tc>
+          <w:tcPr>
+            <w:tcW w:w="7692" w:type="dxa"/>
+            <w:shd w:val="clear" w:color="auto" w:fill="F2F2F2"/>
+            <w:tcMar>
+              <w:top w:w="50" w:type="dxa"/>
+              <w:left w:w="90" w:type="dxa"/>
+              <w:bottom w:w="50" w:type="dxa"/>
+              <w:right w:w="90" w:type="dxa"/>
+            </w:tcMar>
+          </w:tcPr>
+          <w:p>
+            <w:pPr>
+              <w:spacing w:after="0" w:line="250" w:lineRule="auto"/>
+              <w:jc w:val="left"/>
+            </w:pPr>
+            <w:r>
+              <w:rPr>
+                <w:sz w:val="19"/>
+              </w:rPr>
+              <w:t>Pendiente → Aprobada (solo el administrador) → Recibida, o Rechazada.</w:t>
+            </w:r>
+          </w:p>
+        </w:tc>
+      </w:tr>
+      <w:tr>
+        <w:tblPrEx>
+          <w:tblCellMar>
+            <w:top w:w="0" w:type="dxa"/>
+            <w:bottom w:w="0" w:type="dxa"/>
+          </w:tblCellMar>
+        </w:tblPrEx>
+        <w:trPr>
+          <w:cantSplit/>
+        </w:trPr>
+        <w:tc>
+          <w:tcPr>
+            <w:tcW w:w="2048" w:type="dxa"/>
+            <w:tcMar>
+              <w:top w:w="50" w:type="dxa"/>
+              <w:left w:w="90" w:type="dxa"/>
+              <w:bottom w:w="50" w:type="dxa"/>
+              <w:right w:w="90" w:type="dxa"/>
+            </w:tcMar>
+          </w:tcPr>
+          <w:p>
+            <w:pPr>
+              <w:spacing w:after="0" w:line="250" w:lineRule="auto"/>
+              <w:jc w:val="left"/>
+            </w:pPr>
+            <w:r>
+              <w:rPr>
+                <w:sz w:val="19"/>
+              </w:rPr>
               <w:t>Roles</w:t>
             </w:r>
           </w:p>
         </w:tc>
         <w:tc>
           <w:tcPr>
-            <w:tcW w:w="7725" w:type="dxa"/>
-            <w:shd w:val="clear" w:color="auto" w:fill="F2F2F2"/>
+            <w:tcW w:w="7692" w:type="dxa"/>
             <w:tcMar>
               <w:top w:w="50" w:type="dxa"/>
               <w:left w:w="90" w:type="dxa"/>
@@ -8441,7 +8521,7 @@
       <w:pPr>
         <w:pStyle w:val="Ttulo1"/>
       </w:pPr>
-      <w:bookmarkStart w:id="22" w:name="_Toc243317975"/>
+      <w:bookmarkStart w:id="22" w:name="_Toc243319491"/>
       <w:r>
         <w:t>6. Mensajes de error frecuentes</w:t>
       </w:r>
@@ -8466,8 +8546,8 @@
         <w:tblLook w:val="0420" w:firstRow="1" w:lastRow="0" w:firstColumn="0" w:lastColumn="0" w:noHBand="0" w:noVBand="1"/>
       </w:tblPr>
       <w:tblGrid>
-        <w:gridCol w:w="4761"/>
-        <w:gridCol w:w="4979"/>
+        <w:gridCol w:w="4770"/>
+        <w:gridCol w:w="4970"/>
       </w:tblGrid>
       <w:tr>
         <w:tblPrEx>
@@ -8482,7 +8562,7 @@
         </w:trPr>
         <w:tc>
           <w:tcPr>
-            <w:tcW w:w="4761" w:type="dxa"/>
+            <w:tcW w:w="4770" w:type="dxa"/>
             <w:shd w:val="clear" w:color="auto" w:fill="1F3864"/>
             <w:tcMar>
               <w:top w:w="50" w:type="dxa"/>
@@ -8508,7 +8588,7 @@
         </w:tc>
         <w:tc>
           <w:tcPr>
-            <w:tcW w:w="4979" w:type="dxa"/>
+            <w:tcW w:w="4970" w:type="dxa"/>
             <w:shd w:val="clear" w:color="auto" w:fill="1F3864"/>
             <w:tcMar>
               <w:top w:w="50" w:type="dxa"/>
@@ -8545,7 +8625,7 @@
         </w:trPr>
         <w:tc>
           <w:tcPr>
-            <w:tcW w:w="4761" w:type="dxa"/>
+            <w:tcW w:w="4770" w:type="dxa"/>
             <w:tcMar>
               <w:top w:w="50" w:type="dxa"/>
               <w:left w:w="90" w:type="dxa"/>
@@ -8568,7 +8648,7 @@
         </w:tc>
         <w:tc>
           <w:tcPr>
-            <w:tcW w:w="4979" w:type="dxa"/>
+            <w:tcW w:w="4970" w:type="dxa"/>
             <w:tcMar>
               <w:top w:w="50" w:type="dxa"/>
               <w:left w:w="90" w:type="dxa"/>
@@ -8616,7 +8696,7 @@
         </w:trPr>
         <w:tc>
           <w:tcPr>
-            <w:tcW w:w="4761" w:type="dxa"/>
+            <w:tcW w:w="4770" w:type="dxa"/>
             <w:shd w:val="clear" w:color="auto" w:fill="F2F2F2"/>
             <w:tcMar>
               <w:top w:w="50" w:type="dxa"/>
@@ -8640,7 +8720,7 @@
         </w:tc>
         <w:tc>
           <w:tcPr>
-            <w:tcW w:w="4979" w:type="dxa"/>
+            <w:tcW w:w="4970" w:type="dxa"/>
             <w:shd w:val="clear" w:color="auto" w:fill="F2F2F2"/>
             <w:tcMar>
               <w:top w:w="50" w:type="dxa"/>
@@ -8717,7 +8797,7 @@
         </w:trPr>
         <w:tc>
           <w:tcPr>
-            <w:tcW w:w="4761" w:type="dxa"/>
+            <w:tcW w:w="4770" w:type="dxa"/>
             <w:tcMar>
               <w:top w:w="50" w:type="dxa"/>
               <w:left w:w="90" w:type="dxa"/>
@@ -8740,7 +8820,7 @@
         </w:tc>
         <w:tc>
           <w:tcPr>
-            <w:tcW w:w="4979" w:type="dxa"/>
+            <w:tcW w:w="4970" w:type="dxa"/>
             <w:tcMar>
               <w:top w:w="50" w:type="dxa"/>
               <w:left w:w="90" w:type="dxa"/>
@@ -8774,7 +8854,7 @@
         </w:trPr>
         <w:tc>
           <w:tcPr>
-            <w:tcW w:w="4761" w:type="dxa"/>
+            <w:tcW w:w="4770" w:type="dxa"/>
             <w:shd w:val="clear" w:color="auto" w:fill="F2F2F2"/>
             <w:tcMar>
               <w:top w:w="50" w:type="dxa"/>
@@ -8798,7 +8878,7 @@
         </w:tc>
         <w:tc>
           <w:tcPr>
-            <w:tcW w:w="4979" w:type="dxa"/>
+            <w:tcW w:w="4970" w:type="dxa"/>
             <w:shd w:val="clear" w:color="auto" w:fill="F2F2F2"/>
             <w:tcMar>
               <w:top w:w="50" w:type="dxa"/>
@@ -8833,7 +8913,7 @@
         </w:trPr>
         <w:tc>
           <w:tcPr>
-            <w:tcW w:w="4761" w:type="dxa"/>
+            <w:tcW w:w="4770" w:type="dxa"/>
             <w:tcMar>
               <w:top w:w="50" w:type="dxa"/>
               <w:left w:w="90" w:type="dxa"/>
@@ -8856,7 +8936,7 @@
         </w:tc>
         <w:tc>
           <w:tcPr>
-            <w:tcW w:w="4979" w:type="dxa"/>
+            <w:tcW w:w="4970" w:type="dxa"/>
             <w:tcMar>
               <w:top w:w="50" w:type="dxa"/>
               <w:left w:w="90" w:type="dxa"/>
@@ -8890,7 +8970,7 @@
         </w:trPr>
         <w:tc>
           <w:tcPr>
-            <w:tcW w:w="4761" w:type="dxa"/>
+            <w:tcW w:w="4770" w:type="dxa"/>
             <w:shd w:val="clear" w:color="auto" w:fill="F2F2F2"/>
             <w:tcMar>
               <w:top w:w="50" w:type="dxa"/>
@@ -8914,7 +8994,7 @@
         </w:tc>
         <w:tc>
           <w:tcPr>
-            <w:tcW w:w="4979" w:type="dxa"/>
+            <w:tcW w:w="4970" w:type="dxa"/>
             <w:shd w:val="clear" w:color="auto" w:fill="F2F2F2"/>
             <w:tcMar>
               <w:top w:w="50" w:type="dxa"/>
@@ -8949,7 +9029,7 @@
         </w:trPr>
         <w:tc>
           <w:tcPr>
-            <w:tcW w:w="4761" w:type="dxa"/>
+            <w:tcW w:w="4770" w:type="dxa"/>
             <w:tcMar>
               <w:top w:w="50" w:type="dxa"/>
               <w:left w:w="90" w:type="dxa"/>
@@ -8972,7 +9052,7 @@
         </w:tc>
         <w:tc>
           <w:tcPr>
-            <w:tcW w:w="4979" w:type="dxa"/>
+            <w:tcW w:w="4970" w:type="dxa"/>
             <w:tcMar>
               <w:top w:w="50" w:type="dxa"/>
               <w:left w:w="90" w:type="dxa"/>
@@ -9006,7 +9086,7 @@
         </w:trPr>
         <w:tc>
           <w:tcPr>
-            <w:tcW w:w="4761" w:type="dxa"/>
+            <w:tcW w:w="4770" w:type="dxa"/>
             <w:shd w:val="clear" w:color="auto" w:fill="F2F2F2"/>
             <w:tcMar>
               <w:top w:w="50" w:type="dxa"/>
@@ -9030,7 +9110,7 @@
         </w:tc>
         <w:tc>
           <w:tcPr>
-            <w:tcW w:w="4979" w:type="dxa"/>
+            <w:tcW w:w="4970" w:type="dxa"/>
             <w:shd w:val="clear" w:color="auto" w:fill="F2F2F2"/>
             <w:tcMar>
               <w:top w:w="50" w:type="dxa"/>
@@ -9079,47 +9159,47 @@
         </w:trPr>
         <w:tc>
           <w:tcPr>
-            <w:tcW w:w="4761" w:type="dxa"/>
-            <w:tcMar>
-              <w:top w:w="50" w:type="dxa"/>
-              <w:left w:w="90" w:type="dxa"/>
-              <w:bottom w:w="50" w:type="dxa"/>
-              <w:right w:w="90" w:type="dxa"/>
-            </w:tcMar>
-          </w:tcPr>
-          <w:p>
-            <w:pPr>
-              <w:spacing w:after="0" w:line="250" w:lineRule="auto"/>
-              <w:jc w:val="left"/>
-            </w:pPr>
-            <w:r>
-              <w:rPr>
-                <w:sz w:val="19"/>
-              </w:rPr>
-              <w:t>El lote ya está vencido. No se puede recibir.</w:t>
-            </w:r>
-          </w:p>
-        </w:tc>
-        <w:tc>
-          <w:tcPr>
-            <w:tcW w:w="4979" w:type="dxa"/>
-            <w:tcMar>
-              <w:top w:w="50" w:type="dxa"/>
-              <w:left w:w="90" w:type="dxa"/>
-              <w:bottom w:w="50" w:type="dxa"/>
-              <w:right w:w="90" w:type="dxa"/>
-            </w:tcMar>
-          </w:tcPr>
-          <w:p>
-            <w:pPr>
-              <w:spacing w:after="0" w:line="250" w:lineRule="auto"/>
-              <w:jc w:val="left"/>
-            </w:pPr>
-            <w:r>
-              <w:rPr>
-                <w:sz w:val="19"/>
-              </w:rPr>
-              <w:t>No ingrese ese lote; coordine la devolución con el proveedor.</w:t>
+            <w:tcW w:w="4770" w:type="dxa"/>
+            <w:tcMar>
+              <w:top w:w="50" w:type="dxa"/>
+              <w:left w:w="90" w:type="dxa"/>
+              <w:bottom w:w="50" w:type="dxa"/>
+              <w:right w:w="90" w:type="dxa"/>
+            </w:tcMar>
+          </w:tcPr>
+          <w:p>
+            <w:pPr>
+              <w:spacing w:after="0" w:line="250" w:lineRule="auto"/>
+              <w:jc w:val="left"/>
+            </w:pPr>
+            <w:r>
+              <w:rPr>
+                <w:sz w:val="19"/>
+              </w:rPr>
+              <w:t>El personal puede aplicar como máximo 10 % de descuento manual. …</w:t>
+            </w:r>
+          </w:p>
+        </w:tc>
+        <w:tc>
+          <w:tcPr>
+            <w:tcW w:w="4970" w:type="dxa"/>
+            <w:tcMar>
+              <w:top w:w="50" w:type="dxa"/>
+              <w:left w:w="90" w:type="dxa"/>
+              <w:bottom w:w="50" w:type="dxa"/>
+              <w:right w:w="90" w:type="dxa"/>
+            </w:tcMar>
+          </w:tcPr>
+          <w:p>
+            <w:pPr>
+              <w:spacing w:after="0" w:line="250" w:lineRule="auto"/>
+              <w:jc w:val="left"/>
+            </w:pPr>
+            <w:r>
+              <w:rPr>
+                <w:sz w:val="19"/>
+              </w:rPr>
+              <w:t>Lo ve el personal. Si corresponde un descuento mayor, cobre usted la venta desde su sesión.</w:t>
             </w:r>
           </w:p>
         </w:tc>
@@ -9136,7 +9216,7 @@
         </w:trPr>
         <w:tc>
           <w:tcPr>
-            <w:tcW w:w="4761" w:type="dxa"/>
+            <w:tcW w:w="4770" w:type="dxa"/>
             <w:shd w:val="clear" w:color="auto" w:fill="F2F2F2"/>
             <w:tcMar>
               <w:top w:w="50" w:type="dxa"/>
@@ -9154,13 +9234,14 @@
               <w:rPr>
                 <w:sz w:val="19"/>
               </w:rPr>
-              <w:t>Seleccione una o más mermas pendientes.</w:t>
-            </w:r>
-          </w:p>
-        </w:tc>
-        <w:tc>
-          <w:tcPr>
-            <w:tcW w:w="4979" w:type="dxa"/>
+              <w:lastRenderedPageBreak/>
+              <w:t>El lote ya está vencido. No se puede recibir.</w:t>
+            </w:r>
+          </w:p>
+        </w:tc>
+        <w:tc>
+          <w:tcPr>
+            <w:tcW w:w="4970" w:type="dxa"/>
             <w:shd w:val="clear" w:color="auto" w:fill="F2F2F2"/>
             <w:tcMar>
               <w:top w:w="50" w:type="dxa"/>
@@ -9178,7 +9259,7 @@
               <w:rPr>
                 <w:sz w:val="19"/>
               </w:rPr>
-              <w:t>Marque filas en estado Pendiente antes de aprobar o rechazar.</w:t>
+              <w:t>No ingrese ese lote; coordine la devolución con el proveedor.</w:t>
             </w:r>
           </w:p>
         </w:tc>
@@ -9195,48 +9276,47 @@
         </w:trPr>
         <w:tc>
           <w:tcPr>
-            <w:tcW w:w="4761" w:type="dxa"/>
-            <w:tcMar>
-              <w:top w:w="50" w:type="dxa"/>
-              <w:left w:w="90" w:type="dxa"/>
-              <w:bottom w:w="50" w:type="dxa"/>
-              <w:right w:w="90" w:type="dxa"/>
-            </w:tcMar>
-          </w:tcPr>
-          <w:p>
-            <w:pPr>
-              <w:spacing w:after="0" w:line="250" w:lineRule="auto"/>
-              <w:jc w:val="left"/>
-            </w:pPr>
-            <w:r>
-              <w:rPr>
-                <w:sz w:val="19"/>
-              </w:rPr>
-              <w:lastRenderedPageBreak/>
-              <w:t>No hay productos por reponer en la selección (o ya están en pedido).</w:t>
-            </w:r>
-          </w:p>
-        </w:tc>
-        <w:tc>
-          <w:tcPr>
-            <w:tcW w:w="4979" w:type="dxa"/>
-            <w:tcMar>
-              <w:top w:w="50" w:type="dxa"/>
-              <w:left w:w="90" w:type="dxa"/>
-              <w:bottom w:w="50" w:type="dxa"/>
-              <w:right w:w="90" w:type="dxa"/>
-            </w:tcMar>
-          </w:tcPr>
-          <w:p>
-            <w:pPr>
-              <w:spacing w:after="0" w:line="250" w:lineRule="auto"/>
-              <w:jc w:val="left"/>
-            </w:pPr>
-            <w:r>
-              <w:rPr>
-                <w:sz w:val="19"/>
-              </w:rPr>
-              <w:t>Esos productos ya tienen una orden pendiente o aprobada.</w:t>
+            <w:tcW w:w="4770" w:type="dxa"/>
+            <w:tcMar>
+              <w:top w:w="50" w:type="dxa"/>
+              <w:left w:w="90" w:type="dxa"/>
+              <w:bottom w:w="50" w:type="dxa"/>
+              <w:right w:w="90" w:type="dxa"/>
+            </w:tcMar>
+          </w:tcPr>
+          <w:p>
+            <w:pPr>
+              <w:spacing w:after="0" w:line="250" w:lineRule="auto"/>
+              <w:jc w:val="left"/>
+            </w:pPr>
+            <w:r>
+              <w:rPr>
+                <w:sz w:val="19"/>
+              </w:rPr>
+              <w:t>Seleccione una o más mermas pendientes.</w:t>
+            </w:r>
+          </w:p>
+        </w:tc>
+        <w:tc>
+          <w:tcPr>
+            <w:tcW w:w="4970" w:type="dxa"/>
+            <w:tcMar>
+              <w:top w:w="50" w:type="dxa"/>
+              <w:left w:w="90" w:type="dxa"/>
+              <w:bottom w:w="50" w:type="dxa"/>
+              <w:right w:w="90" w:type="dxa"/>
+            </w:tcMar>
+          </w:tcPr>
+          <w:p>
+            <w:pPr>
+              <w:spacing w:after="0" w:line="250" w:lineRule="auto"/>
+              <w:jc w:val="left"/>
+            </w:pPr>
+            <w:r>
+              <w:rPr>
+                <w:sz w:val="19"/>
+              </w:rPr>
+              <w:t>Marque filas en estado Pendiente antes de aprobar o rechazar.</w:t>
             </w:r>
           </w:p>
         </w:tc>
@@ -9253,7 +9333,7 @@
         </w:trPr>
         <w:tc>
           <w:tcPr>
-            <w:tcW w:w="4761" w:type="dxa"/>
+            <w:tcW w:w="4770" w:type="dxa"/>
             <w:shd w:val="clear" w:color="auto" w:fill="F2F2F2"/>
             <w:tcMar>
               <w:top w:w="50" w:type="dxa"/>
@@ -9271,13 +9351,13 @@
               <w:rPr>
                 <w:sz w:val="19"/>
               </w:rPr>
-              <w:t>La clave secreta no es válida: la de prueba empieza con sk_test_.</w:t>
-            </w:r>
-          </w:p>
-        </w:tc>
-        <w:tc>
-          <w:tcPr>
-            <w:tcW w:w="4979" w:type="dxa"/>
+              <w:t>No hay productos por reponer en la selección (o ya están en pedido).</w:t>
+            </w:r>
+          </w:p>
+        </w:tc>
+        <w:tc>
+          <w:tcPr>
+            <w:tcW w:w="4970" w:type="dxa"/>
             <w:shd w:val="clear" w:color="auto" w:fill="F2F2F2"/>
             <w:tcMar>
               <w:top w:w="50" w:type="dxa"/>
@@ -9295,7 +9375,7 @@
               <w:rPr>
                 <w:sz w:val="19"/>
               </w:rPr>
-              <w:t>Escriba la clave que entregó el proveedor de la pasarela.</w:t>
+              <w:t>Esos productos ya tienen una orden pendiente o aprobada.</w:t>
             </w:r>
           </w:p>
         </w:tc>
@@ -9312,7 +9392,65 @@
         </w:trPr>
         <w:tc>
           <w:tcPr>
-            <w:tcW w:w="4761" w:type="dxa"/>
+            <w:tcW w:w="4770" w:type="dxa"/>
+            <w:tcMar>
+              <w:top w:w="50" w:type="dxa"/>
+              <w:left w:w="90" w:type="dxa"/>
+              <w:bottom w:w="50" w:type="dxa"/>
+              <w:right w:w="90" w:type="dxa"/>
+            </w:tcMar>
+          </w:tcPr>
+          <w:p>
+            <w:pPr>
+              <w:spacing w:after="0" w:line="250" w:lineRule="auto"/>
+              <w:jc w:val="left"/>
+            </w:pPr>
+            <w:r>
+              <w:rPr>
+                <w:sz w:val="19"/>
+              </w:rPr>
+              <w:t>La clave secreta no es válida: la de prueba empieza con sk_test_.</w:t>
+            </w:r>
+          </w:p>
+        </w:tc>
+        <w:tc>
+          <w:tcPr>
+            <w:tcW w:w="4970" w:type="dxa"/>
+            <w:tcMar>
+              <w:top w:w="50" w:type="dxa"/>
+              <w:left w:w="90" w:type="dxa"/>
+              <w:bottom w:w="50" w:type="dxa"/>
+              <w:right w:w="90" w:type="dxa"/>
+            </w:tcMar>
+          </w:tcPr>
+          <w:p>
+            <w:pPr>
+              <w:spacing w:after="0" w:line="250" w:lineRule="auto"/>
+              <w:jc w:val="left"/>
+            </w:pPr>
+            <w:r>
+              <w:rPr>
+                <w:sz w:val="19"/>
+              </w:rPr>
+              <w:t>Escriba la clave que entregó el proveedor de la pasarela.</w:t>
+            </w:r>
+          </w:p>
+        </w:tc>
+      </w:tr>
+      <w:tr>
+        <w:tblPrEx>
+          <w:tblCellMar>
+            <w:top w:w="0" w:type="dxa"/>
+            <w:bottom w:w="0" w:type="dxa"/>
+          </w:tblCellMar>
+        </w:tblPrEx>
+        <w:trPr>
+          <w:cantSplit/>
+        </w:trPr>
+        <w:tc>
+          <w:tcPr>
+            <w:tcW w:w="4770" w:type="dxa"/>
+            <w:shd w:val="clear" w:color="auto" w:fill="F2F2F2"/>
             <w:tcMar>
               <w:top w:w="50" w:type="dxa"/>
               <w:left w:w="90" w:type="dxa"/>
@@ -9335,7 +9473,8 @@
         </w:tc>
         <w:tc>
           <w:tcPr>
-            <w:tcW w:w="4979" w:type="dxa"/>
+            <w:tcW w:w="4970" w:type="dxa"/>
+            <w:shd w:val="clear" w:color="auto" w:fill="F2F2F2"/>
             <w:tcMar>
               <w:top w:w="50" w:type="dxa"/>
               <w:left w:w="90" w:type="dxa"/>
@@ -9367,7 +9506,7 @@
       <w:pPr>
         <w:pStyle w:val="Ttulo1"/>
       </w:pPr>
-      <w:bookmarkStart w:id="23" w:name="_Toc243317976"/>
+      <w:bookmarkStart w:id="23" w:name="_Toc243319492"/>
       <w:r>
         <w:t>7. Preguntas frecuentes</w:t>
       </w:r>
@@ -9583,7 +9722,7 @@
       <w:pPr>
         <w:pStyle w:val="Ttulo1"/>
       </w:pPr>
-      <w:bookmarkStart w:id="24" w:name="_Toc243317977"/>
+      <w:bookmarkStart w:id="24" w:name="_Toc243319493"/>
       <w:r>
         <w:t>Lista de capturas pendientes</w:t>
       </w:r>
@@ -9623,10 +9762,10 @@
         <w:tblLook w:val="0420" w:firstRow="1" w:lastRow="0" w:firstColumn="0" w:lastColumn="0" w:noHBand="0" w:noVBand="1"/>
       </w:tblPr>
       <w:tblGrid>
-        <w:gridCol w:w="820"/>
-        <w:gridCol w:w="1784"/>
-        <w:gridCol w:w="4267"/>
-        <w:gridCol w:w="2869"/>
+        <w:gridCol w:w="814"/>
+        <w:gridCol w:w="1798"/>
+        <w:gridCol w:w="4280"/>
+        <w:gridCol w:w="2848"/>
       </w:tblGrid>
       <w:tr>
         <w:tblPrEx>
@@ -9641,7 +9780,7 @@
         </w:trPr>
         <w:tc>
           <w:tcPr>
-            <w:tcW w:w="820" w:type="dxa"/>
+            <w:tcW w:w="814" w:type="dxa"/>
             <w:shd w:val="clear" w:color="auto" w:fill="1F3864"/>
             <w:tcMar>
               <w:top w:w="50" w:type="dxa"/>
@@ -9667,7 +9806,7 @@
         </w:tc>
         <w:tc>
           <w:tcPr>
-            <w:tcW w:w="1784" w:type="dxa"/>
+            <w:tcW w:w="1798" w:type="dxa"/>
             <w:shd w:val="clear" w:color="auto" w:fill="1F3864"/>
             <w:tcMar>
               <w:top w:w="50" w:type="dxa"/>
@@ -9693,7 +9832,7 @@
         </w:tc>
         <w:tc>
           <w:tcPr>
-            <w:tcW w:w="4267" w:type="dxa"/>
+            <w:tcW w:w="4280" w:type="dxa"/>
             <w:shd w:val="clear" w:color="auto" w:fill="1F3864"/>
             <w:tcMar>
               <w:top w:w="50" w:type="dxa"/>
@@ -9719,7 +9858,7 @@
         </w:tc>
         <w:tc>
           <w:tcPr>
-            <w:tcW w:w="2869" w:type="dxa"/>
+            <w:tcW w:w="2848" w:type="dxa"/>
             <w:shd w:val="clear" w:color="auto" w:fill="1F3864"/>
             <w:tcMar>
               <w:top w:w="50" w:type="dxa"/>
@@ -9756,7 +9895,7 @@
         </w:trPr>
         <w:tc>
           <w:tcPr>
-            <w:tcW w:w="820" w:type="dxa"/>
+            <w:tcW w:w="814" w:type="dxa"/>
             <w:tcMar>
               <w:top w:w="50" w:type="dxa"/>
               <w:left w:w="90" w:type="dxa"/>
@@ -9779,7 +9918,7 @@
         </w:tc>
         <w:tc>
           <w:tcPr>
-            <w:tcW w:w="1784" w:type="dxa"/>
+            <w:tcW w:w="1798" w:type="dxa"/>
             <w:tcMar>
               <w:top w:w="50" w:type="dxa"/>
               <w:left w:w="90" w:type="dxa"/>
@@ -9802,7 +9941,7 @@
         </w:tc>
         <w:tc>
           <w:tcPr>
-            <w:tcW w:w="4267" w:type="dxa"/>
+            <w:tcW w:w="4280" w:type="dxa"/>
             <w:tcMar>
               <w:top w:w="50" w:type="dxa"/>
               <w:left w:w="90" w:type="dxa"/>
@@ -9825,7 +9964,7 @@
         </w:tc>
         <w:tc>
           <w:tcPr>
-            <w:tcW w:w="2869" w:type="dxa"/>
+            <w:tcW w:w="2848" w:type="dxa"/>
             <w:tcMar>
               <w:top w:w="50" w:type="dxa"/>
               <w:left w:w="90" w:type="dxa"/>
@@ -9859,7 +9998,7 @@
         </w:trPr>
         <w:tc>
           <w:tcPr>
-            <w:tcW w:w="820" w:type="dxa"/>
+            <w:tcW w:w="814" w:type="dxa"/>
             <w:shd w:val="clear" w:color="auto" w:fill="F2F2F2"/>
             <w:tcMar>
               <w:top w:w="50" w:type="dxa"/>
@@ -9883,7 +10022,7 @@
         </w:tc>
         <w:tc>
           <w:tcPr>
-            <w:tcW w:w="1784" w:type="dxa"/>
+            <w:tcW w:w="1798" w:type="dxa"/>
             <w:shd w:val="clear" w:color="auto" w:fill="F2F2F2"/>
             <w:tcMar>
               <w:top w:w="50" w:type="dxa"/>
@@ -9907,7 +10046,7 @@
         </w:tc>
         <w:tc>
           <w:tcPr>
-            <w:tcW w:w="4267" w:type="dxa"/>
+            <w:tcW w:w="4280" w:type="dxa"/>
             <w:shd w:val="clear" w:color="auto" w:fill="F2F2F2"/>
             <w:tcMar>
               <w:top w:w="50" w:type="dxa"/>
@@ -9931,7 +10070,7 @@
         </w:tc>
         <w:tc>
           <w:tcPr>
-            <w:tcW w:w="2869" w:type="dxa"/>
+            <w:tcW w:w="2848" w:type="dxa"/>
             <w:shd w:val="clear" w:color="auto" w:fill="F2F2F2"/>
             <w:tcMar>
               <w:top w:w="50" w:type="dxa"/>
@@ -9966,7 +10105,7 @@
         </w:trPr>
         <w:tc>
           <w:tcPr>
-            <w:tcW w:w="820" w:type="dxa"/>
+            <w:tcW w:w="814" w:type="dxa"/>
             <w:tcMar>
               <w:top w:w="50" w:type="dxa"/>
               <w:left w:w="90" w:type="dxa"/>
@@ -9989,7 +10128,7 @@
         </w:tc>
         <w:tc>
           <w:tcPr>
-            <w:tcW w:w="1784" w:type="dxa"/>
+            <w:tcW w:w="1798" w:type="dxa"/>
             <w:tcMar>
               <w:top w:w="50" w:type="dxa"/>
               <w:left w:w="90" w:type="dxa"/>
@@ -10012,7 +10151,7 @@
         </w:tc>
         <w:tc>
           <w:tcPr>
-            <w:tcW w:w="4267" w:type="dxa"/>
+            <w:tcW w:w="4280" w:type="dxa"/>
             <w:tcMar>
               <w:top w:w="50" w:type="dxa"/>
               <w:left w:w="90" w:type="dxa"/>
@@ -10035,7 +10174,7 @@
         </w:tc>
         <w:tc>
           <w:tcPr>
-            <w:tcW w:w="2869" w:type="dxa"/>
+            <w:tcW w:w="2848" w:type="dxa"/>
             <w:tcMar>
               <w:top w:w="50" w:type="dxa"/>
               <w:left w:w="90" w:type="dxa"/>
@@ -10069,7 +10208,7 @@
         </w:trPr>
         <w:tc>
           <w:tcPr>
-            <w:tcW w:w="820" w:type="dxa"/>
+            <w:tcW w:w="814" w:type="dxa"/>
             <w:shd w:val="clear" w:color="auto" w:fill="F2F2F2"/>
             <w:tcMar>
               <w:top w:w="50" w:type="dxa"/>
@@ -10093,7 +10232,7 @@
         </w:tc>
         <w:tc>
           <w:tcPr>
-            <w:tcW w:w="1784" w:type="dxa"/>
+            <w:tcW w:w="1798" w:type="dxa"/>
             <w:shd w:val="clear" w:color="auto" w:fill="F2F2F2"/>
             <w:tcMar>
               <w:top w:w="50" w:type="dxa"/>
@@ -10117,7 +10256,7 @@
         </w:tc>
         <w:tc>
           <w:tcPr>
-            <w:tcW w:w="4267" w:type="dxa"/>
+            <w:tcW w:w="4280" w:type="dxa"/>
             <w:shd w:val="clear" w:color="auto" w:fill="F2F2F2"/>
             <w:tcMar>
               <w:top w:w="50" w:type="dxa"/>
@@ -10141,7 +10280,7 @@
         </w:tc>
         <w:tc>
           <w:tcPr>
-            <w:tcW w:w="2869" w:type="dxa"/>
+            <w:tcW w:w="2848" w:type="dxa"/>
             <w:shd w:val="clear" w:color="auto" w:fill="F2F2F2"/>
             <w:tcMar>
               <w:top w:w="50" w:type="dxa"/>
@@ -10176,7 +10315,7 @@
         </w:trPr>
         <w:tc>
           <w:tcPr>
-            <w:tcW w:w="820" w:type="dxa"/>
+            <w:tcW w:w="814" w:type="dxa"/>
             <w:tcMar>
               <w:top w:w="50" w:type="dxa"/>
               <w:left w:w="90" w:type="dxa"/>
@@ -10199,7 +10338,7 @@
         </w:tc>
         <w:tc>
           <w:tcPr>
-            <w:tcW w:w="1784" w:type="dxa"/>
+            <w:tcW w:w="1798" w:type="dxa"/>
             <w:tcMar>
               <w:top w:w="50" w:type="dxa"/>
               <w:left w:w="90" w:type="dxa"/>
@@ -10222,7 +10361,7 @@
         </w:tc>
         <w:tc>
           <w:tcPr>
-            <w:tcW w:w="4267" w:type="dxa"/>
+            <w:tcW w:w="4280" w:type="dxa"/>
             <w:tcMar>
               <w:top w:w="50" w:type="dxa"/>
               <w:left w:w="90" w:type="dxa"/>
@@ -10245,7 +10384,7 @@
         </w:tc>
         <w:tc>
           <w:tcPr>
-            <w:tcW w:w="2869" w:type="dxa"/>
+            <w:tcW w:w="2848" w:type="dxa"/>
             <w:tcMar>
               <w:top w:w="50" w:type="dxa"/>
               <w:left w:w="90" w:type="dxa"/>
@@ -10279,7 +10418,7 @@
         </w:trPr>
         <w:tc>
           <w:tcPr>
-            <w:tcW w:w="820" w:type="dxa"/>
+            <w:tcW w:w="814" w:type="dxa"/>
             <w:shd w:val="clear" w:color="auto" w:fill="F2F2F2"/>
             <w:tcMar>
               <w:top w:w="50" w:type="dxa"/>
@@ -10303,7 +10442,7 @@
         </w:tc>
         <w:tc>
           <w:tcPr>
-            <w:tcW w:w="1784" w:type="dxa"/>
+            <w:tcW w:w="1798" w:type="dxa"/>
             <w:shd w:val="clear" w:color="auto" w:fill="F2F2F2"/>
             <w:tcMar>
               <w:top w:w="50" w:type="dxa"/>
@@ -10327,7 +10466,7 @@
         </w:tc>
         <w:tc>
           <w:tcPr>
-            <w:tcW w:w="4267" w:type="dxa"/>
+            <w:tcW w:w="4280" w:type="dxa"/>
             <w:shd w:val="clear" w:color="auto" w:fill="F2F2F2"/>
             <w:tcMar>
               <w:top w:w="50" w:type="dxa"/>
@@ -10351,7 +10490,7 @@
         </w:tc>
         <w:tc>
           <w:tcPr>
-            <w:tcW w:w="2869" w:type="dxa"/>
+            <w:tcW w:w="2848" w:type="dxa"/>
             <w:shd w:val="clear" w:color="auto" w:fill="F2F2F2"/>
             <w:tcMar>
               <w:top w:w="50" w:type="dxa"/>
@@ -10386,30 +10525,31 @@
         </w:trPr>
         <w:tc>
           <w:tcPr>
-            <w:tcW w:w="820" w:type="dxa"/>
-            <w:tcMar>
-              <w:top w:w="50" w:type="dxa"/>
-              <w:left w:w="90" w:type="dxa"/>
-              <w:bottom w:w="50" w:type="dxa"/>
-              <w:right w:w="90" w:type="dxa"/>
-            </w:tcMar>
-          </w:tcPr>
-          <w:p>
-            <w:pPr>
-              <w:spacing w:after="0" w:line="250" w:lineRule="auto"/>
-              <w:jc w:val="left"/>
-            </w:pPr>
-            <w:r>
-              <w:rPr>
-                <w:sz w:val="19"/>
-              </w:rPr>
+            <w:tcW w:w="814" w:type="dxa"/>
+            <w:tcMar>
+              <w:top w:w="50" w:type="dxa"/>
+              <w:left w:w="90" w:type="dxa"/>
+              <w:bottom w:w="50" w:type="dxa"/>
+              <w:right w:w="90" w:type="dxa"/>
+            </w:tcMar>
+          </w:tcPr>
+          <w:p>
+            <w:pPr>
+              <w:spacing w:after="0" w:line="250" w:lineRule="auto"/>
+              <w:jc w:val="left"/>
+            </w:pPr>
+            <w:r>
+              <w:rPr>
+                <w:sz w:val="19"/>
+              </w:rPr>
+              <w:lastRenderedPageBreak/>
               <w:t>4.6.1</w:t>
             </w:r>
           </w:p>
         </w:tc>
         <w:tc>
           <w:tcPr>
-            <w:tcW w:w="1784" w:type="dxa"/>
+            <w:tcW w:w="1798" w:type="dxa"/>
             <w:tcMar>
               <w:top w:w="50" w:type="dxa"/>
               <w:left w:w="90" w:type="dxa"/>
@@ -10432,7 +10572,7 @@
         </w:tc>
         <w:tc>
           <w:tcPr>
-            <w:tcW w:w="4267" w:type="dxa"/>
+            <w:tcW w:w="4280" w:type="dxa"/>
             <w:tcMar>
               <w:top w:w="50" w:type="dxa"/>
               <w:left w:w="90" w:type="dxa"/>
@@ -10455,7 +10595,7 @@
         </w:tc>
         <w:tc>
           <w:tcPr>
-            <w:tcW w:w="2869" w:type="dxa"/>
+            <w:tcW w:w="2848" w:type="dxa"/>
             <w:tcMar>
               <w:top w:w="50" w:type="dxa"/>
               <w:left w:w="90" w:type="dxa"/>
@@ -10489,7 +10629,7 @@
         </w:trPr>
         <w:tc>
           <w:tcPr>
-            <w:tcW w:w="820" w:type="dxa"/>
+            <w:tcW w:w="814" w:type="dxa"/>
             <w:shd w:val="clear" w:color="auto" w:fill="F2F2F2"/>
             <w:tcMar>
               <w:top w:w="50" w:type="dxa"/>
@@ -10513,7 +10653,7 @@
         </w:tc>
         <w:tc>
           <w:tcPr>
-            <w:tcW w:w="1784" w:type="dxa"/>
+            <w:tcW w:w="1798" w:type="dxa"/>
             <w:shd w:val="clear" w:color="auto" w:fill="F2F2F2"/>
             <w:tcMar>
               <w:top w:w="50" w:type="dxa"/>
@@ -10537,7 +10677,7 @@
         </w:tc>
         <w:tc>
           <w:tcPr>
-            <w:tcW w:w="4267" w:type="dxa"/>
+            <w:tcW w:w="4280" w:type="dxa"/>
             <w:shd w:val="clear" w:color="auto" w:fill="F2F2F2"/>
             <w:tcMar>
               <w:top w:w="50" w:type="dxa"/>
@@ -10561,7 +10701,7 @@
         </w:tc>
         <w:tc>
           <w:tcPr>
-            <w:tcW w:w="2869" w:type="dxa"/>
+            <w:tcW w:w="2848" w:type="dxa"/>
             <w:shd w:val="clear" w:color="auto" w:fill="F2F2F2"/>
             <w:tcMar>
               <w:top w:w="50" w:type="dxa"/>
@@ -10596,31 +10736,30 @@
         </w:trPr>
         <w:tc>
           <w:tcPr>
-            <w:tcW w:w="820" w:type="dxa"/>
-            <w:tcMar>
-              <w:top w:w="50" w:type="dxa"/>
-              <w:left w:w="90" w:type="dxa"/>
-              <w:bottom w:w="50" w:type="dxa"/>
-              <w:right w:w="90" w:type="dxa"/>
-            </w:tcMar>
-          </w:tcPr>
-          <w:p>
-            <w:pPr>
-              <w:spacing w:after="0" w:line="250" w:lineRule="auto"/>
-              <w:jc w:val="left"/>
-            </w:pPr>
-            <w:r>
-              <w:rPr>
-                <w:sz w:val="19"/>
-              </w:rPr>
-              <w:lastRenderedPageBreak/>
+            <w:tcW w:w="814" w:type="dxa"/>
+            <w:tcMar>
+              <w:top w:w="50" w:type="dxa"/>
+              <w:left w:w="90" w:type="dxa"/>
+              <w:bottom w:w="50" w:type="dxa"/>
+              <w:right w:w="90" w:type="dxa"/>
+            </w:tcMar>
+          </w:tcPr>
+          <w:p>
+            <w:pPr>
+              <w:spacing w:after="0" w:line="250" w:lineRule="auto"/>
+              <w:jc w:val="left"/>
+            </w:pPr>
+            <w:r>
+              <w:rPr>
+                <w:sz w:val="19"/>
+              </w:rPr>
               <w:t>4.8.1</w:t>
             </w:r>
           </w:p>
         </w:tc>
         <w:tc>
           <w:tcPr>
-            <w:tcW w:w="1784" w:type="dxa"/>
+            <w:tcW w:w="1798" w:type="dxa"/>
             <w:tcMar>
               <w:top w:w="50" w:type="dxa"/>
               <w:left w:w="90" w:type="dxa"/>
@@ -10643,7 +10782,7 @@
         </w:tc>
         <w:tc>
           <w:tcPr>
-            <w:tcW w:w="4267" w:type="dxa"/>
+            <w:tcW w:w="4280" w:type="dxa"/>
             <w:tcMar>
               <w:top w:w="50" w:type="dxa"/>
               <w:left w:w="90" w:type="dxa"/>
@@ -10666,7 +10805,7 @@
         </w:tc>
         <w:tc>
           <w:tcPr>
-            <w:tcW w:w="2869" w:type="dxa"/>
+            <w:tcW w:w="2848" w:type="dxa"/>
             <w:tcMar>
               <w:top w:w="50" w:type="dxa"/>
               <w:left w:w="90" w:type="dxa"/>
@@ -10700,7 +10839,7 @@
         </w:trPr>
         <w:tc>
           <w:tcPr>
-            <w:tcW w:w="820" w:type="dxa"/>
+            <w:tcW w:w="814" w:type="dxa"/>
             <w:shd w:val="clear" w:color="auto" w:fill="F2F2F2"/>
             <w:tcMar>
               <w:top w:w="50" w:type="dxa"/>
@@ -10724,7 +10863,7 @@
         </w:tc>
         <w:tc>
           <w:tcPr>
-            <w:tcW w:w="1784" w:type="dxa"/>
+            <w:tcW w:w="1798" w:type="dxa"/>
             <w:shd w:val="clear" w:color="auto" w:fill="F2F2F2"/>
             <w:tcMar>
               <w:top w:w="50" w:type="dxa"/>
@@ -10748,7 +10887,7 @@
         </w:tc>
         <w:tc>
           <w:tcPr>
-            <w:tcW w:w="4267" w:type="dxa"/>
+            <w:tcW w:w="4280" w:type="dxa"/>
             <w:shd w:val="clear" w:color="auto" w:fill="F2F2F2"/>
             <w:tcMar>
               <w:top w:w="50" w:type="dxa"/>
@@ -10772,7 +10911,7 @@
         </w:tc>
         <w:tc>
           <w:tcPr>
-            <w:tcW w:w="2869" w:type="dxa"/>
+            <w:tcW w:w="2848" w:type="dxa"/>
             <w:shd w:val="clear" w:color="auto" w:fill="F2F2F2"/>
             <w:tcMar>
               <w:top w:w="50" w:type="dxa"/>
@@ -10807,7 +10946,7 @@
         </w:trPr>
         <w:tc>
           <w:tcPr>
-            <w:tcW w:w="820" w:type="dxa"/>
+            <w:tcW w:w="814" w:type="dxa"/>
             <w:tcMar>
               <w:top w:w="50" w:type="dxa"/>
               <w:left w:w="90" w:type="dxa"/>
@@ -10830,7 +10969,7 @@
         </w:tc>
         <w:tc>
           <w:tcPr>
-            <w:tcW w:w="1784" w:type="dxa"/>
+            <w:tcW w:w="1798" w:type="dxa"/>
             <w:tcMar>
               <w:top w:w="50" w:type="dxa"/>
               <w:left w:w="90" w:type="dxa"/>
@@ -10853,7 +10992,7 @@
         </w:tc>
         <w:tc>
           <w:tcPr>
-            <w:tcW w:w="4267" w:type="dxa"/>
+            <w:tcW w:w="4280" w:type="dxa"/>
             <w:tcMar>
               <w:top w:w="50" w:type="dxa"/>
               <w:left w:w="90" w:type="dxa"/>
@@ -10876,7 +11015,7 @@
         </w:tc>
         <w:tc>
           <w:tcPr>
-            <w:tcW w:w="2869" w:type="dxa"/>
+            <w:tcW w:w="2848" w:type="dxa"/>
             <w:tcMar>
               <w:top w:w="50" w:type="dxa"/>
               <w:left w:w="90" w:type="dxa"/>
@@ -10910,7 +11049,7 @@
         </w:trPr>
         <w:tc>
           <w:tcPr>
-            <w:tcW w:w="820" w:type="dxa"/>
+            <w:tcW w:w="814" w:type="dxa"/>
             <w:shd w:val="clear" w:color="auto" w:fill="F2F2F2"/>
             <w:tcMar>
               <w:top w:w="50" w:type="dxa"/>
@@ -10934,7 +11073,7 @@
         </w:tc>
         <w:tc>
           <w:tcPr>
-            <w:tcW w:w="1784" w:type="dxa"/>
+            <w:tcW w:w="1798" w:type="dxa"/>
             <w:shd w:val="clear" w:color="auto" w:fill="F2F2F2"/>
             <w:tcMar>
               <w:top w:w="50" w:type="dxa"/>
@@ -10958,7 +11097,7 @@
         </w:tc>
         <w:tc>
           <w:tcPr>
-            <w:tcW w:w="4267" w:type="dxa"/>
+            <w:tcW w:w="4280" w:type="dxa"/>
             <w:shd w:val="clear" w:color="auto" w:fill="F2F2F2"/>
             <w:tcMar>
               <w:top w:w="50" w:type="dxa"/>
@@ -10982,7 +11121,7 @@
         </w:tc>
         <w:tc>
           <w:tcPr>
-            <w:tcW w:w="2869" w:type="dxa"/>
+            <w:tcW w:w="2848" w:type="dxa"/>
             <w:shd w:val="clear" w:color="auto" w:fill="F2F2F2"/>
             <w:tcMar>
               <w:top w:w="50" w:type="dxa"/>
@@ -11017,7 +11156,7 @@
         </w:trPr>
         <w:tc>
           <w:tcPr>
-            <w:tcW w:w="820" w:type="dxa"/>
+            <w:tcW w:w="814" w:type="dxa"/>
             <w:tcMar>
               <w:top w:w="50" w:type="dxa"/>
               <w:left w:w="90" w:type="dxa"/>
@@ -11040,7 +11179,7 @@
         </w:tc>
         <w:tc>
           <w:tcPr>
-            <w:tcW w:w="1784" w:type="dxa"/>
+            <w:tcW w:w="1798" w:type="dxa"/>
             <w:tcMar>
               <w:top w:w="50" w:type="dxa"/>
               <w:left w:w="90" w:type="dxa"/>
@@ -11063,7 +11202,7 @@
         </w:tc>
         <w:tc>
           <w:tcPr>
-            <w:tcW w:w="4267" w:type="dxa"/>
+            <w:tcW w:w="4280" w:type="dxa"/>
             <w:tcMar>
               <w:top w:w="50" w:type="dxa"/>
               <w:left w:w="90" w:type="dxa"/>
@@ -11086,7 +11225,7 @@
         </w:tc>
         <w:tc>
           <w:tcPr>
-            <w:tcW w:w="2869" w:type="dxa"/>
+            <w:tcW w:w="2848" w:type="dxa"/>
             <w:tcMar>
               <w:top w:w="50" w:type="dxa"/>
               <w:left w:w="90" w:type="dxa"/>
@@ -11120,7 +11259,7 @@
         </w:trPr>
         <w:tc>
           <w:tcPr>
-            <w:tcW w:w="820" w:type="dxa"/>
+            <w:tcW w:w="814" w:type="dxa"/>
             <w:shd w:val="clear" w:color="auto" w:fill="F2F2F2"/>
             <w:tcMar>
               <w:top w:w="50" w:type="dxa"/>
@@ -11144,7 +11283,7 @@
         </w:tc>
         <w:tc>
           <w:tcPr>
-            <w:tcW w:w="1784" w:type="dxa"/>
+            <w:tcW w:w="1798" w:type="dxa"/>
             <w:shd w:val="clear" w:color="auto" w:fill="F2F2F2"/>
             <w:tcMar>
               <w:top w:w="50" w:type="dxa"/>
@@ -11168,7 +11307,7 @@
         </w:tc>
         <w:tc>
           <w:tcPr>
-            <w:tcW w:w="4267" w:type="dxa"/>
+            <w:tcW w:w="4280" w:type="dxa"/>
             <w:shd w:val="clear" w:color="auto" w:fill="F2F2F2"/>
             <w:tcMar>
               <w:top w:w="50" w:type="dxa"/>
@@ -11192,7 +11331,7 @@
         </w:tc>
         <w:tc>
           <w:tcPr>
-            <w:tcW w:w="2869" w:type="dxa"/>
+            <w:tcW w:w="2848" w:type="dxa"/>
             <w:shd w:val="clear" w:color="auto" w:fill="F2F2F2"/>
             <w:tcMar>
               <w:top w:w="50" w:type="dxa"/>
@@ -11227,7 +11366,7 @@
         </w:trPr>
         <w:tc>
           <w:tcPr>
-            <w:tcW w:w="820" w:type="dxa"/>
+            <w:tcW w:w="814" w:type="dxa"/>
             <w:tcMar>
               <w:top w:w="50" w:type="dxa"/>
               <w:left w:w="90" w:type="dxa"/>
@@ -11250,7 +11389,7 @@
         </w:tc>
         <w:tc>
           <w:tcPr>
-            <w:tcW w:w="1784" w:type="dxa"/>
+            <w:tcW w:w="1798" w:type="dxa"/>
             <w:tcMar>
               <w:top w:w="50" w:type="dxa"/>
               <w:left w:w="90" w:type="dxa"/>
@@ -11273,7 +11412,7 @@
         </w:tc>
         <w:tc>
           <w:tcPr>
-            <w:tcW w:w="4267" w:type="dxa"/>
+            <w:tcW w:w="4280" w:type="dxa"/>
             <w:tcMar>
               <w:top w:w="50" w:type="dxa"/>
               <w:left w:w="90" w:type="dxa"/>
@@ -11296,7 +11435,7 @@
         </w:tc>
         <w:tc>
           <w:tcPr>
-            <w:tcW w:w="2869" w:type="dxa"/>
+            <w:tcW w:w="2848" w:type="dxa"/>
             <w:tcMar>
               <w:top w:w="50" w:type="dxa"/>
               <w:left w:w="90" w:type="dxa"/>
@@ -11330,7 +11469,7 @@
         </w:trPr>
         <w:tc>
           <w:tcPr>
-            <w:tcW w:w="820" w:type="dxa"/>
+            <w:tcW w:w="814" w:type="dxa"/>
             <w:shd w:val="clear" w:color="auto" w:fill="F2F2F2"/>
             <w:tcMar>
               <w:top w:w="50" w:type="dxa"/>
@@ -11354,7 +11493,7 @@
         </w:tc>
         <w:tc>
           <w:tcPr>
-            <w:tcW w:w="1784" w:type="dxa"/>
+            <w:tcW w:w="1798" w:type="dxa"/>
             <w:shd w:val="clear" w:color="auto" w:fill="F2F2F2"/>
             <w:tcMar>
               <w:top w:w="50" w:type="dxa"/>
@@ -11372,13 +11511,13 @@
               <w:rPr>
                 <w:sz w:val="19"/>
               </w:rPr>
-              <w:t>Carpeta respaldos</w:t>
-            </w:r>
-          </w:p>
-        </w:tc>
-        <w:tc>
-          <w:tcPr>
-            <w:tcW w:w="4267" w:type="dxa"/>
+              <w:t>Ventana de respaldo.bat</w:t>
+            </w:r>
+          </w:p>
+        </w:tc>
+        <w:tc>
+          <w:tcPr>
+            <w:tcW w:w="4280" w:type="dxa"/>
             <w:shd w:val="clear" w:color="auto" w:fill="F2F2F2"/>
             <w:tcMar>
               <w:top w:w="50" w:type="dxa"/>
@@ -11396,13 +11535,13 @@
               <w:rPr>
                 <w:sz w:val="19"/>
               </w:rPr>
-              <w:t>Archivo seipo_db_AAAA-MM-DD_HHMM.sql recién creado</w:t>
-            </w:r>
-          </w:p>
-        </w:tc>
-        <w:tc>
-          <w:tcPr>
-            <w:tcW w:w="2869" w:type="dxa"/>
+              <w:t>Mensaje "Respaldo guardado en" y "Presione una tecla para continuar"</w:t>
+            </w:r>
+          </w:p>
+        </w:tc>
+        <w:tc>
+          <w:tcPr>
+            <w:tcW w:w="2848" w:type="dxa"/>
             <w:shd w:val="clear" w:color="auto" w:fill="F2F2F2"/>
             <w:tcMar>
               <w:top w:w="50" w:type="dxa"/>
@@ -11477,7 +11616,7 @@
       </w:pBdr>
     </w:pPr>
     <w:r>
-      <w:t xml:space="preserve">SEIPO · Manual del Administrador · v1.0  ·  Página </w:t>
+      <w:t xml:space="preserve">SEIPO · Manual del Administrador · v1.1  ·  Página </w:t>
     </w:r>
     <w:r>
       <w:fldChar w:fldCharType="begin"/>
@@ -11526,10 +11665,10 @@
 <file path=word/numbering.xml><?xml version="1.0" encoding="utf-8"?>
 <w:numbering xmlns:wpc="http://schemas.microsoft.com/office/word/2010/wordprocessingCanvas" xmlns:cx="http://schemas.microsoft.com/office/drawing/2014/chartex" xmlns:cx1="http://schemas.microsoft.com/office/drawing/2015/9/8/chartex" xmlns:cx2="http://schemas.microsoft.com/office/drawing/2015/10/21/chartex" xmlns:cx3="http://schemas.microsoft.com/office/drawing/2016/5/9/chartex" xmlns:cx4="http://schemas.microsoft.com/office/drawing/2016/5/10/chartex" xmlns:cx5="http://schemas.microsoft.com/office/drawing/2016/5/11/chartex" xmlns:cx6="http://schemas.microsoft.com/office/drawing/2016/5/12/chartex" xmlns:cx7="http://schemas.microsoft.com/office/drawing/2016/5/13/chartex" xmlns:cx8="http://schemas.microsoft.com/office/drawing/2016/5/14/chartex" xmlns:mc="http://schemas.openxmlformats.org/markup-compatibility/2006" xmlns:aink="http://schemas.microsoft.com/office/drawing/2016/ink" xmlns:am3d="http://schemas.microsoft.com/office/drawing/2017/model3d" xmlns:o="urn:schemas-microsoft-com:office:office" xmlns:oel="http://schemas.microsoft.com/office/2019/extlst" xmlns:r="http://schemas.openxmlformats.org/officeDocument/2006/relationships" xmlns:m="http://schemas.openxmlformats.org/officeDocument/2006/math" xmlns:v="urn:schemas-microsoft-com:vml" xmlns:wp14="http://schemas.microsoft.com/office/word/2010/wordprocessingDrawing" xmlns:wp="http://schemas.openxmlformats.org/drawingml/2006/wordprocessingDrawing" xmlns:w10="urn:schemas-microsoft-com:office:word" xmlns:w="http://schemas.openxmlformats.org/wordprocessingml/2006/main" xmlns:w14="http://schemas.microsoft.com/office/word/2010/wordml" xmlns:w15="http://schemas.microsoft.com/office/word/2012/wordml" xmlns:w16cex="http://schemas.microsoft.com/office/word/2018/wordml/cex" xmlns:w16cid="http://schemas.microsoft.com/office/word/2016/wordml/cid" xmlns:w16="http://schemas.microsoft.com/office/word/2018/wordml" xmlns:w16sdtdh="http://schemas.microsoft.com/office/word/2020/wordml/sdtdatahash" xmlns:w16se="http://schemas.microsoft.com/office/word/2015/wordml/symex" xmlns:wpg="http://schemas.microsoft.com/office/word/2010/wordprocessingGroup" xmlns:wpi="http://schemas.microsoft.com/office/word/2010/wordprocessingInk" xmlns:wne="http://schemas.microsoft.com/office/word/2006/wordml" xmlns:wps="http://schemas.microsoft.com/office/word/2010/wordprocessingShape" mc:Ignorable="w14 w15 w16se w16cid w16 w16cex w16sdtdh wp14">
   <w:abstractNum w:abstractNumId="0" w15:restartNumberingAfterBreak="0">
-    <w:nsid w:val="15063A4E"/>
+    <w:nsid w:val="65466E99"/>
     <w:multiLevelType w:val="hybridMultilevel"/>
-    <w:tmpl w:val="E94A48D8"/>
-    <w:lvl w:ilvl="0" w:tplc="0FA229CA">
+    <w:tmpl w:val="5A865B54"/>
+    <w:lvl w:ilvl="0" w:tplc="044AE3B2">
       <w:start w:val="1"/>
       <w:numFmt w:val="bullet"/>
       <w:lvlText w:val="•"/>
@@ -11541,7 +11680,7 @@
         <w:color w:val="1F3864"/>
       </w:rPr>
     </w:lvl>
-    <w:lvl w:ilvl="1" w:tplc="AF76E4BC">
+    <w:lvl w:ilvl="1" w:tplc="DA48AEE2">
       <w:start w:val="1"/>
       <w:numFmt w:val="bullet"/>
       <w:lvlText w:val="–"/>
@@ -11550,43 +11689,43 @@
         <w:ind w:left="1200" w:hanging="300"/>
       </w:pPr>
     </w:lvl>
-    <w:lvl w:ilvl="2" w:tplc="9C62D5BC">
+    <w:lvl w:ilvl="2" w:tplc="B5B8CC78">
       <w:numFmt w:val="decimal"/>
       <w:lvlText w:val=""/>
       <w:lvlJc w:val="left"/>
     </w:lvl>
-    <w:lvl w:ilvl="3" w:tplc="0B808BC6">
+    <w:lvl w:ilvl="3" w:tplc="AB30FC40">
       <w:numFmt w:val="decimal"/>
       <w:lvlText w:val=""/>
       <w:lvlJc w:val="left"/>
     </w:lvl>
-    <w:lvl w:ilvl="4" w:tplc="90E42192">
+    <w:lvl w:ilvl="4" w:tplc="F12821A4">
       <w:numFmt w:val="decimal"/>
       <w:lvlText w:val=""/>
       <w:lvlJc w:val="left"/>
     </w:lvl>
-    <w:lvl w:ilvl="5" w:tplc="27D44DF8">
+    <w:lvl w:ilvl="5" w:tplc="E47873E6">
       <w:numFmt w:val="decimal"/>
       <w:lvlText w:val=""/>
       <w:lvlJc w:val="left"/>
     </w:lvl>
-    <w:lvl w:ilvl="6" w:tplc="85EE6F44">
+    <w:lvl w:ilvl="6" w:tplc="A790BE80">
       <w:numFmt w:val="decimal"/>
       <w:lvlText w:val=""/>
       <w:lvlJc w:val="left"/>
     </w:lvl>
-    <w:lvl w:ilvl="7" w:tplc="1D942322">
+    <w:lvl w:ilvl="7" w:tplc="AE5A5DFC">
       <w:numFmt w:val="decimal"/>
       <w:lvlText w:val=""/>
       <w:lvlJc w:val="left"/>
     </w:lvl>
-    <w:lvl w:ilvl="8" w:tplc="32043A86">
+    <w:lvl w:ilvl="8" w:tplc="E0F60366">
       <w:numFmt w:val="decimal"/>
       <w:lvlText w:val=""/>
       <w:lvlJc w:val="left"/>
     </w:lvl>
   </w:abstractNum>
-  <w:num w:numId="1" w16cid:durableId="1256859249">
+  <w:num w:numId="1" w16cid:durableId="1147823140">
     <w:abstractNumId w:val="0"/>
   </w:num>
 </w:numbering>

--- a/docs/manuales/Manual_Administrador.docx
+++ b/docs/manuales/Manual_Administrador.docx
@@ -49,7 +49,7 @@
         <w:pStyle w:val="Portadadato"/>
       </w:pPr>
       <w:r>
-        <w:t>Versión 1.1 · 19 de octubre de 2026</w:t>
+        <w:t>Versión 1.2 · 19 de octubre de 2026</w:t>
       </w:r>
     </w:p>
     <w:p>
@@ -104,7 +104,7 @@
       <w:r>
         <w:fldChar w:fldCharType="separate"/>
       </w:r>
-      <w:hyperlink w:anchor="_Toc243319469" w:history="1">
+      <w:hyperlink w:anchor="_Toc243346838" w:history="1">
         <w:r>
           <w:rPr>
             <w:rStyle w:val="Hipervnculo"/>
@@ -131,7 +131,7 @@
             <w:noProof/>
             <w:webHidden/>
           </w:rPr>
-          <w:instrText xml:space="preserve"> PAGEREF _Toc243319469 \h </w:instrText>
+          <w:instrText xml:space="preserve"> PAGEREF _Toc243346838 \h </w:instrText>
         </w:r>
         <w:r>
           <w:rPr>
@@ -175,7 +175,7 @@
           <w14:ligatures w14:val="standardContextual"/>
         </w:rPr>
       </w:pPr>
-      <w:hyperlink w:anchor="_Toc243319470" w:history="1">
+      <w:hyperlink w:anchor="_Toc243346839" w:history="1">
         <w:r>
           <w:rPr>
             <w:rStyle w:val="Hipervnculo"/>
@@ -202,7 +202,7 @@
             <w:noProof/>
             <w:webHidden/>
           </w:rPr>
-          <w:instrText xml:space="preserve"> PAGEREF _Toc243319470 \h </w:instrText>
+          <w:instrText xml:space="preserve"> PAGEREF _Toc243346839 \h </w:instrText>
         </w:r>
         <w:r>
           <w:rPr>
@@ -245,7 +245,7 @@
           <w14:ligatures w14:val="standardContextual"/>
         </w:rPr>
       </w:pPr>
-      <w:hyperlink w:anchor="_Toc243319471" w:history="1">
+      <w:hyperlink w:anchor="_Toc243346840" w:history="1">
         <w:r>
           <w:rPr>
             <w:rStyle w:val="Hipervnculo"/>
@@ -272,7 +272,7 @@
             <w:noProof/>
             <w:webHidden/>
           </w:rPr>
-          <w:instrText xml:space="preserve"> PAGEREF _Toc243319471 \h </w:instrText>
+          <w:instrText xml:space="preserve"> PAGEREF _Toc243346840 \h </w:instrText>
         </w:r>
         <w:r>
           <w:rPr>
@@ -315,7 +315,7 @@
           <w14:ligatures w14:val="standardContextual"/>
         </w:rPr>
       </w:pPr>
-      <w:hyperlink w:anchor="_Toc243319472" w:history="1">
+      <w:hyperlink w:anchor="_Toc243346841" w:history="1">
         <w:r>
           <w:rPr>
             <w:rStyle w:val="Hipervnculo"/>
@@ -342,7 +342,7 @@
             <w:noProof/>
             <w:webHidden/>
           </w:rPr>
-          <w:instrText xml:space="preserve"> PAGEREF _Toc243319472 \h </w:instrText>
+          <w:instrText xml:space="preserve"> PAGEREF _Toc243346841 \h </w:instrText>
         </w:r>
         <w:r>
           <w:rPr>
@@ -386,7 +386,7 @@
           <w14:ligatures w14:val="standardContextual"/>
         </w:rPr>
       </w:pPr>
-      <w:hyperlink w:anchor="_Toc243319473" w:history="1">
+      <w:hyperlink w:anchor="_Toc243346842" w:history="1">
         <w:r>
           <w:rPr>
             <w:rStyle w:val="Hipervnculo"/>
@@ -413,7 +413,7 @@
             <w:noProof/>
             <w:webHidden/>
           </w:rPr>
-          <w:instrText xml:space="preserve"> PAGEREF _Toc243319473 \h </w:instrText>
+          <w:instrText xml:space="preserve"> PAGEREF _Toc243346842 \h </w:instrText>
         </w:r>
         <w:r>
           <w:rPr>
@@ -457,7 +457,7 @@
           <w14:ligatures w14:val="standardContextual"/>
         </w:rPr>
       </w:pPr>
-      <w:hyperlink w:anchor="_Toc243319474" w:history="1">
+      <w:hyperlink w:anchor="_Toc243346843" w:history="1">
         <w:r>
           <w:rPr>
             <w:rStyle w:val="Hipervnculo"/>
@@ -484,7 +484,7 @@
             <w:noProof/>
             <w:webHidden/>
           </w:rPr>
-          <w:instrText xml:space="preserve"> PAGEREF _Toc243319474 \h </w:instrText>
+          <w:instrText xml:space="preserve"> PAGEREF _Toc243346843 \h </w:instrText>
         </w:r>
         <w:r>
           <w:rPr>
@@ -527,7 +527,7 @@
           <w14:ligatures w14:val="standardContextual"/>
         </w:rPr>
       </w:pPr>
-      <w:hyperlink w:anchor="_Toc243319475" w:history="1">
+      <w:hyperlink w:anchor="_Toc243346844" w:history="1">
         <w:r>
           <w:rPr>
             <w:rStyle w:val="Hipervnculo"/>
@@ -554,7 +554,7 @@
             <w:noProof/>
             <w:webHidden/>
           </w:rPr>
-          <w:instrText xml:space="preserve"> PAGEREF _Toc243319475 \h </w:instrText>
+          <w:instrText xml:space="preserve"> PAGEREF _Toc243346844 \h </w:instrText>
         </w:r>
         <w:r>
           <w:rPr>
@@ -597,7 +597,7 @@
           <w14:ligatures w14:val="standardContextual"/>
         </w:rPr>
       </w:pPr>
-      <w:hyperlink w:anchor="_Toc243319476" w:history="1">
+      <w:hyperlink w:anchor="_Toc243346845" w:history="1">
         <w:r>
           <w:rPr>
             <w:rStyle w:val="Hipervnculo"/>
@@ -624,7 +624,7 @@
             <w:noProof/>
             <w:webHidden/>
           </w:rPr>
-          <w:instrText xml:space="preserve"> PAGEREF _Toc243319476 \h </w:instrText>
+          <w:instrText xml:space="preserve"> PAGEREF _Toc243346845 \h </w:instrText>
         </w:r>
         <w:r>
           <w:rPr>
@@ -667,7 +667,7 @@
           <w14:ligatures w14:val="standardContextual"/>
         </w:rPr>
       </w:pPr>
-      <w:hyperlink w:anchor="_Toc243319477" w:history="1">
+      <w:hyperlink w:anchor="_Toc243346846" w:history="1">
         <w:r>
           <w:rPr>
             <w:rStyle w:val="Hipervnculo"/>
@@ -694,7 +694,7 @@
             <w:noProof/>
             <w:webHidden/>
           </w:rPr>
-          <w:instrText xml:space="preserve"> PAGEREF _Toc243319477 \h </w:instrText>
+          <w:instrText xml:space="preserve"> PAGEREF _Toc243346846 \h </w:instrText>
         </w:r>
         <w:r>
           <w:rPr>
@@ -737,7 +737,7 @@
           <w14:ligatures w14:val="standardContextual"/>
         </w:rPr>
       </w:pPr>
-      <w:hyperlink w:anchor="_Toc243319478" w:history="1">
+      <w:hyperlink w:anchor="_Toc243346847" w:history="1">
         <w:r>
           <w:rPr>
             <w:rStyle w:val="Hipervnculo"/>
@@ -764,7 +764,7 @@
             <w:noProof/>
             <w:webHidden/>
           </w:rPr>
-          <w:instrText xml:space="preserve"> PAGEREF _Toc243319478 \h </w:instrText>
+          <w:instrText xml:space="preserve"> PAGEREF _Toc243346847 \h </w:instrText>
         </w:r>
         <w:r>
           <w:rPr>
@@ -807,7 +807,7 @@
           <w14:ligatures w14:val="standardContextual"/>
         </w:rPr>
       </w:pPr>
-      <w:hyperlink w:anchor="_Toc243319479" w:history="1">
+      <w:hyperlink w:anchor="_Toc243346848" w:history="1">
         <w:r>
           <w:rPr>
             <w:rStyle w:val="Hipervnculo"/>
@@ -834,7 +834,7 @@
             <w:noProof/>
             <w:webHidden/>
           </w:rPr>
-          <w:instrText xml:space="preserve"> PAGEREF _Toc243319479 \h </w:instrText>
+          <w:instrText xml:space="preserve"> PAGEREF _Toc243346848 \h </w:instrText>
         </w:r>
         <w:r>
           <w:rPr>
@@ -877,7 +877,7 @@
           <w14:ligatures w14:val="standardContextual"/>
         </w:rPr>
       </w:pPr>
-      <w:hyperlink w:anchor="_Toc243319480" w:history="1">
+      <w:hyperlink w:anchor="_Toc243346849" w:history="1">
         <w:r>
           <w:rPr>
             <w:rStyle w:val="Hipervnculo"/>
@@ -904,7 +904,7 @@
             <w:noProof/>
             <w:webHidden/>
           </w:rPr>
-          <w:instrText xml:space="preserve"> PAGEREF _Toc243319480 \h </w:instrText>
+          <w:instrText xml:space="preserve"> PAGEREF _Toc243346849 \h </w:instrText>
         </w:r>
         <w:r>
           <w:rPr>
@@ -947,7 +947,7 @@
           <w14:ligatures w14:val="standardContextual"/>
         </w:rPr>
       </w:pPr>
-      <w:hyperlink w:anchor="_Toc243319481" w:history="1">
+      <w:hyperlink w:anchor="_Toc243346850" w:history="1">
         <w:r>
           <w:rPr>
             <w:rStyle w:val="Hipervnculo"/>
@@ -974,7 +974,7 @@
             <w:noProof/>
             <w:webHidden/>
           </w:rPr>
-          <w:instrText xml:space="preserve"> PAGEREF _Toc243319481 \h </w:instrText>
+          <w:instrText xml:space="preserve"> PAGEREF _Toc243346850 \h </w:instrText>
         </w:r>
         <w:r>
           <w:rPr>
@@ -1017,7 +1017,7 @@
           <w14:ligatures w14:val="standardContextual"/>
         </w:rPr>
       </w:pPr>
-      <w:hyperlink w:anchor="_Toc243319482" w:history="1">
+      <w:hyperlink w:anchor="_Toc243346851" w:history="1">
         <w:r>
           <w:rPr>
             <w:rStyle w:val="Hipervnculo"/>
@@ -1044,7 +1044,7 @@
             <w:noProof/>
             <w:webHidden/>
           </w:rPr>
-          <w:instrText xml:space="preserve"> PAGEREF _Toc243319482 \h </w:instrText>
+          <w:instrText xml:space="preserve"> PAGEREF _Toc243346851 \h </w:instrText>
         </w:r>
         <w:r>
           <w:rPr>
@@ -1087,7 +1087,7 @@
           <w14:ligatures w14:val="standardContextual"/>
         </w:rPr>
       </w:pPr>
-      <w:hyperlink w:anchor="_Toc243319483" w:history="1">
+      <w:hyperlink w:anchor="_Toc243346852" w:history="1">
         <w:r>
           <w:rPr>
             <w:rStyle w:val="Hipervnculo"/>
@@ -1114,7 +1114,7 @@
             <w:noProof/>
             <w:webHidden/>
           </w:rPr>
-          <w:instrText xml:space="preserve"> PAGEREF _Toc243319483 \h </w:instrText>
+          <w:instrText xml:space="preserve"> PAGEREF _Toc243346852 \h </w:instrText>
         </w:r>
         <w:r>
           <w:rPr>
@@ -1157,7 +1157,7 @@
           <w14:ligatures w14:val="standardContextual"/>
         </w:rPr>
       </w:pPr>
-      <w:hyperlink w:anchor="_Toc243319484" w:history="1">
+      <w:hyperlink w:anchor="_Toc243346853" w:history="1">
         <w:r>
           <w:rPr>
             <w:rStyle w:val="Hipervnculo"/>
@@ -1184,7 +1184,7 @@
             <w:noProof/>
             <w:webHidden/>
           </w:rPr>
-          <w:instrText xml:space="preserve"> PAGEREF _Toc243319484 \h </w:instrText>
+          <w:instrText xml:space="preserve"> PAGEREF _Toc243346853 \h </w:instrText>
         </w:r>
         <w:r>
           <w:rPr>
@@ -1227,7 +1227,7 @@
           <w14:ligatures w14:val="standardContextual"/>
         </w:rPr>
       </w:pPr>
-      <w:hyperlink w:anchor="_Toc243319485" w:history="1">
+      <w:hyperlink w:anchor="_Toc243346854" w:history="1">
         <w:r>
           <w:rPr>
             <w:rStyle w:val="Hipervnculo"/>
@@ -1254,7 +1254,7 @@
             <w:noProof/>
             <w:webHidden/>
           </w:rPr>
-          <w:instrText xml:space="preserve"> PAGEREF _Toc243319485 \h </w:instrText>
+          <w:instrText xml:space="preserve"> PAGEREF _Toc243346854 \h </w:instrText>
         </w:r>
         <w:r>
           <w:rPr>
@@ -1297,7 +1297,7 @@
           <w14:ligatures w14:val="standardContextual"/>
         </w:rPr>
       </w:pPr>
-      <w:hyperlink w:anchor="_Toc243319486" w:history="1">
+      <w:hyperlink w:anchor="_Toc243346855" w:history="1">
         <w:r>
           <w:rPr>
             <w:rStyle w:val="Hipervnculo"/>
@@ -1324,7 +1324,7 @@
             <w:noProof/>
             <w:webHidden/>
           </w:rPr>
-          <w:instrText xml:space="preserve"> PAGEREF _Toc243319486 \h </w:instrText>
+          <w:instrText xml:space="preserve"> PAGEREF _Toc243346855 \h </w:instrText>
         </w:r>
         <w:r>
           <w:rPr>
@@ -1367,7 +1367,7 @@
           <w14:ligatures w14:val="standardContextual"/>
         </w:rPr>
       </w:pPr>
-      <w:hyperlink w:anchor="_Toc243319487" w:history="1">
+      <w:hyperlink w:anchor="_Toc243346856" w:history="1">
         <w:r>
           <w:rPr>
             <w:rStyle w:val="Hipervnculo"/>
@@ -1394,7 +1394,7 @@
             <w:noProof/>
             <w:webHidden/>
           </w:rPr>
-          <w:instrText xml:space="preserve"> PAGEREF _Toc243319487 \h </w:instrText>
+          <w:instrText xml:space="preserve"> PAGEREF _Toc243346856 \h </w:instrText>
         </w:r>
         <w:r>
           <w:rPr>
@@ -1437,13 +1437,13 @@
           <w14:ligatures w14:val="standardContextual"/>
         </w:rPr>
       </w:pPr>
-      <w:hyperlink w:anchor="_Toc243319488" w:history="1">
+      <w:hyperlink w:anchor="_Toc243346857" w:history="1">
         <w:r>
           <w:rPr>
             <w:rStyle w:val="Hipervnculo"/>
             <w:noProof/>
           </w:rPr>
-          <w:t>4.14 Configurar los pagos y revisar las transacciones</w:t>
+          <w:t>4.14 Configurar los datos del negocio</w:t>
         </w:r>
         <w:r>
           <w:rPr>
@@ -1464,7 +1464,7 @@
             <w:noProof/>
             <w:webHidden/>
           </w:rPr>
-          <w:instrText xml:space="preserve"> PAGEREF _Toc243319488 \h </w:instrText>
+          <w:instrText xml:space="preserve"> PAGEREF _Toc243346857 \h </w:instrText>
         </w:r>
         <w:r>
           <w:rPr>
@@ -1507,7 +1507,7 @@
           <w14:ligatures w14:val="standardContextual"/>
         </w:rPr>
       </w:pPr>
-      <w:hyperlink w:anchor="_Toc243319489" w:history="1">
+      <w:hyperlink w:anchor="_Toc243346858" w:history="1">
         <w:r>
           <w:rPr>
             <w:rStyle w:val="Hipervnculo"/>
@@ -1534,7 +1534,7 @@
             <w:noProof/>
             <w:webHidden/>
           </w:rPr>
-          <w:instrText xml:space="preserve"> PAGEREF _Toc243319489 \h </w:instrText>
+          <w:instrText xml:space="preserve"> PAGEREF _Toc243346858 \h </w:instrText>
         </w:r>
         <w:r>
           <w:rPr>
@@ -1578,7 +1578,7 @@
           <w14:ligatures w14:val="standardContextual"/>
         </w:rPr>
       </w:pPr>
-      <w:hyperlink w:anchor="_Toc243319490" w:history="1">
+      <w:hyperlink w:anchor="_Toc243346859" w:history="1">
         <w:r>
           <w:rPr>
             <w:rStyle w:val="Hipervnculo"/>
@@ -1605,7 +1605,7 @@
             <w:noProof/>
             <w:webHidden/>
           </w:rPr>
-          <w:instrText xml:space="preserve"> PAGEREF _Toc243319490 \h </w:instrText>
+          <w:instrText xml:space="preserve"> PAGEREF _Toc243346859 \h </w:instrText>
         </w:r>
         <w:r>
           <w:rPr>
@@ -1649,7 +1649,7 @@
           <w14:ligatures w14:val="standardContextual"/>
         </w:rPr>
       </w:pPr>
-      <w:hyperlink w:anchor="_Toc243319491" w:history="1">
+      <w:hyperlink w:anchor="_Toc243346860" w:history="1">
         <w:r>
           <w:rPr>
             <w:rStyle w:val="Hipervnculo"/>
@@ -1676,7 +1676,7 @@
             <w:noProof/>
             <w:webHidden/>
           </w:rPr>
-          <w:instrText xml:space="preserve"> PAGEREF _Toc243319491 \h </w:instrText>
+          <w:instrText xml:space="preserve"> PAGEREF _Toc243346860 \h </w:instrText>
         </w:r>
         <w:r>
           <w:rPr>
@@ -1720,7 +1720,7 @@
           <w14:ligatures w14:val="standardContextual"/>
         </w:rPr>
       </w:pPr>
-      <w:hyperlink w:anchor="_Toc243319492" w:history="1">
+      <w:hyperlink w:anchor="_Toc243346861" w:history="1">
         <w:r>
           <w:rPr>
             <w:rStyle w:val="Hipervnculo"/>
@@ -1747,7 +1747,7 @@
             <w:noProof/>
             <w:webHidden/>
           </w:rPr>
-          <w:instrText xml:space="preserve"> PAGEREF _Toc243319492 \h </w:instrText>
+          <w:instrText xml:space="preserve"> PAGEREF _Toc243346861 \h </w:instrText>
         </w:r>
         <w:r>
           <w:rPr>
@@ -1791,7 +1791,7 @@
           <w14:ligatures w14:val="standardContextual"/>
         </w:rPr>
       </w:pPr>
-      <w:hyperlink w:anchor="_Toc243319493" w:history="1">
+      <w:hyperlink w:anchor="_Toc243346862" w:history="1">
         <w:r>
           <w:rPr>
             <w:rStyle w:val="Hipervnculo"/>
@@ -1818,7 +1818,7 @@
             <w:noProof/>
             <w:webHidden/>
           </w:rPr>
-          <w:instrText xml:space="preserve"> PAGEREF _Toc243319493 \h </w:instrText>
+          <w:instrText xml:space="preserve"> PAGEREF _Toc243346862 \h </w:instrText>
         </w:r>
         <w:r>
           <w:rPr>
@@ -1863,7 +1863,7 @@
       <w:pPr>
         <w:pStyle w:val="Ttulo1"/>
       </w:pPr>
-      <w:bookmarkStart w:id="0" w:name="_Toc243319469"/>
+      <w:bookmarkStart w:id="0" w:name="_Toc243346838"/>
       <w:r>
         <w:lastRenderedPageBreak/>
         <w:t>1. Introducción</w:t>
@@ -1887,14 +1887,14 @@
         <w:t>administrador</w:t>
       </w:r>
       <w:r>
-        <w:t>. El administrador hace todo lo que hace el personal de tienda y, además, autoriza mermas y órdenes de compra, anula ventas, gestiona los productos, las cuentas de usuario, los pagos digitales y los reportes, y respalda la base de datos. Las tareas que comparte con el personal se explican aquí de forma resumida; el detalle para la caja está en el Manual del Personal de Tienda.</w:t>
+        <w:t>. El administrador hace todo lo que hace el personal de tienda y, además, autoriza mermas y órdenes de compra, anula ventas, gestiona los productos, las cuentas de usuario, los datos del negocio y los reportes, y respalda la base de datos. Las tareas que comparte con el personal se explican aquí de forma resumida; el detalle para la caja está en el Manual del Personal de Tienda.</w:t>
       </w:r>
     </w:p>
     <w:p>
       <w:pPr>
         <w:pStyle w:val="Ttulo1"/>
       </w:pPr>
-      <w:bookmarkStart w:id="1" w:name="_Toc243319470"/>
+      <w:bookmarkStart w:id="1" w:name="_Toc243346839"/>
       <w:r>
         <w:t>2. Requisitos y cómo ingresar</w:t>
       </w:r>
@@ -1926,7 +1926,7 @@
       <w:pPr>
         <w:pStyle w:val="Ttulo2"/>
       </w:pPr>
-      <w:bookmarkStart w:id="2" w:name="_Toc243319471"/>
+      <w:bookmarkStart w:id="2" w:name="_Toc243346840"/>
       <w:r>
         <w:t>2.1 Iniciar sesión</w:t>
       </w:r>
@@ -2063,7 +2063,7 @@
       <w:pPr>
         <w:pStyle w:val="Ttulo2"/>
       </w:pPr>
-      <w:bookmarkStart w:id="3" w:name="_Toc243319472"/>
+      <w:bookmarkStart w:id="3" w:name="_Toc243346841"/>
       <w:r>
         <w:t>2.2 Si se olvida una clave o falla el acceso</w:t>
       </w:r>
@@ -2222,7 +2222,7 @@
       <w:pPr>
         <w:pStyle w:val="Ttulo1"/>
       </w:pPr>
-      <w:bookmarkStart w:id="4" w:name="_Toc243319473"/>
+      <w:bookmarkStart w:id="4" w:name="_Toc243346842"/>
       <w:r>
         <w:t>3. La pantalla principal y el menú</w:t>
       </w:r>
@@ -2274,7 +2274,7 @@
         <w:t>GESTIÓN</w:t>
       </w:r>
       <w:r>
-        <w:t xml:space="preserve"> (Reportes, Pagos, Usuarios). El grupo GESTIÓN solo lo ve el administrador. En </w:t>
+        <w:t xml:space="preserve"> (Reportes, Negocio, Usuarios). El grupo GESTIÓN solo lo ve el administrador. En </w:t>
       </w:r>
       <w:r>
         <w:rPr>
@@ -2373,8 +2373,8 @@
         <w:tblLook w:val="0420" w:firstRow="1" w:lastRow="0" w:firstColumn="0" w:lastColumn="0" w:noHBand="0" w:noVBand="1"/>
       </w:tblPr>
       <w:tblGrid>
-        <w:gridCol w:w="1705"/>
-        <w:gridCol w:w="8035"/>
+        <w:gridCol w:w="1736"/>
+        <w:gridCol w:w="8004"/>
       </w:tblGrid>
       <w:tr>
         <w:tblPrEx>
@@ -2389,7 +2389,7 @@
         </w:trPr>
         <w:tc>
           <w:tcPr>
-            <w:tcW w:w="1705" w:type="dxa"/>
+            <w:tcW w:w="1736" w:type="dxa"/>
             <w:shd w:val="clear" w:color="auto" w:fill="1F3864"/>
             <w:tcMar>
               <w:top w:w="50" w:type="dxa"/>
@@ -2415,7 +2415,7 @@
         </w:tc>
         <w:tc>
           <w:tcPr>
-            <w:tcW w:w="8035" w:type="dxa"/>
+            <w:tcW w:w="8004" w:type="dxa"/>
             <w:shd w:val="clear" w:color="auto" w:fill="1F3864"/>
             <w:tcMar>
               <w:top w:w="50" w:type="dxa"/>
@@ -2452,7 +2452,7 @@
         </w:trPr>
         <w:tc>
           <w:tcPr>
-            <w:tcW w:w="1705" w:type="dxa"/>
+            <w:tcW w:w="1736" w:type="dxa"/>
             <w:tcMar>
               <w:top w:w="50" w:type="dxa"/>
               <w:left w:w="90" w:type="dxa"/>
@@ -2475,7 +2475,7 @@
         </w:tc>
         <w:tc>
           <w:tcPr>
-            <w:tcW w:w="8035" w:type="dxa"/>
+            <w:tcW w:w="8004" w:type="dxa"/>
             <w:tcMar>
               <w:top w:w="50" w:type="dxa"/>
               <w:left w:w="90" w:type="dxa"/>
@@ -2509,7 +2509,7 @@
         </w:trPr>
         <w:tc>
           <w:tcPr>
-            <w:tcW w:w="1705" w:type="dxa"/>
+            <w:tcW w:w="1736" w:type="dxa"/>
             <w:shd w:val="clear" w:color="auto" w:fill="F2F2F2"/>
             <w:tcMar>
               <w:top w:w="50" w:type="dxa"/>
@@ -2533,7 +2533,7 @@
         </w:tc>
         <w:tc>
           <w:tcPr>
-            <w:tcW w:w="8035" w:type="dxa"/>
+            <w:tcW w:w="8004" w:type="dxa"/>
             <w:shd w:val="clear" w:color="auto" w:fill="F2F2F2"/>
             <w:tcMar>
               <w:top w:w="50" w:type="dxa"/>
@@ -2582,7 +2582,7 @@
         </w:trPr>
         <w:tc>
           <w:tcPr>
-            <w:tcW w:w="1705" w:type="dxa"/>
+            <w:tcW w:w="1736" w:type="dxa"/>
             <w:tcMar>
               <w:top w:w="50" w:type="dxa"/>
               <w:left w:w="90" w:type="dxa"/>
@@ -2605,7 +2605,7 @@
         </w:tc>
         <w:tc>
           <w:tcPr>
-            <w:tcW w:w="8035" w:type="dxa"/>
+            <w:tcW w:w="8004" w:type="dxa"/>
             <w:tcMar>
               <w:top w:w="50" w:type="dxa"/>
               <w:left w:w="90" w:type="dxa"/>
@@ -2639,7 +2639,7 @@
         </w:trPr>
         <w:tc>
           <w:tcPr>
-            <w:tcW w:w="1705" w:type="dxa"/>
+            <w:tcW w:w="1736" w:type="dxa"/>
             <w:shd w:val="clear" w:color="auto" w:fill="F2F2F2"/>
             <w:tcMar>
               <w:top w:w="50" w:type="dxa"/>
@@ -2663,7 +2663,7 @@
         </w:tc>
         <w:tc>
           <w:tcPr>
-            <w:tcW w:w="8035" w:type="dxa"/>
+            <w:tcW w:w="8004" w:type="dxa"/>
             <w:shd w:val="clear" w:color="auto" w:fill="F2F2F2"/>
             <w:tcMar>
               <w:top w:w="50" w:type="dxa"/>
@@ -2720,7 +2720,7 @@
         </w:trPr>
         <w:tc>
           <w:tcPr>
-            <w:tcW w:w="1705" w:type="dxa"/>
+            <w:tcW w:w="1736" w:type="dxa"/>
             <w:tcMar>
               <w:top w:w="50" w:type="dxa"/>
               <w:left w:w="90" w:type="dxa"/>
@@ -2743,7 +2743,7 @@
         </w:tc>
         <w:tc>
           <w:tcPr>
-            <w:tcW w:w="8035" w:type="dxa"/>
+            <w:tcW w:w="8004" w:type="dxa"/>
             <w:tcMar>
               <w:top w:w="50" w:type="dxa"/>
               <w:left w:w="90" w:type="dxa"/>
@@ -2799,7 +2799,7 @@
         </w:trPr>
         <w:tc>
           <w:tcPr>
-            <w:tcW w:w="1705" w:type="dxa"/>
+            <w:tcW w:w="1736" w:type="dxa"/>
             <w:shd w:val="clear" w:color="auto" w:fill="F2F2F2"/>
             <w:tcMar>
               <w:top w:w="50" w:type="dxa"/>
@@ -2823,7 +2823,7 @@
         </w:tc>
         <w:tc>
           <w:tcPr>
-            <w:tcW w:w="8035" w:type="dxa"/>
+            <w:tcW w:w="8004" w:type="dxa"/>
             <w:shd w:val="clear" w:color="auto" w:fill="F2F2F2"/>
             <w:tcMar>
               <w:top w:w="50" w:type="dxa"/>
@@ -2858,47 +2858,47 @@
         </w:trPr>
         <w:tc>
           <w:tcPr>
-            <w:tcW w:w="1705" w:type="dxa"/>
-            <w:tcMar>
-              <w:top w:w="50" w:type="dxa"/>
-              <w:left w:w="90" w:type="dxa"/>
-              <w:bottom w:w="50" w:type="dxa"/>
-              <w:right w:w="90" w:type="dxa"/>
-            </w:tcMar>
-          </w:tcPr>
-          <w:p>
-            <w:pPr>
-              <w:spacing w:after="0" w:line="250" w:lineRule="auto"/>
-              <w:jc w:val="left"/>
-            </w:pPr>
-            <w:r>
-              <w:rPr>
-                <w:sz w:val="19"/>
-              </w:rPr>
-              <w:t>Pagos</w:t>
-            </w:r>
-          </w:p>
-        </w:tc>
-        <w:tc>
-          <w:tcPr>
-            <w:tcW w:w="8035" w:type="dxa"/>
-            <w:tcMar>
-              <w:top w:w="50" w:type="dxa"/>
-              <w:left w:w="90" w:type="dxa"/>
-              <w:bottom w:w="50" w:type="dxa"/>
-              <w:right w:w="90" w:type="dxa"/>
-            </w:tcMar>
-          </w:tcPr>
-          <w:p>
-            <w:pPr>
-              <w:spacing w:after="0" w:line="250" w:lineRule="auto"/>
-              <w:jc w:val="left"/>
-            </w:pPr>
-            <w:r>
-              <w:rPr>
-                <w:sz w:val="19"/>
-              </w:rPr>
-              <w:t>Cobros de la pasarela de pago, su configuración y los datos del comprobante.</w:t>
+            <w:tcW w:w="1736" w:type="dxa"/>
+            <w:tcMar>
+              <w:top w:w="50" w:type="dxa"/>
+              <w:left w:w="90" w:type="dxa"/>
+              <w:bottom w:w="50" w:type="dxa"/>
+              <w:right w:w="90" w:type="dxa"/>
+            </w:tcMar>
+          </w:tcPr>
+          <w:p>
+            <w:pPr>
+              <w:spacing w:after="0" w:line="250" w:lineRule="auto"/>
+              <w:jc w:val="left"/>
+            </w:pPr>
+            <w:r>
+              <w:rPr>
+                <w:sz w:val="19"/>
+              </w:rPr>
+              <w:t>Negocio</w:t>
+            </w:r>
+          </w:p>
+        </w:tc>
+        <w:tc>
+          <w:tcPr>
+            <w:tcW w:w="8004" w:type="dxa"/>
+            <w:tcMar>
+              <w:top w:w="50" w:type="dxa"/>
+              <w:left w:w="90" w:type="dxa"/>
+              <w:bottom w:w="50" w:type="dxa"/>
+              <w:right w:w="90" w:type="dxa"/>
+            </w:tcMar>
+          </w:tcPr>
+          <w:p>
+            <w:pPr>
+              <w:spacing w:after="0" w:line="250" w:lineRule="auto"/>
+              <w:jc w:val="left"/>
+            </w:pPr>
+            <w:r>
+              <w:rPr>
+                <w:sz w:val="19"/>
+              </w:rPr>
+              <w:t>Datos del negocio que aparecen en la boleta y la factura.</w:t>
             </w:r>
           </w:p>
         </w:tc>
@@ -2915,7 +2915,7 @@
         </w:trPr>
         <w:tc>
           <w:tcPr>
-            <w:tcW w:w="1705" w:type="dxa"/>
+            <w:tcW w:w="1736" w:type="dxa"/>
             <w:shd w:val="clear" w:color="auto" w:fill="F2F2F2"/>
             <w:tcMar>
               <w:top w:w="50" w:type="dxa"/>
@@ -2939,7 +2939,7 @@
         </w:tc>
         <w:tc>
           <w:tcPr>
-            <w:tcW w:w="8035" w:type="dxa"/>
+            <w:tcW w:w="8004" w:type="dxa"/>
             <w:shd w:val="clear" w:color="auto" w:fill="F2F2F2"/>
             <w:tcMar>
               <w:top w:w="50" w:type="dxa"/>
@@ -3045,7 +3045,7 @@
       <w:pPr>
         <w:pStyle w:val="Ttulo1"/>
       </w:pPr>
-      <w:bookmarkStart w:id="5" w:name="_Toc243319474"/>
+      <w:bookmarkStart w:id="5" w:name="_Toc243346843"/>
       <w:r>
         <w:t>4. Procedimientos paso a paso</w:t>
       </w:r>
@@ -3055,7 +3055,7 @@
       <w:pPr>
         <w:pStyle w:val="Ttulo2"/>
       </w:pPr>
-      <w:bookmarkStart w:id="6" w:name="_Toc243319475"/>
+      <w:bookmarkStart w:id="6" w:name="_Toc243346844"/>
       <w:r>
         <w:t>4.1 Abrir el turno de caja</w:t>
       </w:r>
@@ -3240,7 +3240,7 @@
       <w:pPr>
         <w:pStyle w:val="Ttulo2"/>
       </w:pPr>
-      <w:bookmarkStart w:id="7" w:name="_Toc243319476"/>
+      <w:bookmarkStart w:id="7" w:name="_Toc243346845"/>
       <w:r>
         <w:t>4.2 Registrar una venta y aplicar el descuento VIP</w:t>
       </w:r>
@@ -3584,7 +3584,7 @@
       <w:pPr>
         <w:pStyle w:val="Ttulo2"/>
       </w:pPr>
-      <w:bookmarkStart w:id="8" w:name="_Toc243319477"/>
+      <w:bookmarkStart w:id="8" w:name="_Toc243346846"/>
       <w:r>
         <w:t>4.3 Cobrar en efectivo, con Yape o con Plin</w:t>
       </w:r>
@@ -3737,57 +3737,27 @@
         <w:t>F11</w:t>
       </w:r>
       <w:r>
-        <w:t xml:space="preserve">): marque </w:t>
-      </w:r>
-      <w:r>
-        <w:rPr>
-          <w:b/>
-          <w:bCs/>
-        </w:rPr>
-        <w:t>Yape</w:t>
-      </w:r>
-      <w:r>
-        <w:t xml:space="preserve"> o </w:t>
-      </w:r>
-      <w:r>
-        <w:rPr>
-          <w:b/>
-          <w:bCs/>
-        </w:rPr>
-        <w:t>Plin</w:t>
-      </w:r>
-      <w:r>
-        <w:t xml:space="preserve">, escriba el </w:t>
-      </w:r>
-      <w:r>
-        <w:rPr>
-          <w:b/>
-          <w:bCs/>
-        </w:rPr>
-        <w:t>Celular del cliente</w:t>
-      </w:r>
-      <w:r>
-        <w:t xml:space="preserve"> y el </w:t>
-      </w:r>
-      <w:r>
-        <w:rPr>
-          <w:b/>
-          <w:bCs/>
-        </w:rPr>
-        <w:t>Código de aprobación</w:t>
-      </w:r>
-      <w:r>
-        <w:t xml:space="preserve"> de 6 dígitos, y pulse </w:t>
-      </w:r>
-      <w:r>
-        <w:rPr>
-          <w:b/>
-          <w:bCs/>
-        </w:rPr>
-        <w:t>Enviar cobro</w:t>
-      </w:r>
-      <w:r>
-        <w:t>.</w:t>
+        <w:t xml:space="preserve">): cuando vea en el celular del negocio que llegó el pago por el total, pulse </w:t>
+      </w:r>
+      <w:r>
+        <w:rPr>
+          <w:b/>
+          <w:bCs/>
+        </w:rPr>
+        <w:t>Yape o Plin</w:t>
+      </w:r>
+      <w:r>
+        <w:t xml:space="preserve"> y responda </w:t>
+      </w:r>
+      <w:r>
+        <w:rPr>
+          <w:b/>
+          <w:bCs/>
+        </w:rPr>
+        <w:t>Sí</w:t>
+      </w:r>
+      <w:r>
+        <w:t xml:space="preserve"> a "¿El cliente ya pagó S/ … con Yape o Plin?".</w:t>
       </w:r>
     </w:p>
     <w:p>
@@ -3795,7 +3765,7 @@
         <w:pStyle w:val="Marcadordecaptura"/>
       </w:pPr>
       <w:r>
-        <w:t>[CAPTURA 4.3.1: Ventana "Cobro con Yape o Plin" — cobro aprobado con su código de autorización]</w:t>
+        <w:t>[CAPTURA 4.3.1: Confirmación "Cobro con Yape o Plin" — pregunta si el cliente ya pagó el total]</w:t>
       </w:r>
     </w:p>
     <w:p>
@@ -3830,44 +3800,24 @@
         <w:t>Advertencia:</w:t>
       </w:r>
       <w:r>
-        <w:t xml:space="preserve"> si el cobro sale "Rechazada: …", corrija los datos y pulse </w:t>
-      </w:r>
-      <w:r>
-        <w:rPr>
-          <w:b/>
-          <w:bCs/>
-        </w:rPr>
-        <w:t>Reintentar</w:t>
-      </w:r>
-      <w:r>
-        <w:t xml:space="preserve">, o cobre con otro medio. Si el botón </w:t>
-      </w:r>
-      <w:r>
-        <w:rPr>
-          <w:b/>
-          <w:bCs/>
-        </w:rPr>
-        <w:t>Yape o Plin</w:t>
-      </w:r>
-      <w:r>
-        <w:t xml:space="preserve"> está apagado, active los cobros en </w:t>
-      </w:r>
-      <w:r>
-        <w:rPr>
-          <w:b/>
-          <w:bCs/>
-        </w:rPr>
-        <w:t>Pagos</w:t>
-      </w:r>
-      <w:r>
-        <w:t xml:space="preserve"> (punto 4.14).</w:t>
+        <w:t xml:space="preserve"> el sistema solo registra la forma de pago; no cobra ni verifica el pago con Yape o Plin. Confirme siempre el pago en el celular del negocio antes de responder </w:t>
+      </w:r>
+      <w:r>
+        <w:rPr>
+          <w:b/>
+          <w:bCs/>
+        </w:rPr>
+        <w:t>Sí</w:t>
+      </w:r>
+      <w:r>
+        <w:t>.</w:t>
       </w:r>
     </w:p>
     <w:p>
       <w:pPr>
         <w:pStyle w:val="Ttulo2"/>
       </w:pPr>
-      <w:bookmarkStart w:id="9" w:name="_Toc243319478"/>
+      <w:bookmarkStart w:id="9" w:name="_Toc243346847"/>
       <w:r>
         <w:t>4.4 Emitir la boleta o la factura</w:t>
       </w:r>
@@ -4081,27 +4031,17 @@
           <w:b/>
           <w:bCs/>
         </w:rPr>
-        <w:t>Pagos</w:t>
-      </w:r>
-      <w:r>
-        <w:t xml:space="preserve"> → </w:t>
-      </w:r>
-      <w:r>
-        <w:rPr>
-          <w:b/>
-          <w:bCs/>
-        </w:rPr>
-        <w:t>Configuración</w:t>
-      </w:r>
-      <w:r>
-        <w:t>. Los comprobantes son de prueba y no se envían a SUNAT.</w:t>
+        <w:t>Negocio</w:t>
+      </w:r>
+      <w:r>
+        <w:t xml:space="preserve"> (punto 4.14). Los comprobantes son de prueba y no se envían a SUNAT.</w:t>
       </w:r>
     </w:p>
     <w:p>
       <w:pPr>
         <w:pStyle w:val="Ttulo2"/>
       </w:pPr>
-      <w:bookmarkStart w:id="10" w:name="_Toc243319479"/>
+      <w:bookmarkStart w:id="10" w:name="_Toc243346848"/>
       <w:r>
         <w:t>4.5 Cerrar un turno y cuadrar la caja</w:t>
       </w:r>
@@ -4370,7 +4310,7 @@
       <w:pPr>
         <w:pStyle w:val="Ttulo2"/>
       </w:pPr>
-      <w:bookmarkStart w:id="11" w:name="_Toc243319480"/>
+      <w:bookmarkStart w:id="11" w:name="_Toc243346849"/>
       <w:r>
         <w:lastRenderedPageBreak/>
         <w:t>4.6 Anular una venta</w:t>
@@ -4503,8 +4443,6 @@
       </w:r>
       <w:r>
         <w:tab/>
-      </w:r>
-      <w:r>
         <w:t xml:space="preserve">Lea el aviso, escriba el </w:t>
       </w:r>
       <w:r>
@@ -4555,17 +4493,7 @@
         <w:t>Anulada</w:t>
       </w:r>
       <w:r>
-        <w:t xml:space="preserve"> (fila gris), el stock vuelve a los mismos lotes, el monto sale del cuadre del turno y, si se pagó con Yape o Plin, el cobro queda </w:t>
-      </w:r>
-      <w:r>
-        <w:rPr>
-          <w:b/>
-          <w:bCs/>
-        </w:rPr>
-        <w:t>reembolsado</w:t>
-      </w:r>
-      <w:r>
-        <w:t xml:space="preserve">. Su comprobante muestra </w:t>
+        <w:t xml:space="preserve"> (fila gris), el stock vuelve a los mismos lotes, y el monto sale del cuadre del turno. Su comprobante muestra </w:t>
       </w:r>
       <w:r>
         <w:rPr>
@@ -4575,7 +4503,7 @@
         <w:t>ANULADO</w:t>
       </w:r>
       <w:r>
-        <w:t>.</w:t>
+        <w:t>. Si se pagó con Yape o Plin, el sistema no devuelve el dinero: devuélvalo al cliente desde el celular del negocio.</w:t>
       </w:r>
     </w:p>
     <w:p>
@@ -4605,7 +4533,7 @@
       <w:pPr>
         <w:pStyle w:val="Ttulo2"/>
       </w:pPr>
-      <w:bookmarkStart w:id="12" w:name="_Toc243319481"/>
+      <w:bookmarkStart w:id="12" w:name="_Toc243346850"/>
       <w:r>
         <w:t>4.7 Gestionar usuarios y roles</w:t>
       </w:r>
@@ -4963,7 +4891,7 @@
       <w:pPr>
         <w:pStyle w:val="Ttulo2"/>
       </w:pPr>
-      <w:bookmarkStart w:id="13" w:name="_Toc243319482"/>
+      <w:bookmarkStart w:id="13" w:name="_Toc243346851"/>
       <w:r>
         <w:t>4.8 Gestionar productos</w:t>
       </w:r>
@@ -5234,7 +5162,7 @@
       <w:pPr>
         <w:pStyle w:val="Ttulo2"/>
       </w:pPr>
-      <w:bookmarkStart w:id="14" w:name="_Toc243319483"/>
+      <w:bookmarkStart w:id="14" w:name="_Toc243346852"/>
       <w:r>
         <w:t>4.9 Recibir mercadería y editar lotes</w:t>
       </w:r>
@@ -5502,7 +5430,7 @@
       <w:pPr>
         <w:pStyle w:val="Ttulo2"/>
       </w:pPr>
-      <w:bookmarkStart w:id="15" w:name="_Toc243319484"/>
+      <w:bookmarkStart w:id="15" w:name="_Toc243346853"/>
       <w:r>
         <w:t>4.10 Registrar, aprobar o rechazar mermas</w:t>
       </w:r>
@@ -5849,7 +5777,7 @@
       <w:pPr>
         <w:pStyle w:val="Ttulo2"/>
       </w:pPr>
-      <w:bookmarkStart w:id="16" w:name="_Toc243319485"/>
+      <w:bookmarkStart w:id="16" w:name="_Toc243346854"/>
       <w:r>
         <w:t>4.11 Alertas de reposición y órdenes de compra</w:t>
       </w:r>
@@ -6445,7 +6373,7 @@
       <w:pPr>
         <w:pStyle w:val="Ttulo2"/>
       </w:pPr>
-      <w:bookmarkStart w:id="17" w:name="_Toc243319486"/>
+      <w:bookmarkStart w:id="17" w:name="_Toc243346855"/>
       <w:r>
         <w:t>4.12 Consultar los reportes</w:t>
       </w:r>
@@ -6548,6 +6476,8 @@
       </w:r>
       <w:r>
         <w:tab/>
+      </w:r>
+      <w:r>
         <w:t xml:space="preserve">Lea los indicadores: </w:t>
       </w:r>
       <w:r>
@@ -6704,7 +6634,7 @@
       <w:pPr>
         <w:pStyle w:val="Ttulo2"/>
       </w:pPr>
-      <w:bookmarkStart w:id="18" w:name="_Toc243319487"/>
+      <w:bookmarkStart w:id="18" w:name="_Toc243346856"/>
       <w:r>
         <w:t>4.13 Exportar a PDF y a Excel</w:t>
       </w:r>
@@ -6975,9 +6905,9 @@
       <w:pPr>
         <w:pStyle w:val="Ttulo2"/>
       </w:pPr>
-      <w:bookmarkStart w:id="19" w:name="_Toc243319488"/>
-      <w:r>
-        <w:t>4.14 Configurar los pagos y revisar las transacciones</w:t>
+      <w:bookmarkStart w:id="19" w:name="_Toc243346857"/>
+      <w:r>
+        <w:t>4.14 Configurar los datos del negocio</w:t>
       </w:r>
       <w:bookmarkEnd w:id="19"/>
     </w:p>
@@ -6990,7 +6920,7 @@
         <w:t>Objetivo:</w:t>
       </w:r>
       <w:r>
-        <w:t xml:space="preserve"> controlar los cobros con Yape o Plin y los datos del comprobante. </w:t>
+        <w:t xml:space="preserve"> mantener los datos que aparecen como emisor en la boleta y la factura. </w:t>
       </w:r>
       <w:r>
         <w:rPr>
@@ -7000,7 +6930,7 @@
         <w:t>Cuándo se usa:</w:t>
       </w:r>
       <w:r>
-        <w:t xml:space="preserve"> al instalar el sistema, si cambian los datos del negocio, o para revisar un cobro.</w:t>
+        <w:t xml:space="preserve"> al instalar el sistema o si cambian los datos del negocio.</w:t>
       </w:r>
     </w:p>
     <w:p>
@@ -7019,76 +6949,17 @@
       </w:r>
       <w:r>
         <w:tab/>
-      </w:r>
-      <w:r>
-        <w:rPr>
-          <w:b/>
-          <w:bCs/>
-        </w:rPr>
-        <w:t>Pagos</w:t>
-      </w:r>
-      <w:r>
-        <w:t xml:space="preserve"> → </w:t>
-      </w:r>
-      <w:r>
-        <w:rPr>
-          <w:b/>
-          <w:bCs/>
-        </w:rPr>
-        <w:t>Transacciones</w:t>
-      </w:r>
-      <w:r>
-        <w:t xml:space="preserve">: elija el </w:t>
-      </w:r>
-      <w:r>
-        <w:rPr>
-          <w:b/>
-          <w:bCs/>
-        </w:rPr>
-        <w:t>Período</w:t>
-      </w:r>
-      <w:r>
-        <w:t xml:space="preserve"> y revise </w:t>
-      </w:r>
-      <w:r>
-        <w:rPr>
-          <w:b/>
-          <w:bCs/>
-        </w:rPr>
-        <w:t>Cobros aprobados</w:t>
-      </w:r>
-      <w:r>
-        <w:t xml:space="preserve">, </w:t>
-      </w:r>
-      <w:r>
-        <w:rPr>
-          <w:b/>
-          <w:bCs/>
-        </w:rPr>
-        <w:t>Monto aprobado</w:t>
-      </w:r>
-      <w:r>
-        <w:t xml:space="preserve">, </w:t>
-      </w:r>
-      <w:r>
-        <w:rPr>
-          <w:b/>
-          <w:bCs/>
-        </w:rPr>
-        <w:t>Rechazados</w:t>
-      </w:r>
-      <w:r>
-        <w:t xml:space="preserve"> y </w:t>
-      </w:r>
-      <w:r>
-        <w:rPr>
-          <w:b/>
-          <w:bCs/>
-        </w:rPr>
-        <w:t>Tasa de aprobación</w:t>
-      </w:r>
-      <w:r>
-        <w:t>. Haga doble clic en una transacción con venta para ver su comprobante.</w:t>
+        <w:t xml:space="preserve">Entre a </w:t>
+      </w:r>
+      <w:r>
+        <w:rPr>
+          <w:b/>
+          <w:bCs/>
+        </w:rPr>
+        <w:t>Negocio</w:t>
+      </w:r>
+      <w:r>
+        <w:t>.</w:t>
       </w:r>
     </w:p>
     <w:p>
@@ -7107,26 +6978,7 @@
       </w:r>
       <w:r>
         <w:tab/>
-      </w:r>
-      <w:r>
-        <w:rPr>
-          <w:b/>
-          <w:bCs/>
-        </w:rPr>
-        <w:t>Pagos</w:t>
-      </w:r>
-      <w:r>
-        <w:t xml:space="preserve"> → </w:t>
-      </w:r>
-      <w:r>
-        <w:rPr>
-          <w:b/>
-          <w:bCs/>
-        </w:rPr>
-        <w:t>Configuración</w:t>
-      </w:r>
-      <w:r>
-        <w:t xml:space="preserve">: en </w:t>
+        <w:t xml:space="preserve">En </w:t>
       </w:r>
       <w:r>
         <w:rPr>
@@ -7164,56 +7016,6 @@
           <w:bCs/>
         </w:rPr>
         <w:t>Dirección</w:t>
-      </w:r>
-      <w:r>
-        <w:t xml:space="preserve">. En </w:t>
-      </w:r>
-      <w:r>
-        <w:rPr>
-          <w:b/>
-          <w:bCs/>
-        </w:rPr>
-        <w:t>Pasarela de pago</w:t>
-      </w:r>
-      <w:r>
-        <w:t xml:space="preserve">, marque </w:t>
-      </w:r>
-      <w:r>
-        <w:rPr>
-          <w:b/>
-          <w:bCs/>
-        </w:rPr>
-        <w:t>Aceptar cobros con Yape o Plin</w:t>
-      </w:r>
-      <w:r>
-        <w:t xml:space="preserve"> y complete </w:t>
-      </w:r>
-      <w:r>
-        <w:rPr>
-          <w:b/>
-          <w:bCs/>
-        </w:rPr>
-        <w:t>Proveedor</w:t>
-      </w:r>
-      <w:r>
-        <w:t xml:space="preserve">, </w:t>
-      </w:r>
-      <w:r>
-        <w:rPr>
-          <w:b/>
-          <w:bCs/>
-        </w:rPr>
-        <w:t>Código de comercio</w:t>
-      </w:r>
-      <w:r>
-        <w:t xml:space="preserve"> y </w:t>
-      </w:r>
-      <w:r>
-        <w:rPr>
-          <w:b/>
-          <w:bCs/>
-        </w:rPr>
-        <w:t>Clave secreta</w:t>
       </w:r>
       <w:r>
         <w:t>.</w:t>
@@ -7242,16 +7044,6 @@
           <w:b/>
           <w:bCs/>
         </w:rPr>
-        <w:t>Probar conexión</w:t>
-      </w:r>
-      <w:r>
-        <w:t xml:space="preserve"> y luego </w:t>
-      </w:r>
-      <w:r>
-        <w:rPr>
-          <w:b/>
-          <w:bCs/>
-        </w:rPr>
         <w:t>Guardar cambios</w:t>
       </w:r>
       <w:r>
@@ -7263,7 +7055,7 @@
         <w:pStyle w:val="Marcadordecaptura"/>
       </w:pPr>
       <w:r>
-        <w:t>[CAPTURA 4.14.1: Pagos, pestaña Configuración — datos del negocio y de la pasarela de pago]</w:t>
+        <w:t>[CAPTURA 4.14.1: Negocio — datos del negocio para el comprobante]</w:t>
       </w:r>
     </w:p>
     <w:p>
@@ -7275,7 +7067,7 @@
         <w:t>Resultado esperado:</w:t>
       </w:r>
       <w:r>
-        <w:t xml:space="preserve"> "Configuración guardada. Los comprobantes nuevos usan estos datos; los ya emitidos no cambian." En la tabla, rojo es un cobro rechazado y ámbar uno revertido o reembolsado.</w:t>
+        <w:t xml:space="preserve"> "Datos guardados. Los comprobantes nuevos usan estos datos; los ya emitidos no cambian."</w:t>
       </w:r>
     </w:p>
     <w:p>
@@ -7298,24 +7090,14 @@
         <w:t>Advertencia:</w:t>
       </w:r>
       <w:r>
-        <w:t xml:space="preserve"> si desmarca </w:t>
-      </w:r>
-      <w:r>
-        <w:rPr>
-          <w:b/>
-          <w:bCs/>
-        </w:rPr>
-        <w:t>Aceptar cobros con Yape o Plin</w:t>
-      </w:r>
-      <w:r>
-        <w:t>, el botón de cobro digital se apaga en Ventas. La clave secreta se guarda sin cifrar. El RUC del negocio debe tener 11 dígitos.</w:t>
+        <w:t xml:space="preserve"> el RUC del negocio debe tener 11 dígitos, y el nombre y la dirección son obligatorios.</w:t>
       </w:r>
     </w:p>
     <w:p>
       <w:pPr>
         <w:pStyle w:val="Ttulo2"/>
       </w:pPr>
-      <w:bookmarkStart w:id="20" w:name="_Toc243319489"/>
+      <w:bookmarkStart w:id="20" w:name="_Toc243346858"/>
       <w:r>
         <w:t>4.15 Respaldar la base de datos</w:t>
       </w:r>
@@ -7651,7 +7433,7 @@
       <w:pPr>
         <w:pStyle w:val="Ttulo1"/>
       </w:pPr>
-      <w:bookmarkStart w:id="21" w:name="_Toc243319490"/>
+      <w:bookmarkStart w:id="21" w:name="_Toc243346859"/>
       <w:r>
         <w:lastRenderedPageBreak/>
         <w:t>5. Reglas del negocio que debe conocer</w:t>
@@ -7677,8 +7459,8 @@
         <w:tblLook w:val="0420" w:firstRow="1" w:lastRow="0" w:firstColumn="0" w:lastColumn="0" w:noHBand="0" w:noVBand="1"/>
       </w:tblPr>
       <w:tblGrid>
-        <w:gridCol w:w="2048"/>
-        <w:gridCol w:w="7692"/>
+        <w:gridCol w:w="2034"/>
+        <w:gridCol w:w="7706"/>
       </w:tblGrid>
       <w:tr>
         <w:tblPrEx>
@@ -7693,7 +7475,7 @@
         </w:trPr>
         <w:tc>
           <w:tcPr>
-            <w:tcW w:w="2048" w:type="dxa"/>
+            <w:tcW w:w="2034" w:type="dxa"/>
             <w:shd w:val="clear" w:color="auto" w:fill="1F3864"/>
             <w:tcMar>
               <w:top w:w="50" w:type="dxa"/>
@@ -7719,7 +7501,7 @@
         </w:tc>
         <w:tc>
           <w:tcPr>
-            <w:tcW w:w="7692" w:type="dxa"/>
+            <w:tcW w:w="7706" w:type="dxa"/>
             <w:shd w:val="clear" w:color="auto" w:fill="1F3864"/>
             <w:tcMar>
               <w:top w:w="50" w:type="dxa"/>
@@ -7756,7 +7538,7 @@
         </w:trPr>
         <w:tc>
           <w:tcPr>
-            <w:tcW w:w="2048" w:type="dxa"/>
+            <w:tcW w:w="2034" w:type="dxa"/>
             <w:tcMar>
               <w:top w:w="50" w:type="dxa"/>
               <w:left w:w="90" w:type="dxa"/>
@@ -7779,7 +7561,7 @@
         </w:tc>
         <w:tc>
           <w:tcPr>
-            <w:tcW w:w="7692" w:type="dxa"/>
+            <w:tcW w:w="7706" w:type="dxa"/>
             <w:tcMar>
               <w:top w:w="50" w:type="dxa"/>
               <w:left w:w="90" w:type="dxa"/>
@@ -7813,7 +7595,7 @@
         </w:trPr>
         <w:tc>
           <w:tcPr>
-            <w:tcW w:w="2048" w:type="dxa"/>
+            <w:tcW w:w="2034" w:type="dxa"/>
             <w:shd w:val="clear" w:color="auto" w:fill="F2F2F2"/>
             <w:tcMar>
               <w:top w:w="50" w:type="dxa"/>
@@ -7837,7 +7619,7 @@
         </w:tc>
         <w:tc>
           <w:tcPr>
-            <w:tcW w:w="7692" w:type="dxa"/>
+            <w:tcW w:w="7706" w:type="dxa"/>
             <w:shd w:val="clear" w:color="auto" w:fill="F2F2F2"/>
             <w:tcMar>
               <w:top w:w="50" w:type="dxa"/>
@@ -7872,7 +7654,7 @@
         </w:trPr>
         <w:tc>
           <w:tcPr>
-            <w:tcW w:w="2048" w:type="dxa"/>
+            <w:tcW w:w="2034" w:type="dxa"/>
             <w:tcMar>
               <w:top w:w="50" w:type="dxa"/>
               <w:left w:w="90" w:type="dxa"/>
@@ -7895,7 +7677,7 @@
         </w:tc>
         <w:tc>
           <w:tcPr>
-            <w:tcW w:w="7692" w:type="dxa"/>
+            <w:tcW w:w="7706" w:type="dxa"/>
             <w:tcMar>
               <w:top w:w="50" w:type="dxa"/>
               <w:left w:w="90" w:type="dxa"/>
@@ -7929,7 +7711,7 @@
         </w:trPr>
         <w:tc>
           <w:tcPr>
-            <w:tcW w:w="2048" w:type="dxa"/>
+            <w:tcW w:w="2034" w:type="dxa"/>
             <w:shd w:val="clear" w:color="auto" w:fill="F2F2F2"/>
             <w:tcMar>
               <w:top w:w="50" w:type="dxa"/>
@@ -7953,7 +7735,7 @@
         </w:tc>
         <w:tc>
           <w:tcPr>
-            <w:tcW w:w="7692" w:type="dxa"/>
+            <w:tcW w:w="7706" w:type="dxa"/>
             <w:shd w:val="clear" w:color="auto" w:fill="F2F2F2"/>
             <w:tcMar>
               <w:top w:w="50" w:type="dxa"/>
@@ -7988,7 +7770,7 @@
         </w:trPr>
         <w:tc>
           <w:tcPr>
-            <w:tcW w:w="2048" w:type="dxa"/>
+            <w:tcW w:w="2034" w:type="dxa"/>
             <w:tcMar>
               <w:top w:w="50" w:type="dxa"/>
               <w:left w:w="90" w:type="dxa"/>
@@ -8011,7 +7793,7 @@
         </w:tc>
         <w:tc>
           <w:tcPr>
-            <w:tcW w:w="7692" w:type="dxa"/>
+            <w:tcW w:w="7706" w:type="dxa"/>
             <w:tcMar>
               <w:top w:w="50" w:type="dxa"/>
               <w:left w:w="90" w:type="dxa"/>
@@ -8045,7 +7827,7 @@
         </w:trPr>
         <w:tc>
           <w:tcPr>
-            <w:tcW w:w="2048" w:type="dxa"/>
+            <w:tcW w:w="2034" w:type="dxa"/>
             <w:shd w:val="clear" w:color="auto" w:fill="F2F2F2"/>
             <w:tcMar>
               <w:top w:w="50" w:type="dxa"/>
@@ -8069,7 +7851,7 @@
         </w:tc>
         <w:tc>
           <w:tcPr>
-            <w:tcW w:w="7692" w:type="dxa"/>
+            <w:tcW w:w="7706" w:type="dxa"/>
             <w:shd w:val="clear" w:color="auto" w:fill="F2F2F2"/>
             <w:tcMar>
               <w:top w:w="50" w:type="dxa"/>
@@ -8118,7 +7900,7 @@
         </w:trPr>
         <w:tc>
           <w:tcPr>
-            <w:tcW w:w="2048" w:type="dxa"/>
+            <w:tcW w:w="2034" w:type="dxa"/>
             <w:tcMar>
               <w:top w:w="50" w:type="dxa"/>
               <w:left w:w="90" w:type="dxa"/>
@@ -8141,7 +7923,7 @@
         </w:tc>
         <w:tc>
           <w:tcPr>
-            <w:tcW w:w="7692" w:type="dxa"/>
+            <w:tcW w:w="7706" w:type="dxa"/>
             <w:tcMar>
               <w:top w:w="50" w:type="dxa"/>
               <w:left w:w="90" w:type="dxa"/>
@@ -8175,7 +7957,7 @@
         </w:trPr>
         <w:tc>
           <w:tcPr>
-            <w:tcW w:w="2048" w:type="dxa"/>
+            <w:tcW w:w="2034" w:type="dxa"/>
             <w:shd w:val="clear" w:color="auto" w:fill="F2F2F2"/>
             <w:tcMar>
               <w:top w:w="50" w:type="dxa"/>
@@ -8199,7 +7981,7 @@
         </w:tc>
         <w:tc>
           <w:tcPr>
-            <w:tcW w:w="7692" w:type="dxa"/>
+            <w:tcW w:w="7706" w:type="dxa"/>
             <w:shd w:val="clear" w:color="auto" w:fill="F2F2F2"/>
             <w:tcMar>
               <w:top w:w="50" w:type="dxa"/>
@@ -8234,47 +8016,47 @@
         </w:trPr>
         <w:tc>
           <w:tcPr>
-            <w:tcW w:w="2048" w:type="dxa"/>
-            <w:tcMar>
-              <w:top w:w="50" w:type="dxa"/>
-              <w:left w:w="90" w:type="dxa"/>
-              <w:bottom w:w="50" w:type="dxa"/>
-              <w:right w:w="90" w:type="dxa"/>
-            </w:tcMar>
-          </w:tcPr>
-          <w:p>
-            <w:pPr>
-              <w:spacing w:after="0" w:line="250" w:lineRule="auto"/>
-              <w:jc w:val="left"/>
-            </w:pPr>
-            <w:r>
-              <w:rPr>
-                <w:sz w:val="19"/>
-              </w:rPr>
-              <w:t>Cobro digital</w:t>
-            </w:r>
-          </w:p>
-        </w:tc>
-        <w:tc>
-          <w:tcPr>
-            <w:tcW w:w="7692" w:type="dxa"/>
-            <w:tcMar>
-              <w:top w:w="50" w:type="dxa"/>
-              <w:left w:w="90" w:type="dxa"/>
-              <w:bottom w:w="50" w:type="dxa"/>
-              <w:right w:w="90" w:type="dxa"/>
-            </w:tcMar>
-          </w:tcPr>
-          <w:p>
-            <w:pPr>
-              <w:spacing w:after="0" w:line="250" w:lineRule="auto"/>
-              <w:jc w:val="left"/>
-            </w:pPr>
-            <w:r>
-              <w:rPr>
-                <w:sz w:val="19"/>
-              </w:rPr>
-              <w:t>La venta con Yape o Plin solo se registra si la pasarela aprobó el mismo monto. Del celular se guardan los 3 últimos dígitos.</w:t>
+            <w:tcW w:w="2034" w:type="dxa"/>
+            <w:tcMar>
+              <w:top w:w="50" w:type="dxa"/>
+              <w:left w:w="90" w:type="dxa"/>
+              <w:bottom w:w="50" w:type="dxa"/>
+              <w:right w:w="90" w:type="dxa"/>
+            </w:tcMar>
+          </w:tcPr>
+          <w:p>
+            <w:pPr>
+              <w:spacing w:after="0" w:line="250" w:lineRule="auto"/>
+              <w:jc w:val="left"/>
+            </w:pPr>
+            <w:r>
+              <w:rPr>
+                <w:sz w:val="19"/>
+              </w:rPr>
+              <w:t>Yape o Plin</w:t>
+            </w:r>
+          </w:p>
+        </w:tc>
+        <w:tc>
+          <w:tcPr>
+            <w:tcW w:w="7706" w:type="dxa"/>
+            <w:tcMar>
+              <w:top w:w="50" w:type="dxa"/>
+              <w:left w:w="90" w:type="dxa"/>
+              <w:bottom w:w="50" w:type="dxa"/>
+              <w:right w:w="90" w:type="dxa"/>
+            </w:tcMar>
+          </w:tcPr>
+          <w:p>
+            <w:pPr>
+              <w:spacing w:after="0" w:line="250" w:lineRule="auto"/>
+              <w:jc w:val="left"/>
+            </w:pPr>
+            <w:r>
+              <w:rPr>
+                <w:sz w:val="19"/>
+              </w:rPr>
+              <w:t>El sistema solo registra la forma de pago; el cajero confirma el pago en el celular del negocio. No entra al efectivo de caja.</w:t>
             </w:r>
           </w:p>
         </w:tc>
@@ -8291,7 +8073,7 @@
         </w:trPr>
         <w:tc>
           <w:tcPr>
-            <w:tcW w:w="2048" w:type="dxa"/>
+            <w:tcW w:w="2034" w:type="dxa"/>
             <w:shd w:val="clear" w:color="auto" w:fill="F2F2F2"/>
             <w:tcMar>
               <w:top w:w="50" w:type="dxa"/>
@@ -8315,7 +8097,7 @@
         </w:tc>
         <w:tc>
           <w:tcPr>
-            <w:tcW w:w="7692" w:type="dxa"/>
+            <w:tcW w:w="7706" w:type="dxa"/>
             <w:shd w:val="clear" w:color="auto" w:fill="F2F2F2"/>
             <w:tcMar>
               <w:top w:w="50" w:type="dxa"/>
@@ -8333,7 +8115,7 @@
               <w:rPr>
                 <w:sz w:val="19"/>
               </w:rPr>
-              <w:t>Solo el administrador, y solo con el turno abierto. El stock vuelve a los mismos lotes y el cobro digital se reembolsa.</w:t>
+              <w:t>Solo el administrador, y solo con el turno abierto. El stock vuelve a los mismos lotes. El pago con Yape o Plin se devuelve desde el celular del negocio.</w:t>
             </w:r>
           </w:p>
         </w:tc>
@@ -8350,7 +8132,7 @@
         </w:trPr>
         <w:tc>
           <w:tcPr>
-            <w:tcW w:w="2048" w:type="dxa"/>
+            <w:tcW w:w="2034" w:type="dxa"/>
             <w:tcMar>
               <w:top w:w="50" w:type="dxa"/>
               <w:left w:w="90" w:type="dxa"/>
@@ -8373,7 +8155,7 @@
         </w:tc>
         <w:tc>
           <w:tcPr>
-            <w:tcW w:w="7692" w:type="dxa"/>
+            <w:tcW w:w="7706" w:type="dxa"/>
             <w:tcMar>
               <w:top w:w="50" w:type="dxa"/>
               <w:left w:w="90" w:type="dxa"/>
@@ -8407,7 +8189,7 @@
         </w:trPr>
         <w:tc>
           <w:tcPr>
-            <w:tcW w:w="2048" w:type="dxa"/>
+            <w:tcW w:w="2034" w:type="dxa"/>
             <w:shd w:val="clear" w:color="auto" w:fill="F2F2F2"/>
             <w:tcMar>
               <w:top w:w="50" w:type="dxa"/>
@@ -8431,7 +8213,7 @@
         </w:tc>
         <w:tc>
           <w:tcPr>
-            <w:tcW w:w="7692" w:type="dxa"/>
+            <w:tcW w:w="7706" w:type="dxa"/>
             <w:shd w:val="clear" w:color="auto" w:fill="F2F2F2"/>
             <w:tcMar>
               <w:top w:w="50" w:type="dxa"/>
@@ -8466,7 +8248,7 @@
         </w:trPr>
         <w:tc>
           <w:tcPr>
-            <w:tcW w:w="2048" w:type="dxa"/>
+            <w:tcW w:w="2034" w:type="dxa"/>
             <w:tcMar>
               <w:top w:w="50" w:type="dxa"/>
               <w:left w:w="90" w:type="dxa"/>
@@ -8489,24 +8271,24 @@
         </w:tc>
         <w:tc>
           <w:tcPr>
-            <w:tcW w:w="7692" w:type="dxa"/>
-            <w:tcMar>
-              <w:top w:w="50" w:type="dxa"/>
-              <w:left w:w="90" w:type="dxa"/>
-              <w:bottom w:w="50" w:type="dxa"/>
-              <w:right w:w="90" w:type="dxa"/>
-            </w:tcMar>
-          </w:tcPr>
-          <w:p>
-            <w:pPr>
-              <w:spacing w:after="0" w:line="250" w:lineRule="auto"/>
-              <w:jc w:val="left"/>
-            </w:pPr>
-            <w:r>
-              <w:rPr>
-                <w:sz w:val="19"/>
-              </w:rPr>
-              <w:t>El personal no ve Reportes, Pagos ni Usuarios, y el sistema también le rechaza esas operaciones.</w:t>
+            <w:tcW w:w="7706" w:type="dxa"/>
+            <w:tcMar>
+              <w:top w:w="50" w:type="dxa"/>
+              <w:left w:w="90" w:type="dxa"/>
+              <w:bottom w:w="50" w:type="dxa"/>
+              <w:right w:w="90" w:type="dxa"/>
+            </w:tcMar>
+          </w:tcPr>
+          <w:p>
+            <w:pPr>
+              <w:spacing w:after="0" w:line="250" w:lineRule="auto"/>
+              <w:jc w:val="left"/>
+            </w:pPr>
+            <w:r>
+              <w:rPr>
+                <w:sz w:val="19"/>
+              </w:rPr>
+              <w:t>El personal no ve Reportes, Negocio ni Usuarios, y el sistema también le rechaza esas operaciones.</w:t>
             </w:r>
           </w:p>
         </w:tc>
@@ -8521,7 +8303,7 @@
       <w:pPr>
         <w:pStyle w:val="Ttulo1"/>
       </w:pPr>
-      <w:bookmarkStart w:id="22" w:name="_Toc243319491"/>
+      <w:bookmarkStart w:id="22" w:name="_Toc243346860"/>
       <w:r>
         <w:t>6. Mensajes de error frecuentes</w:t>
       </w:r>
@@ -8546,8 +8328,8 @@
         <w:tblLook w:val="0420" w:firstRow="1" w:lastRow="0" w:firstColumn="0" w:lastColumn="0" w:noHBand="0" w:noVBand="1"/>
       </w:tblPr>
       <w:tblGrid>
-        <w:gridCol w:w="4770"/>
-        <w:gridCol w:w="4970"/>
+        <w:gridCol w:w="4791"/>
+        <w:gridCol w:w="4949"/>
       </w:tblGrid>
       <w:tr>
         <w:tblPrEx>
@@ -8562,7 +8344,7 @@
         </w:trPr>
         <w:tc>
           <w:tcPr>
-            <w:tcW w:w="4770" w:type="dxa"/>
+            <w:tcW w:w="4791" w:type="dxa"/>
             <w:shd w:val="clear" w:color="auto" w:fill="1F3864"/>
             <w:tcMar>
               <w:top w:w="50" w:type="dxa"/>
@@ -8588,7 +8370,7 @@
         </w:tc>
         <w:tc>
           <w:tcPr>
-            <w:tcW w:w="4970" w:type="dxa"/>
+            <w:tcW w:w="4949" w:type="dxa"/>
             <w:shd w:val="clear" w:color="auto" w:fill="1F3864"/>
             <w:tcMar>
               <w:top w:w="50" w:type="dxa"/>
@@ -8625,7 +8407,7 @@
         </w:trPr>
         <w:tc>
           <w:tcPr>
-            <w:tcW w:w="4770" w:type="dxa"/>
+            <w:tcW w:w="4791" w:type="dxa"/>
             <w:tcMar>
               <w:top w:w="50" w:type="dxa"/>
               <w:left w:w="90" w:type="dxa"/>
@@ -8648,7 +8430,7 @@
         </w:tc>
         <w:tc>
           <w:tcPr>
-            <w:tcW w:w="4970" w:type="dxa"/>
+            <w:tcW w:w="4949" w:type="dxa"/>
             <w:tcMar>
               <w:top w:w="50" w:type="dxa"/>
               <w:left w:w="90" w:type="dxa"/>
@@ -8696,7 +8478,7 @@
         </w:trPr>
         <w:tc>
           <w:tcPr>
-            <w:tcW w:w="4770" w:type="dxa"/>
+            <w:tcW w:w="4791" w:type="dxa"/>
             <w:shd w:val="clear" w:color="auto" w:fill="F2F2F2"/>
             <w:tcMar>
               <w:top w:w="50" w:type="dxa"/>
@@ -8720,7 +8502,7 @@
         </w:tc>
         <w:tc>
           <w:tcPr>
-            <w:tcW w:w="4970" w:type="dxa"/>
+            <w:tcW w:w="4949" w:type="dxa"/>
             <w:shd w:val="clear" w:color="auto" w:fill="F2F2F2"/>
             <w:tcMar>
               <w:top w:w="50" w:type="dxa"/>
@@ -8797,7 +8579,7 @@
         </w:trPr>
         <w:tc>
           <w:tcPr>
-            <w:tcW w:w="4770" w:type="dxa"/>
+            <w:tcW w:w="4791" w:type="dxa"/>
             <w:tcMar>
               <w:top w:w="50" w:type="dxa"/>
               <w:left w:w="90" w:type="dxa"/>
@@ -8820,7 +8602,7 @@
         </w:tc>
         <w:tc>
           <w:tcPr>
-            <w:tcW w:w="4970" w:type="dxa"/>
+            <w:tcW w:w="4949" w:type="dxa"/>
             <w:tcMar>
               <w:top w:w="50" w:type="dxa"/>
               <w:left w:w="90" w:type="dxa"/>
@@ -8854,7 +8636,7 @@
         </w:trPr>
         <w:tc>
           <w:tcPr>
-            <w:tcW w:w="4770" w:type="dxa"/>
+            <w:tcW w:w="4791" w:type="dxa"/>
             <w:shd w:val="clear" w:color="auto" w:fill="F2F2F2"/>
             <w:tcMar>
               <w:top w:w="50" w:type="dxa"/>
@@ -8878,7 +8660,7 @@
         </w:tc>
         <w:tc>
           <w:tcPr>
-            <w:tcW w:w="4970" w:type="dxa"/>
+            <w:tcW w:w="4949" w:type="dxa"/>
             <w:shd w:val="clear" w:color="auto" w:fill="F2F2F2"/>
             <w:tcMar>
               <w:top w:w="50" w:type="dxa"/>
@@ -8913,7 +8695,7 @@
         </w:trPr>
         <w:tc>
           <w:tcPr>
-            <w:tcW w:w="4770" w:type="dxa"/>
+            <w:tcW w:w="4791" w:type="dxa"/>
             <w:tcMar>
               <w:top w:w="50" w:type="dxa"/>
               <w:left w:w="90" w:type="dxa"/>
@@ -8936,7 +8718,7 @@
         </w:tc>
         <w:tc>
           <w:tcPr>
-            <w:tcW w:w="4970" w:type="dxa"/>
+            <w:tcW w:w="4949" w:type="dxa"/>
             <w:tcMar>
               <w:top w:w="50" w:type="dxa"/>
               <w:left w:w="90" w:type="dxa"/>
@@ -8970,7 +8752,7 @@
         </w:trPr>
         <w:tc>
           <w:tcPr>
-            <w:tcW w:w="4770" w:type="dxa"/>
+            <w:tcW w:w="4791" w:type="dxa"/>
             <w:shd w:val="clear" w:color="auto" w:fill="F2F2F2"/>
             <w:tcMar>
               <w:top w:w="50" w:type="dxa"/>
@@ -8994,7 +8776,7 @@
         </w:tc>
         <w:tc>
           <w:tcPr>
-            <w:tcW w:w="4970" w:type="dxa"/>
+            <w:tcW w:w="4949" w:type="dxa"/>
             <w:shd w:val="clear" w:color="auto" w:fill="F2F2F2"/>
             <w:tcMar>
               <w:top w:w="50" w:type="dxa"/>
@@ -9029,7 +8811,7 @@
         </w:trPr>
         <w:tc>
           <w:tcPr>
-            <w:tcW w:w="4770" w:type="dxa"/>
+            <w:tcW w:w="4791" w:type="dxa"/>
             <w:tcMar>
               <w:top w:w="50" w:type="dxa"/>
               <w:left w:w="90" w:type="dxa"/>
@@ -9052,7 +8834,7 @@
         </w:tc>
         <w:tc>
           <w:tcPr>
-            <w:tcW w:w="4970" w:type="dxa"/>
+            <w:tcW w:w="4949" w:type="dxa"/>
             <w:tcMar>
               <w:top w:w="50" w:type="dxa"/>
               <w:left w:w="90" w:type="dxa"/>
@@ -9086,7 +8868,7 @@
         </w:trPr>
         <w:tc>
           <w:tcPr>
-            <w:tcW w:w="4770" w:type="dxa"/>
+            <w:tcW w:w="4791" w:type="dxa"/>
             <w:shd w:val="clear" w:color="auto" w:fill="F2F2F2"/>
             <w:tcMar>
               <w:top w:w="50" w:type="dxa"/>
@@ -9110,7 +8892,7 @@
         </w:tc>
         <w:tc>
           <w:tcPr>
-            <w:tcW w:w="4970" w:type="dxa"/>
+            <w:tcW w:w="4949" w:type="dxa"/>
             <w:shd w:val="clear" w:color="auto" w:fill="F2F2F2"/>
             <w:tcMar>
               <w:top w:w="50" w:type="dxa"/>
@@ -9159,30 +8941,31 @@
         </w:trPr>
         <w:tc>
           <w:tcPr>
-            <w:tcW w:w="4770" w:type="dxa"/>
-            <w:tcMar>
-              <w:top w:w="50" w:type="dxa"/>
-              <w:left w:w="90" w:type="dxa"/>
-              <w:bottom w:w="50" w:type="dxa"/>
-              <w:right w:w="90" w:type="dxa"/>
-            </w:tcMar>
-          </w:tcPr>
-          <w:p>
-            <w:pPr>
-              <w:spacing w:after="0" w:line="250" w:lineRule="auto"/>
-              <w:jc w:val="left"/>
-            </w:pPr>
-            <w:r>
-              <w:rPr>
-                <w:sz w:val="19"/>
-              </w:rPr>
+            <w:tcW w:w="4791" w:type="dxa"/>
+            <w:tcMar>
+              <w:top w:w="50" w:type="dxa"/>
+              <w:left w:w="90" w:type="dxa"/>
+              <w:bottom w:w="50" w:type="dxa"/>
+              <w:right w:w="90" w:type="dxa"/>
+            </w:tcMar>
+          </w:tcPr>
+          <w:p>
+            <w:pPr>
+              <w:spacing w:after="0" w:line="250" w:lineRule="auto"/>
+              <w:jc w:val="left"/>
+            </w:pPr>
+            <w:r>
+              <w:rPr>
+                <w:sz w:val="19"/>
+              </w:rPr>
+              <w:lastRenderedPageBreak/>
               <w:t>El personal puede aplicar como máximo 10 % de descuento manual. …</w:t>
             </w:r>
           </w:p>
         </w:tc>
         <w:tc>
           <w:tcPr>
-            <w:tcW w:w="4970" w:type="dxa"/>
+            <w:tcW w:w="4949" w:type="dxa"/>
             <w:tcMar>
               <w:top w:w="50" w:type="dxa"/>
               <w:left w:w="90" w:type="dxa"/>
@@ -9216,7 +8999,7 @@
         </w:trPr>
         <w:tc>
           <w:tcPr>
-            <w:tcW w:w="4770" w:type="dxa"/>
+            <w:tcW w:w="4791" w:type="dxa"/>
             <w:shd w:val="clear" w:color="auto" w:fill="F2F2F2"/>
             <w:tcMar>
               <w:top w:w="50" w:type="dxa"/>
@@ -9234,14 +9017,13 @@
               <w:rPr>
                 <w:sz w:val="19"/>
               </w:rPr>
-              <w:lastRenderedPageBreak/>
               <w:t>El lote ya está vencido. No se puede recibir.</w:t>
             </w:r>
           </w:p>
         </w:tc>
         <w:tc>
           <w:tcPr>
-            <w:tcW w:w="4970" w:type="dxa"/>
+            <w:tcW w:w="4949" w:type="dxa"/>
             <w:shd w:val="clear" w:color="auto" w:fill="F2F2F2"/>
             <w:tcMar>
               <w:top w:w="50" w:type="dxa"/>
@@ -9276,7 +9058,7 @@
         </w:trPr>
         <w:tc>
           <w:tcPr>
-            <w:tcW w:w="4770" w:type="dxa"/>
+            <w:tcW w:w="4791" w:type="dxa"/>
             <w:tcMar>
               <w:top w:w="50" w:type="dxa"/>
               <w:left w:w="90" w:type="dxa"/>
@@ -9299,7 +9081,7 @@
         </w:tc>
         <w:tc>
           <w:tcPr>
-            <w:tcW w:w="4970" w:type="dxa"/>
+            <w:tcW w:w="4949" w:type="dxa"/>
             <w:tcMar>
               <w:top w:w="50" w:type="dxa"/>
               <w:left w:w="90" w:type="dxa"/>
@@ -9333,7 +9115,7 @@
         </w:trPr>
         <w:tc>
           <w:tcPr>
-            <w:tcW w:w="4770" w:type="dxa"/>
+            <w:tcW w:w="4791" w:type="dxa"/>
             <w:shd w:val="clear" w:color="auto" w:fill="F2F2F2"/>
             <w:tcMar>
               <w:top w:w="50" w:type="dxa"/>
@@ -9357,7 +9139,7 @@
         </w:tc>
         <w:tc>
           <w:tcPr>
-            <w:tcW w:w="4970" w:type="dxa"/>
+            <w:tcW w:w="4949" w:type="dxa"/>
             <w:shd w:val="clear" w:color="auto" w:fill="F2F2F2"/>
             <w:tcMar>
               <w:top w:w="50" w:type="dxa"/>
@@ -9392,47 +9174,61 @@
         </w:trPr>
         <w:tc>
           <w:tcPr>
-            <w:tcW w:w="4770" w:type="dxa"/>
-            <w:tcMar>
-              <w:top w:w="50" w:type="dxa"/>
-              <w:left w:w="90" w:type="dxa"/>
-              <w:bottom w:w="50" w:type="dxa"/>
-              <w:right w:w="90" w:type="dxa"/>
-            </w:tcMar>
-          </w:tcPr>
-          <w:p>
-            <w:pPr>
-              <w:spacing w:after="0" w:line="250" w:lineRule="auto"/>
-              <w:jc w:val="left"/>
-            </w:pPr>
-            <w:r>
-              <w:rPr>
-                <w:sz w:val="19"/>
-              </w:rPr>
-              <w:t>La clave secreta no es válida: la de prueba empieza con sk_test_.</w:t>
-            </w:r>
-          </w:p>
-        </w:tc>
-        <w:tc>
-          <w:tcPr>
-            <w:tcW w:w="4970" w:type="dxa"/>
-            <w:tcMar>
-              <w:top w:w="50" w:type="dxa"/>
-              <w:left w:w="90" w:type="dxa"/>
-              <w:bottom w:w="50" w:type="dxa"/>
-              <w:right w:w="90" w:type="dxa"/>
-            </w:tcMar>
-          </w:tcPr>
-          <w:p>
-            <w:pPr>
-              <w:spacing w:after="0" w:line="250" w:lineRule="auto"/>
-              <w:jc w:val="left"/>
-            </w:pPr>
-            <w:r>
-              <w:rPr>
-                <w:sz w:val="19"/>
-              </w:rPr>
-              <w:t>Escriba la clave que entregó el proveedor de la pasarela.</w:t>
+            <w:tcW w:w="4791" w:type="dxa"/>
+            <w:tcMar>
+              <w:top w:w="50" w:type="dxa"/>
+              <w:left w:w="90" w:type="dxa"/>
+              <w:bottom w:w="50" w:type="dxa"/>
+              <w:right w:w="90" w:type="dxa"/>
+            </w:tcMar>
+          </w:tcPr>
+          <w:p>
+            <w:pPr>
+              <w:spacing w:after="0" w:line="250" w:lineRule="auto"/>
+              <w:jc w:val="left"/>
+            </w:pPr>
+            <w:r>
+              <w:rPr>
+                <w:sz w:val="19"/>
+              </w:rPr>
+              <w:t>El RUC del negocio debe tener 11 dígitos.</w:t>
+            </w:r>
+          </w:p>
+        </w:tc>
+        <w:tc>
+          <w:tcPr>
+            <w:tcW w:w="4949" w:type="dxa"/>
+            <w:tcMar>
+              <w:top w:w="50" w:type="dxa"/>
+              <w:left w:w="90" w:type="dxa"/>
+              <w:bottom w:w="50" w:type="dxa"/>
+              <w:right w:w="90" w:type="dxa"/>
+            </w:tcMar>
+          </w:tcPr>
+          <w:p>
+            <w:pPr>
+              <w:spacing w:after="0" w:line="250" w:lineRule="auto"/>
+              <w:jc w:val="left"/>
+            </w:pPr>
+            <w:r>
+              <w:rPr>
+                <w:sz w:val="19"/>
+              </w:rPr>
+              <w:t xml:space="preserve">Corrija el RUC en </w:t>
+            </w:r>
+            <w:r>
+              <w:rPr>
+                <w:b/>
+                <w:bCs/>
+                <w:sz w:val="19"/>
+              </w:rPr>
+              <w:t>Negocio</w:t>
+            </w:r>
+            <w:r>
+              <w:rPr>
+                <w:sz w:val="19"/>
+              </w:rPr>
+              <w:t>.</w:t>
             </w:r>
           </w:p>
         </w:tc>
@@ -9449,7 +9245,7 @@
         </w:trPr>
         <w:tc>
           <w:tcPr>
-            <w:tcW w:w="4770" w:type="dxa"/>
+            <w:tcW w:w="4791" w:type="dxa"/>
             <w:shd w:val="clear" w:color="auto" w:fill="F2F2F2"/>
             <w:tcMar>
               <w:top w:w="50" w:type="dxa"/>
@@ -9473,7 +9269,7 @@
         </w:tc>
         <w:tc>
           <w:tcPr>
-            <w:tcW w:w="4970" w:type="dxa"/>
+            <w:tcW w:w="4949" w:type="dxa"/>
             <w:shd w:val="clear" w:color="auto" w:fill="F2F2F2"/>
             <w:tcMar>
               <w:top w:w="50" w:type="dxa"/>
@@ -9506,7 +9302,7 @@
       <w:pPr>
         <w:pStyle w:val="Ttulo1"/>
       </w:pPr>
-      <w:bookmarkStart w:id="23" w:name="_Toc243319492"/>
+      <w:bookmarkStart w:id="23" w:name="_Toc243346861"/>
       <w:r>
         <w:t>7. Preguntas frecuentes</w:t>
       </w:r>
@@ -9680,7 +9476,7 @@
           <w:b/>
           <w:bCs/>
         </w:rPr>
-        <w:t>Pagos</w:t>
+        <w:t>Negocio</w:t>
       </w:r>
       <w:r>
         <w:t xml:space="preserve"> → </w:t>
@@ -9690,16 +9486,6 @@
           <w:b/>
           <w:bCs/>
         </w:rPr>
-        <w:t>Configuración</w:t>
-      </w:r>
-      <w:r>
-        <w:t xml:space="preserve"> → </w:t>
-      </w:r>
-      <w:r>
-        <w:rPr>
-          <w:b/>
-          <w:bCs/>
-        </w:rPr>
         <w:t>Datos del negocio</w:t>
       </w:r>
       <w:r>
@@ -9712,17 +9498,17 @@
           <w:b/>
           <w:bCs/>
         </w:rPr>
-        <w:t>¿Los cobros con Yape o Plin son reales?</w:t>
-      </w:r>
-      <w:r>
-        <w:t xml:space="preserve"> No. La pasarela es una simulación en modo prueba y no hace cargos.</w:t>
+        <w:t>¿El sistema cobra los pagos con Yape o Plin?</w:t>
+      </w:r>
+      <w:r>
+        <w:t xml:space="preserve"> No. El cliente paga desde su celular y el cajero lo confirma en el celular del negocio; el sistema solo registra la forma de pago.</w:t>
       </w:r>
     </w:p>
     <w:p>
       <w:pPr>
         <w:pStyle w:val="Ttulo1"/>
       </w:pPr>
-      <w:bookmarkStart w:id="24" w:name="_Toc243319493"/>
+      <w:bookmarkStart w:id="24" w:name="_Toc243346862"/>
       <w:r>
         <w:t>Lista de capturas pendientes</w:t>
       </w:r>
@@ -9762,10 +9548,10 @@
         <w:tblLook w:val="0420" w:firstRow="1" w:lastRow="0" w:firstColumn="0" w:lastColumn="0" w:noHBand="0" w:noVBand="1"/>
       </w:tblPr>
       <w:tblGrid>
-        <w:gridCol w:w="814"/>
-        <w:gridCol w:w="1798"/>
-        <w:gridCol w:w="4280"/>
-        <w:gridCol w:w="2848"/>
+        <w:gridCol w:w="830"/>
+        <w:gridCol w:w="1761"/>
+        <w:gridCol w:w="4318"/>
+        <w:gridCol w:w="2831"/>
       </w:tblGrid>
       <w:tr>
         <w:tblPrEx>
@@ -9780,7 +9566,7 @@
         </w:trPr>
         <w:tc>
           <w:tcPr>
-            <w:tcW w:w="814" w:type="dxa"/>
+            <w:tcW w:w="830" w:type="dxa"/>
             <w:shd w:val="clear" w:color="auto" w:fill="1F3864"/>
             <w:tcMar>
               <w:top w:w="50" w:type="dxa"/>
@@ -9806,7 +9592,7 @@
         </w:tc>
         <w:tc>
           <w:tcPr>
-            <w:tcW w:w="1798" w:type="dxa"/>
+            <w:tcW w:w="1761" w:type="dxa"/>
             <w:shd w:val="clear" w:color="auto" w:fill="1F3864"/>
             <w:tcMar>
               <w:top w:w="50" w:type="dxa"/>
@@ -9832,7 +9618,7 @@
         </w:tc>
         <w:tc>
           <w:tcPr>
-            <w:tcW w:w="4280" w:type="dxa"/>
+            <w:tcW w:w="4318" w:type="dxa"/>
             <w:shd w:val="clear" w:color="auto" w:fill="1F3864"/>
             <w:tcMar>
               <w:top w:w="50" w:type="dxa"/>
@@ -9858,7 +9644,7 @@
         </w:tc>
         <w:tc>
           <w:tcPr>
-            <w:tcW w:w="2848" w:type="dxa"/>
+            <w:tcW w:w="2831" w:type="dxa"/>
             <w:shd w:val="clear" w:color="auto" w:fill="1F3864"/>
             <w:tcMar>
               <w:top w:w="50" w:type="dxa"/>
@@ -9895,7 +9681,7 @@
         </w:trPr>
         <w:tc>
           <w:tcPr>
-            <w:tcW w:w="814" w:type="dxa"/>
+            <w:tcW w:w="830" w:type="dxa"/>
             <w:tcMar>
               <w:top w:w="50" w:type="dxa"/>
               <w:left w:w="90" w:type="dxa"/>
@@ -9918,7 +9704,7 @@
         </w:tc>
         <w:tc>
           <w:tcPr>
-            <w:tcW w:w="1798" w:type="dxa"/>
+            <w:tcW w:w="1761" w:type="dxa"/>
             <w:tcMar>
               <w:top w:w="50" w:type="dxa"/>
               <w:left w:w="90" w:type="dxa"/>
@@ -9941,7 +9727,7 @@
         </w:tc>
         <w:tc>
           <w:tcPr>
-            <w:tcW w:w="4280" w:type="dxa"/>
+            <w:tcW w:w="4318" w:type="dxa"/>
             <w:tcMar>
               <w:top w:w="50" w:type="dxa"/>
               <w:left w:w="90" w:type="dxa"/>
@@ -9964,7 +9750,7 @@
         </w:tc>
         <w:tc>
           <w:tcPr>
-            <w:tcW w:w="2848" w:type="dxa"/>
+            <w:tcW w:w="2831" w:type="dxa"/>
             <w:tcMar>
               <w:top w:w="50" w:type="dxa"/>
               <w:left w:w="90" w:type="dxa"/>
@@ -9998,7 +9784,7 @@
         </w:trPr>
         <w:tc>
           <w:tcPr>
-            <w:tcW w:w="814" w:type="dxa"/>
+            <w:tcW w:w="830" w:type="dxa"/>
             <w:shd w:val="clear" w:color="auto" w:fill="F2F2F2"/>
             <w:tcMar>
               <w:top w:w="50" w:type="dxa"/>
@@ -10022,7 +9808,7 @@
         </w:tc>
         <w:tc>
           <w:tcPr>
-            <w:tcW w:w="1798" w:type="dxa"/>
+            <w:tcW w:w="1761" w:type="dxa"/>
             <w:shd w:val="clear" w:color="auto" w:fill="F2F2F2"/>
             <w:tcMar>
               <w:top w:w="50" w:type="dxa"/>
@@ -10046,7 +9832,7 @@
         </w:tc>
         <w:tc>
           <w:tcPr>
-            <w:tcW w:w="4280" w:type="dxa"/>
+            <w:tcW w:w="4318" w:type="dxa"/>
             <w:shd w:val="clear" w:color="auto" w:fill="F2F2F2"/>
             <w:tcMar>
               <w:top w:w="50" w:type="dxa"/>
@@ -10070,7 +9856,7 @@
         </w:tc>
         <w:tc>
           <w:tcPr>
-            <w:tcW w:w="2848" w:type="dxa"/>
+            <w:tcW w:w="2831" w:type="dxa"/>
             <w:shd w:val="clear" w:color="auto" w:fill="F2F2F2"/>
             <w:tcMar>
               <w:top w:w="50" w:type="dxa"/>
@@ -10105,7 +9891,7 @@
         </w:trPr>
         <w:tc>
           <w:tcPr>
-            <w:tcW w:w="814" w:type="dxa"/>
+            <w:tcW w:w="830" w:type="dxa"/>
             <w:tcMar>
               <w:top w:w="50" w:type="dxa"/>
               <w:left w:w="90" w:type="dxa"/>
@@ -10128,7 +9914,7 @@
         </w:tc>
         <w:tc>
           <w:tcPr>
-            <w:tcW w:w="1798" w:type="dxa"/>
+            <w:tcW w:w="1761" w:type="dxa"/>
             <w:tcMar>
               <w:top w:w="50" w:type="dxa"/>
               <w:left w:w="90" w:type="dxa"/>
@@ -10151,7 +9937,7 @@
         </w:tc>
         <w:tc>
           <w:tcPr>
-            <w:tcW w:w="4280" w:type="dxa"/>
+            <w:tcW w:w="4318" w:type="dxa"/>
             <w:tcMar>
               <w:top w:w="50" w:type="dxa"/>
               <w:left w:w="90" w:type="dxa"/>
@@ -10174,7 +9960,7 @@
         </w:tc>
         <w:tc>
           <w:tcPr>
-            <w:tcW w:w="2848" w:type="dxa"/>
+            <w:tcW w:w="2831" w:type="dxa"/>
             <w:tcMar>
               <w:top w:w="50" w:type="dxa"/>
               <w:left w:w="90" w:type="dxa"/>
@@ -10208,7 +9994,7 @@
         </w:trPr>
         <w:tc>
           <w:tcPr>
-            <w:tcW w:w="814" w:type="dxa"/>
+            <w:tcW w:w="830" w:type="dxa"/>
             <w:shd w:val="clear" w:color="auto" w:fill="F2F2F2"/>
             <w:tcMar>
               <w:top w:w="50" w:type="dxa"/>
@@ -10232,7 +10018,7 @@
         </w:tc>
         <w:tc>
           <w:tcPr>
-            <w:tcW w:w="1798" w:type="dxa"/>
+            <w:tcW w:w="1761" w:type="dxa"/>
             <w:shd w:val="clear" w:color="auto" w:fill="F2F2F2"/>
             <w:tcMar>
               <w:top w:w="50" w:type="dxa"/>
@@ -10256,7 +10042,7 @@
         </w:tc>
         <w:tc>
           <w:tcPr>
-            <w:tcW w:w="4280" w:type="dxa"/>
+            <w:tcW w:w="4318" w:type="dxa"/>
             <w:shd w:val="clear" w:color="auto" w:fill="F2F2F2"/>
             <w:tcMar>
               <w:top w:w="50" w:type="dxa"/>
@@ -10280,7 +10066,7 @@
         </w:tc>
         <w:tc>
           <w:tcPr>
-            <w:tcW w:w="2848" w:type="dxa"/>
+            <w:tcW w:w="2831" w:type="dxa"/>
             <w:shd w:val="clear" w:color="auto" w:fill="F2F2F2"/>
             <w:tcMar>
               <w:top w:w="50" w:type="dxa"/>
@@ -10315,7 +10101,7 @@
         </w:trPr>
         <w:tc>
           <w:tcPr>
-            <w:tcW w:w="814" w:type="dxa"/>
+            <w:tcW w:w="830" w:type="dxa"/>
             <w:tcMar>
               <w:top w:w="50" w:type="dxa"/>
               <w:left w:w="90" w:type="dxa"/>
@@ -10338,53 +10124,53 @@
         </w:tc>
         <w:tc>
           <w:tcPr>
-            <w:tcW w:w="1798" w:type="dxa"/>
-            <w:tcMar>
-              <w:top w:w="50" w:type="dxa"/>
-              <w:left w:w="90" w:type="dxa"/>
-              <w:bottom w:w="50" w:type="dxa"/>
-              <w:right w:w="90" w:type="dxa"/>
-            </w:tcMar>
-          </w:tcPr>
-          <w:p>
-            <w:pPr>
-              <w:spacing w:after="0" w:line="250" w:lineRule="auto"/>
-              <w:jc w:val="left"/>
-            </w:pPr>
-            <w:r>
-              <w:rPr>
-                <w:sz w:val="19"/>
-              </w:rPr>
-              <w:t>Ventana "Cobro con Yape o Plin"</w:t>
-            </w:r>
-          </w:p>
-        </w:tc>
-        <w:tc>
-          <w:tcPr>
-            <w:tcW w:w="4280" w:type="dxa"/>
-            <w:tcMar>
-              <w:top w:w="50" w:type="dxa"/>
-              <w:left w:w="90" w:type="dxa"/>
-              <w:bottom w:w="50" w:type="dxa"/>
-              <w:right w:w="90" w:type="dxa"/>
-            </w:tcMar>
-          </w:tcPr>
-          <w:p>
-            <w:pPr>
-              <w:spacing w:after="0" w:line="250" w:lineRule="auto"/>
-              <w:jc w:val="left"/>
-            </w:pPr>
-            <w:r>
-              <w:rPr>
-                <w:sz w:val="19"/>
-              </w:rPr>
-              <w:t>Cobro aprobado con su código de autorización</w:t>
-            </w:r>
-          </w:p>
-        </w:tc>
-        <w:tc>
-          <w:tcPr>
-            <w:tcW w:w="2848" w:type="dxa"/>
+            <w:tcW w:w="1761" w:type="dxa"/>
+            <w:tcMar>
+              <w:top w:w="50" w:type="dxa"/>
+              <w:left w:w="90" w:type="dxa"/>
+              <w:bottom w:w="50" w:type="dxa"/>
+              <w:right w:w="90" w:type="dxa"/>
+            </w:tcMar>
+          </w:tcPr>
+          <w:p>
+            <w:pPr>
+              <w:spacing w:after="0" w:line="250" w:lineRule="auto"/>
+              <w:jc w:val="left"/>
+            </w:pPr>
+            <w:r>
+              <w:rPr>
+                <w:sz w:val="19"/>
+              </w:rPr>
+              <w:t>Confirmación "Cobro con Yape o Plin"</w:t>
+            </w:r>
+          </w:p>
+        </w:tc>
+        <w:tc>
+          <w:tcPr>
+            <w:tcW w:w="4318" w:type="dxa"/>
+            <w:tcMar>
+              <w:top w:w="50" w:type="dxa"/>
+              <w:left w:w="90" w:type="dxa"/>
+              <w:bottom w:w="50" w:type="dxa"/>
+              <w:right w:w="90" w:type="dxa"/>
+            </w:tcMar>
+          </w:tcPr>
+          <w:p>
+            <w:pPr>
+              <w:spacing w:after="0" w:line="250" w:lineRule="auto"/>
+              <w:jc w:val="left"/>
+            </w:pPr>
+            <w:r>
+              <w:rPr>
+                <w:sz w:val="19"/>
+              </w:rPr>
+              <w:t>Pregunta si el cliente ya pagó el total</w:t>
+            </w:r>
+          </w:p>
+        </w:tc>
+        <w:tc>
+          <w:tcPr>
+            <w:tcW w:w="2831" w:type="dxa"/>
             <w:tcMar>
               <w:top w:w="50" w:type="dxa"/>
               <w:left w:w="90" w:type="dxa"/>
@@ -10418,7 +10204,7 @@
         </w:trPr>
         <w:tc>
           <w:tcPr>
-            <w:tcW w:w="814" w:type="dxa"/>
+            <w:tcW w:w="830" w:type="dxa"/>
             <w:shd w:val="clear" w:color="auto" w:fill="F2F2F2"/>
             <w:tcMar>
               <w:top w:w="50" w:type="dxa"/>
@@ -10436,13 +10222,14 @@
               <w:rPr>
                 <w:sz w:val="19"/>
               </w:rPr>
+              <w:lastRenderedPageBreak/>
               <w:t>4.5.1</w:t>
             </w:r>
           </w:p>
         </w:tc>
         <w:tc>
           <w:tcPr>
-            <w:tcW w:w="1798" w:type="dxa"/>
+            <w:tcW w:w="1761" w:type="dxa"/>
             <w:shd w:val="clear" w:color="auto" w:fill="F2F2F2"/>
             <w:tcMar>
               <w:top w:w="50" w:type="dxa"/>
@@ -10466,7 +10253,7 @@
         </w:tc>
         <w:tc>
           <w:tcPr>
-            <w:tcW w:w="4280" w:type="dxa"/>
+            <w:tcW w:w="4318" w:type="dxa"/>
             <w:shd w:val="clear" w:color="auto" w:fill="F2F2F2"/>
             <w:tcMar>
               <w:top w:w="50" w:type="dxa"/>
@@ -10490,7 +10277,7 @@
         </w:tc>
         <w:tc>
           <w:tcPr>
-            <w:tcW w:w="2848" w:type="dxa"/>
+            <w:tcW w:w="2831" w:type="dxa"/>
             <w:shd w:val="clear" w:color="auto" w:fill="F2F2F2"/>
             <w:tcMar>
               <w:top w:w="50" w:type="dxa"/>
@@ -10525,31 +10312,30 @@
         </w:trPr>
         <w:tc>
           <w:tcPr>
-            <w:tcW w:w="814" w:type="dxa"/>
-            <w:tcMar>
-              <w:top w:w="50" w:type="dxa"/>
-              <w:left w:w="90" w:type="dxa"/>
-              <w:bottom w:w="50" w:type="dxa"/>
-              <w:right w:w="90" w:type="dxa"/>
-            </w:tcMar>
-          </w:tcPr>
-          <w:p>
-            <w:pPr>
-              <w:spacing w:after="0" w:line="250" w:lineRule="auto"/>
-              <w:jc w:val="left"/>
-            </w:pPr>
-            <w:r>
-              <w:rPr>
-                <w:sz w:val="19"/>
-              </w:rPr>
-              <w:lastRenderedPageBreak/>
+            <w:tcW w:w="830" w:type="dxa"/>
+            <w:tcMar>
+              <w:top w:w="50" w:type="dxa"/>
+              <w:left w:w="90" w:type="dxa"/>
+              <w:bottom w:w="50" w:type="dxa"/>
+              <w:right w:w="90" w:type="dxa"/>
+            </w:tcMar>
+          </w:tcPr>
+          <w:p>
+            <w:pPr>
+              <w:spacing w:after="0" w:line="250" w:lineRule="auto"/>
+              <w:jc w:val="left"/>
+            </w:pPr>
+            <w:r>
+              <w:rPr>
+                <w:sz w:val="19"/>
+              </w:rPr>
               <w:t>4.6.1</w:t>
             </w:r>
           </w:p>
         </w:tc>
         <w:tc>
           <w:tcPr>
-            <w:tcW w:w="1798" w:type="dxa"/>
+            <w:tcW w:w="1761" w:type="dxa"/>
             <w:tcMar>
               <w:top w:w="50" w:type="dxa"/>
               <w:left w:w="90" w:type="dxa"/>
@@ -10572,7 +10358,7 @@
         </w:tc>
         <w:tc>
           <w:tcPr>
-            <w:tcW w:w="4280" w:type="dxa"/>
+            <w:tcW w:w="4318" w:type="dxa"/>
             <w:tcMar>
               <w:top w:w="50" w:type="dxa"/>
               <w:left w:w="90" w:type="dxa"/>
@@ -10595,7 +10381,7 @@
         </w:tc>
         <w:tc>
           <w:tcPr>
-            <w:tcW w:w="2848" w:type="dxa"/>
+            <w:tcW w:w="2831" w:type="dxa"/>
             <w:tcMar>
               <w:top w:w="50" w:type="dxa"/>
               <w:left w:w="90" w:type="dxa"/>
@@ -10629,7 +10415,7 @@
         </w:trPr>
         <w:tc>
           <w:tcPr>
-            <w:tcW w:w="814" w:type="dxa"/>
+            <w:tcW w:w="830" w:type="dxa"/>
             <w:shd w:val="clear" w:color="auto" w:fill="F2F2F2"/>
             <w:tcMar>
               <w:top w:w="50" w:type="dxa"/>
@@ -10653,7 +10439,7 @@
         </w:tc>
         <w:tc>
           <w:tcPr>
-            <w:tcW w:w="1798" w:type="dxa"/>
+            <w:tcW w:w="1761" w:type="dxa"/>
             <w:shd w:val="clear" w:color="auto" w:fill="F2F2F2"/>
             <w:tcMar>
               <w:top w:w="50" w:type="dxa"/>
@@ -10677,7 +10463,7 @@
         </w:tc>
         <w:tc>
           <w:tcPr>
-            <w:tcW w:w="4280" w:type="dxa"/>
+            <w:tcW w:w="4318" w:type="dxa"/>
             <w:shd w:val="clear" w:color="auto" w:fill="F2F2F2"/>
             <w:tcMar>
               <w:top w:w="50" w:type="dxa"/>
@@ -10701,7 +10487,7 @@
         </w:tc>
         <w:tc>
           <w:tcPr>
-            <w:tcW w:w="2848" w:type="dxa"/>
+            <w:tcW w:w="2831" w:type="dxa"/>
             <w:shd w:val="clear" w:color="auto" w:fill="F2F2F2"/>
             <w:tcMar>
               <w:top w:w="50" w:type="dxa"/>
@@ -10736,7 +10522,7 @@
         </w:trPr>
         <w:tc>
           <w:tcPr>
-            <w:tcW w:w="814" w:type="dxa"/>
+            <w:tcW w:w="830" w:type="dxa"/>
             <w:tcMar>
               <w:top w:w="50" w:type="dxa"/>
               <w:left w:w="90" w:type="dxa"/>
@@ -10759,7 +10545,7 @@
         </w:tc>
         <w:tc>
           <w:tcPr>
-            <w:tcW w:w="1798" w:type="dxa"/>
+            <w:tcW w:w="1761" w:type="dxa"/>
             <w:tcMar>
               <w:top w:w="50" w:type="dxa"/>
               <w:left w:w="90" w:type="dxa"/>
@@ -10782,7 +10568,7 @@
         </w:tc>
         <w:tc>
           <w:tcPr>
-            <w:tcW w:w="4280" w:type="dxa"/>
+            <w:tcW w:w="4318" w:type="dxa"/>
             <w:tcMar>
               <w:top w:w="50" w:type="dxa"/>
               <w:left w:w="90" w:type="dxa"/>
@@ -10805,7 +10591,7 @@
         </w:tc>
         <w:tc>
           <w:tcPr>
-            <w:tcW w:w="2848" w:type="dxa"/>
+            <w:tcW w:w="2831" w:type="dxa"/>
             <w:tcMar>
               <w:top w:w="50" w:type="dxa"/>
               <w:left w:w="90" w:type="dxa"/>
@@ -10839,7 +10625,7 @@
         </w:trPr>
         <w:tc>
           <w:tcPr>
-            <w:tcW w:w="814" w:type="dxa"/>
+            <w:tcW w:w="830" w:type="dxa"/>
             <w:shd w:val="clear" w:color="auto" w:fill="F2F2F2"/>
             <w:tcMar>
               <w:top w:w="50" w:type="dxa"/>
@@ -10863,7 +10649,7 @@
         </w:tc>
         <w:tc>
           <w:tcPr>
-            <w:tcW w:w="1798" w:type="dxa"/>
+            <w:tcW w:w="1761" w:type="dxa"/>
             <w:shd w:val="clear" w:color="auto" w:fill="F2F2F2"/>
             <w:tcMar>
               <w:top w:w="50" w:type="dxa"/>
@@ -10887,7 +10673,7 @@
         </w:tc>
         <w:tc>
           <w:tcPr>
-            <w:tcW w:w="4280" w:type="dxa"/>
+            <w:tcW w:w="4318" w:type="dxa"/>
             <w:shd w:val="clear" w:color="auto" w:fill="F2F2F2"/>
             <w:tcMar>
               <w:top w:w="50" w:type="dxa"/>
@@ -10911,7 +10697,7 @@
         </w:tc>
         <w:tc>
           <w:tcPr>
-            <w:tcW w:w="2848" w:type="dxa"/>
+            <w:tcW w:w="2831" w:type="dxa"/>
             <w:shd w:val="clear" w:color="auto" w:fill="F2F2F2"/>
             <w:tcMar>
               <w:top w:w="50" w:type="dxa"/>
@@ -10946,7 +10732,7 @@
         </w:trPr>
         <w:tc>
           <w:tcPr>
-            <w:tcW w:w="814" w:type="dxa"/>
+            <w:tcW w:w="830" w:type="dxa"/>
             <w:tcMar>
               <w:top w:w="50" w:type="dxa"/>
               <w:left w:w="90" w:type="dxa"/>
@@ -10969,7 +10755,7 @@
         </w:tc>
         <w:tc>
           <w:tcPr>
-            <w:tcW w:w="1798" w:type="dxa"/>
+            <w:tcW w:w="1761" w:type="dxa"/>
             <w:tcMar>
               <w:top w:w="50" w:type="dxa"/>
               <w:left w:w="90" w:type="dxa"/>
@@ -10992,7 +10778,7 @@
         </w:tc>
         <w:tc>
           <w:tcPr>
-            <w:tcW w:w="4280" w:type="dxa"/>
+            <w:tcW w:w="4318" w:type="dxa"/>
             <w:tcMar>
               <w:top w:w="50" w:type="dxa"/>
               <w:left w:w="90" w:type="dxa"/>
@@ -11015,7 +10801,7 @@
         </w:tc>
         <w:tc>
           <w:tcPr>
-            <w:tcW w:w="2848" w:type="dxa"/>
+            <w:tcW w:w="2831" w:type="dxa"/>
             <w:tcMar>
               <w:top w:w="50" w:type="dxa"/>
               <w:left w:w="90" w:type="dxa"/>
@@ -11049,7 +10835,7 @@
         </w:trPr>
         <w:tc>
           <w:tcPr>
-            <w:tcW w:w="814" w:type="dxa"/>
+            <w:tcW w:w="830" w:type="dxa"/>
             <w:shd w:val="clear" w:color="auto" w:fill="F2F2F2"/>
             <w:tcMar>
               <w:top w:w="50" w:type="dxa"/>
@@ -11073,7 +10859,7 @@
         </w:tc>
         <w:tc>
           <w:tcPr>
-            <w:tcW w:w="1798" w:type="dxa"/>
+            <w:tcW w:w="1761" w:type="dxa"/>
             <w:shd w:val="clear" w:color="auto" w:fill="F2F2F2"/>
             <w:tcMar>
               <w:top w:w="50" w:type="dxa"/>
@@ -11097,7 +10883,7 @@
         </w:tc>
         <w:tc>
           <w:tcPr>
-            <w:tcW w:w="4280" w:type="dxa"/>
+            <w:tcW w:w="4318" w:type="dxa"/>
             <w:shd w:val="clear" w:color="auto" w:fill="F2F2F2"/>
             <w:tcMar>
               <w:top w:w="50" w:type="dxa"/>
@@ -11121,7 +10907,7 @@
         </w:tc>
         <w:tc>
           <w:tcPr>
-            <w:tcW w:w="2848" w:type="dxa"/>
+            <w:tcW w:w="2831" w:type="dxa"/>
             <w:shd w:val="clear" w:color="auto" w:fill="F2F2F2"/>
             <w:tcMar>
               <w:top w:w="50" w:type="dxa"/>
@@ -11156,7 +10942,7 @@
         </w:trPr>
         <w:tc>
           <w:tcPr>
-            <w:tcW w:w="814" w:type="dxa"/>
+            <w:tcW w:w="830" w:type="dxa"/>
             <w:tcMar>
               <w:top w:w="50" w:type="dxa"/>
               <w:left w:w="90" w:type="dxa"/>
@@ -11179,7 +10965,7 @@
         </w:tc>
         <w:tc>
           <w:tcPr>
-            <w:tcW w:w="1798" w:type="dxa"/>
+            <w:tcW w:w="1761" w:type="dxa"/>
             <w:tcMar>
               <w:top w:w="50" w:type="dxa"/>
               <w:left w:w="90" w:type="dxa"/>
@@ -11202,7 +10988,7 @@
         </w:tc>
         <w:tc>
           <w:tcPr>
-            <w:tcW w:w="4280" w:type="dxa"/>
+            <w:tcW w:w="4318" w:type="dxa"/>
             <w:tcMar>
               <w:top w:w="50" w:type="dxa"/>
               <w:left w:w="90" w:type="dxa"/>
@@ -11225,7 +11011,7 @@
         </w:tc>
         <w:tc>
           <w:tcPr>
-            <w:tcW w:w="2848" w:type="dxa"/>
+            <w:tcW w:w="2831" w:type="dxa"/>
             <w:tcMar>
               <w:top w:w="50" w:type="dxa"/>
               <w:left w:w="90" w:type="dxa"/>
@@ -11259,7 +11045,7 @@
         </w:trPr>
         <w:tc>
           <w:tcPr>
-            <w:tcW w:w="814" w:type="dxa"/>
+            <w:tcW w:w="830" w:type="dxa"/>
             <w:shd w:val="clear" w:color="auto" w:fill="F2F2F2"/>
             <w:tcMar>
               <w:top w:w="50" w:type="dxa"/>
@@ -11283,7 +11069,7 @@
         </w:tc>
         <w:tc>
           <w:tcPr>
-            <w:tcW w:w="1798" w:type="dxa"/>
+            <w:tcW w:w="1761" w:type="dxa"/>
             <w:shd w:val="clear" w:color="auto" w:fill="F2F2F2"/>
             <w:tcMar>
               <w:top w:w="50" w:type="dxa"/>
@@ -11307,7 +11093,7 @@
         </w:tc>
         <w:tc>
           <w:tcPr>
-            <w:tcW w:w="4280" w:type="dxa"/>
+            <w:tcW w:w="4318" w:type="dxa"/>
             <w:shd w:val="clear" w:color="auto" w:fill="F2F2F2"/>
             <w:tcMar>
               <w:top w:w="50" w:type="dxa"/>
@@ -11331,7 +11117,7 @@
         </w:tc>
         <w:tc>
           <w:tcPr>
-            <w:tcW w:w="2848" w:type="dxa"/>
+            <w:tcW w:w="2831" w:type="dxa"/>
             <w:shd w:val="clear" w:color="auto" w:fill="F2F2F2"/>
             <w:tcMar>
               <w:top w:w="50" w:type="dxa"/>
@@ -11366,7 +11152,7 @@
         </w:trPr>
         <w:tc>
           <w:tcPr>
-            <w:tcW w:w="814" w:type="dxa"/>
+            <w:tcW w:w="830" w:type="dxa"/>
             <w:tcMar>
               <w:top w:w="50" w:type="dxa"/>
               <w:left w:w="90" w:type="dxa"/>
@@ -11389,70 +11175,70 @@
         </w:tc>
         <w:tc>
           <w:tcPr>
-            <w:tcW w:w="1798" w:type="dxa"/>
-            <w:tcMar>
-              <w:top w:w="50" w:type="dxa"/>
-              <w:left w:w="90" w:type="dxa"/>
-              <w:bottom w:w="50" w:type="dxa"/>
-              <w:right w:w="90" w:type="dxa"/>
-            </w:tcMar>
-          </w:tcPr>
-          <w:p>
-            <w:pPr>
-              <w:spacing w:after="0" w:line="250" w:lineRule="auto"/>
-              <w:jc w:val="left"/>
-            </w:pPr>
-            <w:r>
-              <w:rPr>
-                <w:sz w:val="19"/>
-              </w:rPr>
-              <w:t>Pagos, pestaña Configuración</w:t>
-            </w:r>
-          </w:p>
-        </w:tc>
-        <w:tc>
-          <w:tcPr>
-            <w:tcW w:w="4280" w:type="dxa"/>
-            <w:tcMar>
-              <w:top w:w="50" w:type="dxa"/>
-              <w:left w:w="90" w:type="dxa"/>
-              <w:bottom w:w="50" w:type="dxa"/>
-              <w:right w:w="90" w:type="dxa"/>
-            </w:tcMar>
-          </w:tcPr>
-          <w:p>
-            <w:pPr>
-              <w:spacing w:after="0" w:line="250" w:lineRule="auto"/>
-              <w:jc w:val="left"/>
-            </w:pPr>
-            <w:r>
-              <w:rPr>
-                <w:sz w:val="19"/>
-              </w:rPr>
-              <w:t>Datos del negocio y de la pasarela de pago</w:t>
-            </w:r>
-          </w:p>
-        </w:tc>
-        <w:tc>
-          <w:tcPr>
-            <w:tcW w:w="2848" w:type="dxa"/>
-            <w:tcMar>
-              <w:top w:w="50" w:type="dxa"/>
-              <w:left w:w="90" w:type="dxa"/>
-              <w:bottom w:w="50" w:type="dxa"/>
-              <w:right w:w="90" w:type="dxa"/>
-            </w:tcMar>
-          </w:tcPr>
-          <w:p>
-            <w:pPr>
-              <w:spacing w:after="0" w:line="250" w:lineRule="auto"/>
-              <w:jc w:val="left"/>
-            </w:pPr>
-            <w:r>
-              <w:rPr>
-                <w:sz w:val="19"/>
-              </w:rPr>
-              <w:t>4.14 Configurar los pagos y revisar las transacciones</w:t>
+            <w:tcW w:w="1761" w:type="dxa"/>
+            <w:tcMar>
+              <w:top w:w="50" w:type="dxa"/>
+              <w:left w:w="90" w:type="dxa"/>
+              <w:bottom w:w="50" w:type="dxa"/>
+              <w:right w:w="90" w:type="dxa"/>
+            </w:tcMar>
+          </w:tcPr>
+          <w:p>
+            <w:pPr>
+              <w:spacing w:after="0" w:line="250" w:lineRule="auto"/>
+              <w:jc w:val="left"/>
+            </w:pPr>
+            <w:r>
+              <w:rPr>
+                <w:sz w:val="19"/>
+              </w:rPr>
+              <w:t>Negocio</w:t>
+            </w:r>
+          </w:p>
+        </w:tc>
+        <w:tc>
+          <w:tcPr>
+            <w:tcW w:w="4318" w:type="dxa"/>
+            <w:tcMar>
+              <w:top w:w="50" w:type="dxa"/>
+              <w:left w:w="90" w:type="dxa"/>
+              <w:bottom w:w="50" w:type="dxa"/>
+              <w:right w:w="90" w:type="dxa"/>
+            </w:tcMar>
+          </w:tcPr>
+          <w:p>
+            <w:pPr>
+              <w:spacing w:after="0" w:line="250" w:lineRule="auto"/>
+              <w:jc w:val="left"/>
+            </w:pPr>
+            <w:r>
+              <w:rPr>
+                <w:sz w:val="19"/>
+              </w:rPr>
+              <w:t>Datos del negocio para el comprobante</w:t>
+            </w:r>
+          </w:p>
+        </w:tc>
+        <w:tc>
+          <w:tcPr>
+            <w:tcW w:w="2831" w:type="dxa"/>
+            <w:tcMar>
+              <w:top w:w="50" w:type="dxa"/>
+              <w:left w:w="90" w:type="dxa"/>
+              <w:bottom w:w="50" w:type="dxa"/>
+              <w:right w:w="90" w:type="dxa"/>
+            </w:tcMar>
+          </w:tcPr>
+          <w:p>
+            <w:pPr>
+              <w:spacing w:after="0" w:line="250" w:lineRule="auto"/>
+              <w:jc w:val="left"/>
+            </w:pPr>
+            <w:r>
+              <w:rPr>
+                <w:sz w:val="19"/>
+              </w:rPr>
+              <w:t>4.14 Configurar los datos del negocio</w:t>
             </w:r>
           </w:p>
         </w:tc>
@@ -11469,7 +11255,7 @@
         </w:trPr>
         <w:tc>
           <w:tcPr>
-            <w:tcW w:w="814" w:type="dxa"/>
+            <w:tcW w:w="830" w:type="dxa"/>
             <w:shd w:val="clear" w:color="auto" w:fill="F2F2F2"/>
             <w:tcMar>
               <w:top w:w="50" w:type="dxa"/>
@@ -11493,7 +11279,7 @@
         </w:tc>
         <w:tc>
           <w:tcPr>
-            <w:tcW w:w="1798" w:type="dxa"/>
+            <w:tcW w:w="1761" w:type="dxa"/>
             <w:shd w:val="clear" w:color="auto" w:fill="F2F2F2"/>
             <w:tcMar>
               <w:top w:w="50" w:type="dxa"/>
@@ -11517,7 +11303,7 @@
         </w:tc>
         <w:tc>
           <w:tcPr>
-            <w:tcW w:w="4280" w:type="dxa"/>
+            <w:tcW w:w="4318" w:type="dxa"/>
             <w:shd w:val="clear" w:color="auto" w:fill="F2F2F2"/>
             <w:tcMar>
               <w:top w:w="50" w:type="dxa"/>
@@ -11541,7 +11327,7 @@
         </w:tc>
         <w:tc>
           <w:tcPr>
-            <w:tcW w:w="2848" w:type="dxa"/>
+            <w:tcW w:w="2831" w:type="dxa"/>
             <w:shd w:val="clear" w:color="auto" w:fill="F2F2F2"/>
             <w:tcMar>
               <w:top w:w="50" w:type="dxa"/>
@@ -11616,7 +11402,7 @@
       </w:pBdr>
     </w:pPr>
     <w:r>
-      <w:t xml:space="preserve">SEIPO · Manual del Administrador · v1.1  ·  Página </w:t>
+      <w:t xml:space="preserve">SEIPO · Manual del Administrador · v1.2  ·  Página </w:t>
     </w:r>
     <w:r>
       <w:fldChar w:fldCharType="begin"/>
@@ -11665,10 +11451,10 @@
 <file path=word/numbering.xml><?xml version="1.0" encoding="utf-8"?>
 <w:numbering xmlns:wpc="http://schemas.microsoft.com/office/word/2010/wordprocessingCanvas" xmlns:cx="http://schemas.microsoft.com/office/drawing/2014/chartex" xmlns:cx1="http://schemas.microsoft.com/office/drawing/2015/9/8/chartex" xmlns:cx2="http://schemas.microsoft.com/office/drawing/2015/10/21/chartex" xmlns:cx3="http://schemas.microsoft.com/office/drawing/2016/5/9/chartex" xmlns:cx4="http://schemas.microsoft.com/office/drawing/2016/5/10/chartex" xmlns:cx5="http://schemas.microsoft.com/office/drawing/2016/5/11/chartex" xmlns:cx6="http://schemas.microsoft.com/office/drawing/2016/5/12/chartex" xmlns:cx7="http://schemas.microsoft.com/office/drawing/2016/5/13/chartex" xmlns:cx8="http://schemas.microsoft.com/office/drawing/2016/5/14/chartex" xmlns:mc="http://schemas.openxmlformats.org/markup-compatibility/2006" xmlns:aink="http://schemas.microsoft.com/office/drawing/2016/ink" xmlns:am3d="http://schemas.microsoft.com/office/drawing/2017/model3d" xmlns:o="urn:schemas-microsoft-com:office:office" xmlns:oel="http://schemas.microsoft.com/office/2019/extlst" xmlns:r="http://schemas.openxmlformats.org/officeDocument/2006/relationships" xmlns:m="http://schemas.openxmlformats.org/officeDocument/2006/math" xmlns:v="urn:schemas-microsoft-com:vml" xmlns:wp14="http://schemas.microsoft.com/office/word/2010/wordprocessingDrawing" xmlns:wp="http://schemas.openxmlformats.org/drawingml/2006/wordprocessingDrawing" xmlns:w10="urn:schemas-microsoft-com:office:word" xmlns:w="http://schemas.openxmlformats.org/wordprocessingml/2006/main" xmlns:w14="http://schemas.microsoft.com/office/word/2010/wordml" xmlns:w15="http://schemas.microsoft.com/office/word/2012/wordml" xmlns:w16cex="http://schemas.microsoft.com/office/word/2018/wordml/cex" xmlns:w16cid="http://schemas.microsoft.com/office/word/2016/wordml/cid" xmlns:w16="http://schemas.microsoft.com/office/word/2018/wordml" xmlns:w16sdtdh="http://schemas.microsoft.com/office/word/2020/wordml/sdtdatahash" xmlns:w16se="http://schemas.microsoft.com/office/word/2015/wordml/symex" xmlns:wpg="http://schemas.microsoft.com/office/word/2010/wordprocessingGroup" xmlns:wpi="http://schemas.microsoft.com/office/word/2010/wordprocessingInk" xmlns:wne="http://schemas.microsoft.com/office/word/2006/wordml" xmlns:wps="http://schemas.microsoft.com/office/word/2010/wordprocessingShape" mc:Ignorable="w14 w15 w16se w16cid w16 w16cex w16sdtdh wp14">
   <w:abstractNum w:abstractNumId="0" w15:restartNumberingAfterBreak="0">
-    <w:nsid w:val="65466E99"/>
+    <w:nsid w:val="1EF71534"/>
     <w:multiLevelType w:val="hybridMultilevel"/>
-    <w:tmpl w:val="5A865B54"/>
-    <w:lvl w:ilvl="0" w:tplc="044AE3B2">
+    <w:tmpl w:val="3A40FE72"/>
+    <w:lvl w:ilvl="0" w:tplc="29DE7A8A">
       <w:start w:val="1"/>
       <w:numFmt w:val="bullet"/>
       <w:lvlText w:val="•"/>
@@ -11680,7 +11466,7 @@
         <w:color w:val="1F3864"/>
       </w:rPr>
     </w:lvl>
-    <w:lvl w:ilvl="1" w:tplc="DA48AEE2">
+    <w:lvl w:ilvl="1" w:tplc="8C984B06">
       <w:start w:val="1"/>
       <w:numFmt w:val="bullet"/>
       <w:lvlText w:val="–"/>
@@ -11689,43 +11475,43 @@
         <w:ind w:left="1200" w:hanging="300"/>
       </w:pPr>
     </w:lvl>
-    <w:lvl w:ilvl="2" w:tplc="B5B8CC78">
+    <w:lvl w:ilvl="2" w:tplc="96F24F12">
       <w:numFmt w:val="decimal"/>
       <w:lvlText w:val=""/>
       <w:lvlJc w:val="left"/>
     </w:lvl>
-    <w:lvl w:ilvl="3" w:tplc="AB30FC40">
+    <w:lvl w:ilvl="3" w:tplc="DD186E18">
       <w:numFmt w:val="decimal"/>
       <w:lvlText w:val=""/>
       <w:lvlJc w:val="left"/>
     </w:lvl>
-    <w:lvl w:ilvl="4" w:tplc="F12821A4">
+    <w:lvl w:ilvl="4" w:tplc="F7507916">
       <w:numFmt w:val="decimal"/>
       <w:lvlText w:val=""/>
       <w:lvlJc w:val="left"/>
     </w:lvl>
-    <w:lvl w:ilvl="5" w:tplc="E47873E6">
+    <w:lvl w:ilvl="5" w:tplc="E0F48370">
       <w:numFmt w:val="decimal"/>
       <w:lvlText w:val=""/>
       <w:lvlJc w:val="left"/>
     </w:lvl>
-    <w:lvl w:ilvl="6" w:tplc="A790BE80">
+    <w:lvl w:ilvl="6" w:tplc="D278EA14">
       <w:numFmt w:val="decimal"/>
       <w:lvlText w:val=""/>
       <w:lvlJc w:val="left"/>
     </w:lvl>
-    <w:lvl w:ilvl="7" w:tplc="AE5A5DFC">
+    <w:lvl w:ilvl="7" w:tplc="9CF04204">
       <w:numFmt w:val="decimal"/>
       <w:lvlText w:val=""/>
       <w:lvlJc w:val="left"/>
     </w:lvl>
-    <w:lvl w:ilvl="8" w:tplc="E0F60366">
+    <w:lvl w:ilvl="8" w:tplc="E3CCA356">
       <w:numFmt w:val="decimal"/>
       <w:lvlText w:val=""/>
       <w:lvlJc w:val="left"/>
     </w:lvl>
   </w:abstractNum>
-  <w:num w:numId="1" w16cid:durableId="1147823140">
+  <w:num w:numId="1" w16cid:durableId="1146580300">
     <w:abstractNumId w:val="0"/>
   </w:num>
 </w:numbering>

--- a/docs/manuales/Manual_Administrador.docx
+++ b/docs/manuales/Manual_Administrador.docx
@@ -2350,7 +2350,6 @@
         <w:pStyle w:val="Marcadordecaptura"/>
       </w:pPr>
       <w:r>
-        <w:lastRenderedPageBreak/>
         <w:t>[CAPTURA 3.1: Pantalla principal del administrador — menú con los grupos OPERACIÓN, INVENTARIO y GESTIÓN]</w:t>
       </w:r>
     </w:p>
@@ -2377,12 +2376,6 @@
         <w:gridCol w:w="8004"/>
       </w:tblGrid>
       <w:tr>
-        <w:tblPrEx>
-          <w:tblCellMar>
-            <w:top w:w="0" w:type="dxa"/>
-            <w:bottom w:w="0" w:type="dxa"/>
-          </w:tblCellMar>
-        </w:tblPrEx>
         <w:trPr>
           <w:cantSplit/>
           <w:tblHeader/>
@@ -2441,12 +2434,6 @@
         </w:tc>
       </w:tr>
       <w:tr>
-        <w:tblPrEx>
-          <w:tblCellMar>
-            <w:top w:w="0" w:type="dxa"/>
-            <w:bottom w:w="0" w:type="dxa"/>
-          </w:tblCellMar>
-        </w:tblPrEx>
         <w:trPr>
           <w:cantSplit/>
         </w:trPr>
@@ -2498,12 +2485,6 @@
         </w:tc>
       </w:tr>
       <w:tr>
-        <w:tblPrEx>
-          <w:tblCellMar>
-            <w:top w:w="0" w:type="dxa"/>
-            <w:bottom w:w="0" w:type="dxa"/>
-          </w:tblCellMar>
-        </w:tblPrEx>
         <w:trPr>
           <w:cantSplit/>
         </w:trPr>
@@ -2571,12 +2552,6 @@
         </w:tc>
       </w:tr>
       <w:tr>
-        <w:tblPrEx>
-          <w:tblCellMar>
-            <w:top w:w="0" w:type="dxa"/>
-            <w:bottom w:w="0" w:type="dxa"/>
-          </w:tblCellMar>
-        </w:tblPrEx>
         <w:trPr>
           <w:cantSplit/>
         </w:trPr>
@@ -2628,12 +2603,6 @@
         </w:tc>
       </w:tr>
       <w:tr>
-        <w:tblPrEx>
-          <w:tblCellMar>
-            <w:top w:w="0" w:type="dxa"/>
-            <w:bottom w:w="0" w:type="dxa"/>
-          </w:tblCellMar>
-        </w:tblPrEx>
         <w:trPr>
           <w:cantSplit/>
         </w:trPr>
@@ -2709,12 +2678,6 @@
         </w:tc>
       </w:tr>
       <w:tr>
-        <w:tblPrEx>
-          <w:tblCellMar>
-            <w:top w:w="0" w:type="dxa"/>
-            <w:bottom w:w="0" w:type="dxa"/>
-          </w:tblCellMar>
-        </w:tblPrEx>
         <w:trPr>
           <w:cantSplit/>
         </w:trPr>
@@ -2788,12 +2751,6 @@
         </w:tc>
       </w:tr>
       <w:tr>
-        <w:tblPrEx>
-          <w:tblCellMar>
-            <w:top w:w="0" w:type="dxa"/>
-            <w:bottom w:w="0" w:type="dxa"/>
-          </w:tblCellMar>
-        </w:tblPrEx>
         <w:trPr>
           <w:cantSplit/>
         </w:trPr>
@@ -2847,12 +2804,6 @@
         </w:tc>
       </w:tr>
       <w:tr>
-        <w:tblPrEx>
-          <w:tblCellMar>
-            <w:top w:w="0" w:type="dxa"/>
-            <w:bottom w:w="0" w:type="dxa"/>
-          </w:tblCellMar>
-        </w:tblPrEx>
         <w:trPr>
           <w:cantSplit/>
         </w:trPr>
@@ -2904,12 +2855,6 @@
         </w:tc>
       </w:tr>
       <w:tr>
-        <w:tblPrEx>
-          <w:tblCellMar>
-            <w:top w:w="0" w:type="dxa"/>
-            <w:bottom w:w="0" w:type="dxa"/>
-          </w:tblCellMar>
-        </w:tblPrEx>
         <w:trPr>
           <w:cantSplit/>
         </w:trPr>
@@ -3233,7 +3178,10 @@
         <w:t>Advertencia:</w:t>
       </w:r>
       <w:r>
-        <w:t xml:space="preserve"> cada usuario tiene un solo turno abierto. Los montos en efectivo no admiten céntimos sueltos de 1 o 5.</w:t>
+        <w:t xml:space="preserve"> cada usuario tiene un solo turno abierto. </w:t>
+      </w:r>
+      <w:r>
+        <w:t>Los montos en efectivo aceptan céntimos.</w:t>
       </w:r>
     </w:p>
     <w:p>
@@ -3481,7 +3429,13 @@
         <w:pStyle w:val="Marcadordecaptura"/>
       </w:pPr>
       <w:r>
-        <w:t>[CAPTURA 4.2.1: Ventas — carrito con cliente VIP y el desglose con Descuento, IGV 18%, Redondeo y TOTAL]</w:t>
+        <w:t xml:space="preserve">[CAPTURA 4.2.1: Ventas — carrito con cliente VIP y el desglose con Descuento, </w:t>
+      </w:r>
+      <w:r>
+        <w:t>IGV 18% y TOTAL</w:t>
+      </w:r>
+      <w:r>
+        <w:t>]</w:t>
       </w:r>
     </w:p>
     <w:p>
@@ -3520,27 +3474,7 @@
           <w:b/>
           <w:bCs/>
         </w:rPr>
-        <w:t>IGV 18%</w:t>
-      </w:r>
-      <w:r>
-        <w:t xml:space="preserve">, </w:t>
-      </w:r>
-      <w:r>
-        <w:rPr>
-          <w:b/>
-          <w:bCs/>
-        </w:rPr>
-        <w:t>Redondeo</w:t>
-      </w:r>
-      <w:r>
-        <w:t xml:space="preserve"> y </w:t>
-      </w:r>
-      <w:r>
-        <w:rPr>
-          <w:b/>
-          <w:bCs/>
-        </w:rPr>
-        <w:t>TOTAL</w:t>
+        <w:t>IGV 18% y TOTAL</w:t>
       </w:r>
       <w:r>
         <w:t>.</w:t>
@@ -3563,7 +3497,6 @@
           <w:b/>
           <w:bCs/>
         </w:rPr>
-        <w:lastRenderedPageBreak/>
         <w:t>Advertencia:</w:t>
       </w:r>
       <w:r>
@@ -4312,7 +4245,6 @@
       </w:pPr>
       <w:bookmarkStart w:id="11" w:name="_Toc243346849"/>
       <w:r>
-        <w:lastRenderedPageBreak/>
         <w:t>4.6 Anular una venta</w:t>
       </w:r>
       <w:bookmarkEnd w:id="11"/>
@@ -5108,7 +5040,6 @@
           <w:b/>
           <w:bCs/>
         </w:rPr>
-        <w:lastRenderedPageBreak/>
         <w:t>Resultado esperado:</w:t>
       </w:r>
       <w:r>
@@ -5925,7 +5856,6 @@
           <w:b/>
           <w:color w:val="1F3864"/>
         </w:rPr>
-        <w:lastRenderedPageBreak/>
         <w:t>2.</w:t>
       </w:r>
       <w:r>
@@ -6476,8 +6406,6 @@
       </w:r>
       <w:r>
         <w:tab/>
-      </w:r>
-      <w:r>
         <w:t xml:space="preserve">Lea los indicadores: </w:t>
       </w:r>
       <w:r>
@@ -6871,7 +6799,6 @@
           <w:b/>
           <w:bCs/>
         </w:rPr>
-        <w:lastRenderedPageBreak/>
         <w:t>Resultado esperado:</w:t>
       </w:r>
       <w:r>
@@ -7435,7 +7362,6 @@
       </w:pPr>
       <w:bookmarkStart w:id="21" w:name="_Toc243346859"/>
       <w:r>
-        <w:lastRenderedPageBreak/>
         <w:t>5. Reglas del negocio que debe conocer</w:t>
       </w:r>
       <w:bookmarkEnd w:id="21"/>
@@ -7463,12 +7389,6 @@
         <w:gridCol w:w="7706"/>
       </w:tblGrid>
       <w:tr>
-        <w:tblPrEx>
-          <w:tblCellMar>
-            <w:top w:w="0" w:type="dxa"/>
-            <w:bottom w:w="0" w:type="dxa"/>
-          </w:tblCellMar>
-        </w:tblPrEx>
         <w:trPr>
           <w:cantSplit/>
           <w:tblHeader/>
@@ -7527,12 +7447,6 @@
         </w:tc>
       </w:tr>
       <w:tr>
-        <w:tblPrEx>
-          <w:tblCellMar>
-            <w:top w:w="0" w:type="dxa"/>
-            <w:bottom w:w="0" w:type="dxa"/>
-          </w:tblCellMar>
-        </w:tblPrEx>
         <w:trPr>
           <w:cantSplit/>
         </w:trPr>
@@ -7584,12 +7498,6 @@
         </w:tc>
       </w:tr>
       <w:tr>
-        <w:tblPrEx>
-          <w:tblCellMar>
-            <w:top w:w="0" w:type="dxa"/>
-            <w:bottom w:w="0" w:type="dxa"/>
-          </w:tblCellMar>
-        </w:tblPrEx>
         <w:trPr>
           <w:cantSplit/>
         </w:trPr>
@@ -7643,12 +7551,6 @@
         </w:tc>
       </w:tr>
       <w:tr>
-        <w:tblPrEx>
-          <w:tblCellMar>
-            <w:top w:w="0" w:type="dxa"/>
-            <w:bottom w:w="0" w:type="dxa"/>
-          </w:tblCellMar>
-        </w:tblPrEx>
         <w:trPr>
           <w:cantSplit/>
         </w:trPr>
@@ -7700,12 +7602,6 @@
         </w:tc>
       </w:tr>
       <w:tr>
-        <w:tblPrEx>
-          <w:tblCellMar>
-            <w:top w:w="0" w:type="dxa"/>
-            <w:bottom w:w="0" w:type="dxa"/>
-          </w:tblCellMar>
-        </w:tblPrEx>
         <w:trPr>
           <w:cantSplit/>
         </w:trPr>
@@ -7759,12 +7655,6 @@
         </w:tc>
       </w:tr>
       <w:tr>
-        <w:tblPrEx>
-          <w:tblCellMar>
-            <w:top w:w="0" w:type="dxa"/>
-            <w:bottom w:w="0" w:type="dxa"/>
-          </w:tblCellMar>
-        </w:tblPrEx>
         <w:trPr>
           <w:cantSplit/>
         </w:trPr>
@@ -7816,12 +7706,6 @@
         </w:tc>
       </w:tr>
       <w:tr>
-        <w:tblPrEx>
-          <w:tblCellMar>
-            <w:top w:w="0" w:type="dxa"/>
-            <w:bottom w:w="0" w:type="dxa"/>
-          </w:tblCellMar>
-        </w:tblPrEx>
         <w:trPr>
           <w:cantSplit/>
         </w:trPr>
@@ -7889,12 +7773,6 @@
         </w:tc>
       </w:tr>
       <w:tr>
-        <w:tblPrEx>
-          <w:tblCellMar>
-            <w:top w:w="0" w:type="dxa"/>
-            <w:bottom w:w="0" w:type="dxa"/>
-          </w:tblCellMar>
-        </w:tblPrEx>
         <w:trPr>
           <w:cantSplit/>
         </w:trPr>
@@ -7917,7 +7795,7 @@
               <w:rPr>
                 <w:sz w:val="19"/>
               </w:rPr>
-              <w:t>IGV y redondeo</w:t>
+              <w:t>IGV</w:t>
             </w:r>
           </w:p>
         </w:tc>
@@ -7940,18 +7818,12 @@
               <w:rPr>
                 <w:sz w:val="19"/>
               </w:rPr>
-              <w:t>IGV 18 % sobre (subtotal − descuento). El total se redondea hacia abajo a 10 céntimos, a favor del cliente.</w:t>
+              <w:t>La base es (subtotal − descuento). El IGV es el 18 % de la base, con 2 decimales y sin redondeo a 10 céntimos; el total es base más IGV. El sistema no redondea el total porque el negocio debe declarar exactamente el IGV cobrado. Las ventas registradas antes de este cambio conservan su línea Redondeo en el comprobante.</w:t>
             </w:r>
           </w:p>
         </w:tc>
       </w:tr>
       <w:tr>
-        <w:tblPrEx>
-          <w:tblCellMar>
-            <w:top w:w="0" w:type="dxa"/>
-            <w:bottom w:w="0" w:type="dxa"/>
-          </w:tblCellMar>
-        </w:tblPrEx>
         <w:trPr>
           <w:cantSplit/>
         </w:trPr>
@@ -8005,12 +7877,6 @@
         </w:tc>
       </w:tr>
       <w:tr>
-        <w:tblPrEx>
-          <w:tblCellMar>
-            <w:top w:w="0" w:type="dxa"/>
-            <w:bottom w:w="0" w:type="dxa"/>
-          </w:tblCellMar>
-        </w:tblPrEx>
         <w:trPr>
           <w:cantSplit/>
         </w:trPr>
@@ -8062,12 +7928,6 @@
         </w:tc>
       </w:tr>
       <w:tr>
-        <w:tblPrEx>
-          <w:tblCellMar>
-            <w:top w:w="0" w:type="dxa"/>
-            <w:bottom w:w="0" w:type="dxa"/>
-          </w:tblCellMar>
-        </w:tblPrEx>
         <w:trPr>
           <w:cantSplit/>
         </w:trPr>
@@ -8121,12 +7981,6 @@
         </w:tc>
       </w:tr>
       <w:tr>
-        <w:tblPrEx>
-          <w:tblCellMar>
-            <w:top w:w="0" w:type="dxa"/>
-            <w:bottom w:w="0" w:type="dxa"/>
-          </w:tblCellMar>
-        </w:tblPrEx>
         <w:trPr>
           <w:cantSplit/>
         </w:trPr>
@@ -8178,12 +8032,6 @@
         </w:tc>
       </w:tr>
       <w:tr>
-        <w:tblPrEx>
-          <w:tblCellMar>
-            <w:top w:w="0" w:type="dxa"/>
-            <w:bottom w:w="0" w:type="dxa"/>
-          </w:tblCellMar>
-        </w:tblPrEx>
         <w:trPr>
           <w:cantSplit/>
         </w:trPr>
@@ -8237,12 +8085,6 @@
         </w:tc>
       </w:tr>
       <w:tr>
-        <w:tblPrEx>
-          <w:tblCellMar>
-            <w:top w:w="0" w:type="dxa"/>
-            <w:bottom w:w="0" w:type="dxa"/>
-          </w:tblCellMar>
-        </w:tblPrEx>
         <w:trPr>
           <w:cantSplit/>
         </w:trPr>
@@ -8332,12 +8174,6 @@
         <w:gridCol w:w="4949"/>
       </w:tblGrid>
       <w:tr>
-        <w:tblPrEx>
-          <w:tblCellMar>
-            <w:top w:w="0" w:type="dxa"/>
-            <w:bottom w:w="0" w:type="dxa"/>
-          </w:tblCellMar>
-        </w:tblPrEx>
         <w:trPr>
           <w:cantSplit/>
           <w:tblHeader/>
@@ -8396,12 +8232,6 @@
         </w:tc>
       </w:tr>
       <w:tr>
-        <w:tblPrEx>
-          <w:tblCellMar>
-            <w:top w:w="0" w:type="dxa"/>
-            <w:bottom w:w="0" w:type="dxa"/>
-          </w:tblCellMar>
-        </w:tblPrEx>
         <w:trPr>
           <w:cantSplit/>
         </w:trPr>
@@ -8467,12 +8297,6 @@
         </w:tc>
       </w:tr>
       <w:tr>
-        <w:tblPrEx>
-          <w:tblCellMar>
-            <w:top w:w="0" w:type="dxa"/>
-            <w:bottom w:w="0" w:type="dxa"/>
-          </w:tblCellMar>
-        </w:tblPrEx>
         <w:trPr>
           <w:cantSplit/>
         </w:trPr>
@@ -8568,12 +8392,6 @@
         </w:tc>
       </w:tr>
       <w:tr>
-        <w:tblPrEx>
-          <w:tblCellMar>
-            <w:top w:w="0" w:type="dxa"/>
-            <w:bottom w:w="0" w:type="dxa"/>
-          </w:tblCellMar>
-        </w:tblPrEx>
         <w:trPr>
           <w:cantSplit/>
         </w:trPr>
@@ -8625,12 +8443,6 @@
         </w:tc>
       </w:tr>
       <w:tr>
-        <w:tblPrEx>
-          <w:tblCellMar>
-            <w:top w:w="0" w:type="dxa"/>
-            <w:bottom w:w="0" w:type="dxa"/>
-          </w:tblCellMar>
-        </w:tblPrEx>
         <w:trPr>
           <w:cantSplit/>
         </w:trPr>
@@ -8684,12 +8496,6 @@
         </w:tc>
       </w:tr>
       <w:tr>
-        <w:tblPrEx>
-          <w:tblCellMar>
-            <w:top w:w="0" w:type="dxa"/>
-            <w:bottom w:w="0" w:type="dxa"/>
-          </w:tblCellMar>
-        </w:tblPrEx>
         <w:trPr>
           <w:cantSplit/>
         </w:trPr>
@@ -8741,12 +8547,6 @@
         </w:tc>
       </w:tr>
       <w:tr>
-        <w:tblPrEx>
-          <w:tblCellMar>
-            <w:top w:w="0" w:type="dxa"/>
-            <w:bottom w:w="0" w:type="dxa"/>
-          </w:tblCellMar>
-        </w:tblPrEx>
         <w:trPr>
           <w:cantSplit/>
         </w:trPr>
@@ -8800,12 +8600,6 @@
         </w:tc>
       </w:tr>
       <w:tr>
-        <w:tblPrEx>
-          <w:tblCellMar>
-            <w:top w:w="0" w:type="dxa"/>
-            <w:bottom w:w="0" w:type="dxa"/>
-          </w:tblCellMar>
-        </w:tblPrEx>
         <w:trPr>
           <w:cantSplit/>
         </w:trPr>
@@ -8857,12 +8651,6 @@
         </w:tc>
       </w:tr>
       <w:tr>
-        <w:tblPrEx>
-          <w:tblCellMar>
-            <w:top w:w="0" w:type="dxa"/>
-            <w:bottom w:w="0" w:type="dxa"/>
-          </w:tblCellMar>
-        </w:tblPrEx>
         <w:trPr>
           <w:cantSplit/>
         </w:trPr>
@@ -8930,12 +8718,6 @@
         </w:tc>
       </w:tr>
       <w:tr>
-        <w:tblPrEx>
-          <w:tblCellMar>
-            <w:top w:w="0" w:type="dxa"/>
-            <w:bottom w:w="0" w:type="dxa"/>
-          </w:tblCellMar>
-        </w:tblPrEx>
         <w:trPr>
           <w:cantSplit/>
         </w:trPr>
@@ -8958,7 +8740,6 @@
               <w:rPr>
                 <w:sz w:val="19"/>
               </w:rPr>
-              <w:lastRenderedPageBreak/>
               <w:t>El personal puede aplicar como máximo 10 % de descuento manual. …</w:t>
             </w:r>
           </w:p>
@@ -8988,12 +8769,6 @@
         </w:tc>
       </w:tr>
       <w:tr>
-        <w:tblPrEx>
-          <w:tblCellMar>
-            <w:top w:w="0" w:type="dxa"/>
-            <w:bottom w:w="0" w:type="dxa"/>
-          </w:tblCellMar>
-        </w:tblPrEx>
         <w:trPr>
           <w:cantSplit/>
         </w:trPr>
@@ -9047,12 +8822,6 @@
         </w:tc>
       </w:tr>
       <w:tr>
-        <w:tblPrEx>
-          <w:tblCellMar>
-            <w:top w:w="0" w:type="dxa"/>
-            <w:bottom w:w="0" w:type="dxa"/>
-          </w:tblCellMar>
-        </w:tblPrEx>
         <w:trPr>
           <w:cantSplit/>
         </w:trPr>
@@ -9104,12 +8873,6 @@
         </w:tc>
       </w:tr>
       <w:tr>
-        <w:tblPrEx>
-          <w:tblCellMar>
-            <w:top w:w="0" w:type="dxa"/>
-            <w:bottom w:w="0" w:type="dxa"/>
-          </w:tblCellMar>
-        </w:tblPrEx>
         <w:trPr>
           <w:cantSplit/>
         </w:trPr>
@@ -9163,12 +8926,6 @@
         </w:tc>
       </w:tr>
       <w:tr>
-        <w:tblPrEx>
-          <w:tblCellMar>
-            <w:top w:w="0" w:type="dxa"/>
-            <w:bottom w:w="0" w:type="dxa"/>
-          </w:tblCellMar>
-        </w:tblPrEx>
         <w:trPr>
           <w:cantSplit/>
         </w:trPr>
@@ -9234,12 +8991,6 @@
         </w:tc>
       </w:tr>
       <w:tr>
-        <w:tblPrEx>
-          <w:tblCellMar>
-            <w:top w:w="0" w:type="dxa"/>
-            <w:bottom w:w="0" w:type="dxa"/>
-          </w:tblCellMar>
-        </w:tblPrEx>
         <w:trPr>
           <w:cantSplit/>
         </w:trPr>
@@ -9554,12 +9305,6 @@
         <w:gridCol w:w="2831"/>
       </w:tblGrid>
       <w:tr>
-        <w:tblPrEx>
-          <w:tblCellMar>
-            <w:top w:w="0" w:type="dxa"/>
-            <w:bottom w:w="0" w:type="dxa"/>
-          </w:tblCellMar>
-        </w:tblPrEx>
         <w:trPr>
           <w:cantSplit/>
           <w:tblHeader/>
@@ -9670,12 +9415,6 @@
         </w:tc>
       </w:tr>
       <w:tr>
-        <w:tblPrEx>
-          <w:tblCellMar>
-            <w:top w:w="0" w:type="dxa"/>
-            <w:bottom w:w="0" w:type="dxa"/>
-          </w:tblCellMar>
-        </w:tblPrEx>
         <w:trPr>
           <w:cantSplit/>
         </w:trPr>
@@ -9773,12 +9512,6 @@
         </w:tc>
       </w:tr>
       <w:tr>
-        <w:tblPrEx>
-          <w:tblCellMar>
-            <w:top w:w="0" w:type="dxa"/>
-            <w:bottom w:w="0" w:type="dxa"/>
-          </w:tblCellMar>
-        </w:tblPrEx>
         <w:trPr>
           <w:cantSplit/>
         </w:trPr>
@@ -9880,12 +9613,6 @@
         </w:tc>
       </w:tr>
       <w:tr>
-        <w:tblPrEx>
-          <w:tblCellMar>
-            <w:top w:w="0" w:type="dxa"/>
-            <w:bottom w:w="0" w:type="dxa"/>
-          </w:tblCellMar>
-        </w:tblPrEx>
         <w:trPr>
           <w:cantSplit/>
         </w:trPr>
@@ -9983,12 +9710,6 @@
         </w:tc>
       </w:tr>
       <w:tr>
-        <w:tblPrEx>
-          <w:tblCellMar>
-            <w:top w:w="0" w:type="dxa"/>
-            <w:bottom w:w="0" w:type="dxa"/>
-          </w:tblCellMar>
-        </w:tblPrEx>
         <w:trPr>
           <w:cantSplit/>
         </w:trPr>
@@ -10060,7 +9781,13 @@
               <w:rPr>
                 <w:sz w:val="19"/>
               </w:rPr>
-              <w:t>Carrito con cliente VIP y el desglose con Descuento, IGV 18%, Redondeo y TOTAL</w:t>
+              <w:t xml:space="preserve">Carrito con cliente VIP y el desglose con Descuento, </w:t>
+            </w:r>
+            <w:r>
+              <w:rPr>
+                <w:sz w:val="19"/>
+              </w:rPr>
+              <w:t>IGV 18% y TOTAL</w:t>
             </w:r>
           </w:p>
         </w:tc>
@@ -10090,12 +9817,6 @@
         </w:tc>
       </w:tr>
       <w:tr>
-        <w:tblPrEx>
-          <w:tblCellMar>
-            <w:top w:w="0" w:type="dxa"/>
-            <w:bottom w:w="0" w:type="dxa"/>
-          </w:tblCellMar>
-        </w:tblPrEx>
         <w:trPr>
           <w:cantSplit/>
         </w:trPr>
@@ -10193,12 +9914,6 @@
         </w:tc>
       </w:tr>
       <w:tr>
-        <w:tblPrEx>
-          <w:tblCellMar>
-            <w:top w:w="0" w:type="dxa"/>
-            <w:bottom w:w="0" w:type="dxa"/>
-          </w:tblCellMar>
-        </w:tblPrEx>
         <w:trPr>
           <w:cantSplit/>
         </w:trPr>
@@ -10222,7 +9937,6 @@
               <w:rPr>
                 <w:sz w:val="19"/>
               </w:rPr>
-              <w:lastRenderedPageBreak/>
               <w:t>4.5.1</w:t>
             </w:r>
           </w:p>
@@ -10301,12 +10015,6 @@
         </w:tc>
       </w:tr>
       <w:tr>
-        <w:tblPrEx>
-          <w:tblCellMar>
-            <w:top w:w="0" w:type="dxa"/>
-            <w:bottom w:w="0" w:type="dxa"/>
-          </w:tblCellMar>
-        </w:tblPrEx>
         <w:trPr>
           <w:cantSplit/>
         </w:trPr>
@@ -10404,12 +10112,6 @@
         </w:tc>
       </w:tr>
       <w:tr>
-        <w:tblPrEx>
-          <w:tblCellMar>
-            <w:top w:w="0" w:type="dxa"/>
-            <w:bottom w:w="0" w:type="dxa"/>
-          </w:tblCellMar>
-        </w:tblPrEx>
         <w:trPr>
           <w:cantSplit/>
         </w:trPr>
@@ -10511,12 +10213,6 @@
         </w:tc>
       </w:tr>
       <w:tr>
-        <w:tblPrEx>
-          <w:tblCellMar>
-            <w:top w:w="0" w:type="dxa"/>
-            <w:bottom w:w="0" w:type="dxa"/>
-          </w:tblCellMar>
-        </w:tblPrEx>
         <w:trPr>
           <w:cantSplit/>
         </w:trPr>
@@ -10614,12 +10310,6 @@
         </w:tc>
       </w:tr>
       <w:tr>
-        <w:tblPrEx>
-          <w:tblCellMar>
-            <w:top w:w="0" w:type="dxa"/>
-            <w:bottom w:w="0" w:type="dxa"/>
-          </w:tblCellMar>
-        </w:tblPrEx>
         <w:trPr>
           <w:cantSplit/>
         </w:trPr>
@@ -10721,12 +10411,6 @@
         </w:tc>
       </w:tr>
       <w:tr>
-        <w:tblPrEx>
-          <w:tblCellMar>
-            <w:top w:w="0" w:type="dxa"/>
-            <w:bottom w:w="0" w:type="dxa"/>
-          </w:tblCellMar>
-        </w:tblPrEx>
         <w:trPr>
           <w:cantSplit/>
         </w:trPr>
@@ -10824,12 +10508,6 @@
         </w:tc>
       </w:tr>
       <w:tr>
-        <w:tblPrEx>
-          <w:tblCellMar>
-            <w:top w:w="0" w:type="dxa"/>
-            <w:bottom w:w="0" w:type="dxa"/>
-          </w:tblCellMar>
-        </w:tblPrEx>
         <w:trPr>
           <w:cantSplit/>
         </w:trPr>
@@ -10931,12 +10609,6 @@
         </w:tc>
       </w:tr>
       <w:tr>
-        <w:tblPrEx>
-          <w:tblCellMar>
-            <w:top w:w="0" w:type="dxa"/>
-            <w:bottom w:w="0" w:type="dxa"/>
-          </w:tblCellMar>
-        </w:tblPrEx>
         <w:trPr>
           <w:cantSplit/>
         </w:trPr>
@@ -11034,12 +10706,6 @@
         </w:tc>
       </w:tr>
       <w:tr>
-        <w:tblPrEx>
-          <w:tblCellMar>
-            <w:top w:w="0" w:type="dxa"/>
-            <w:bottom w:w="0" w:type="dxa"/>
-          </w:tblCellMar>
-        </w:tblPrEx>
         <w:trPr>
           <w:cantSplit/>
         </w:trPr>
@@ -11141,12 +10807,6 @@
         </w:tc>
       </w:tr>
       <w:tr>
-        <w:tblPrEx>
-          <w:tblCellMar>
-            <w:top w:w="0" w:type="dxa"/>
-            <w:bottom w:w="0" w:type="dxa"/>
-          </w:tblCellMar>
-        </w:tblPrEx>
         <w:trPr>
           <w:cantSplit/>
         </w:trPr>
@@ -11244,12 +10904,6 @@
         </w:tc>
       </w:tr>
       <w:tr>
-        <w:tblPrEx>
-          <w:tblCellMar>
-            <w:top w:w="0" w:type="dxa"/>
-            <w:bottom w:w="0" w:type="dxa"/>
-          </w:tblCellMar>
-        </w:tblPrEx>
         <w:trPr>
           <w:cantSplit/>
         </w:trPr>

--- a/docs/manuales/Manual_Administrador.docx
+++ b/docs/manuales/Manual_Administrador.docx
@@ -1887,7 +1887,13 @@
         <w:t>administrador</w:t>
       </w:r>
       <w:r>
-        <w:t>. El administrador hace todo lo que hace el personal de tienda y, además, autoriza mermas y órdenes de compra, anula ventas, gestiona los productos, las cuentas de usuario, los datos del negocio y los reportes, y respalda la base de datos. Las tareas que comparte con el personal se explican aquí de forma resumida; el detalle para la caja está en el Manual del Personal de Tienda.</w:t>
+        <w:t xml:space="preserve">. El administrador hace todo lo que hace el personal de tienda y, además, autoriza mermas y órdenes de compra, </w:t>
+      </w:r>
+      <w:r>
+        <w:t>anula cualquier venta de un turno abierto (el personal solo anula las de su propio turno), revisa el registro de anulaciones, gestiona</w:t>
+      </w:r>
+      <w:r>
+        <w:t xml:space="preserve"> los productos, las cuentas de usuario, los datos del negocio y los reportes, y respalda la base de datos. Las tareas que comparte con el personal se explican aquí de forma resumida; el detalle para la caja está en el Manual del Personal de Tienda.</w:t>
       </w:r>
     </w:p>
     <w:p>
@@ -2479,7 +2485,7 @@
               <w:rPr>
                 <w:sz w:val="19"/>
               </w:rPr>
-              <w:t>Ver el historial de turnos de todos, cerrar el turno de otro usuario y anular ventas.</w:t>
+              <w:t>Ver el historial de turnos de todos, cerrar el turno de otro usuario, anular cualquier venta de un turno abierto y ver el registro de anulaciones de todos los usuarios.</w:t>
             </w:r>
           </w:p>
         </w:tc>
@@ -4268,7 +4274,10 @@
         <w:t>Cuándo se usa:</w:t>
       </w:r>
       <w:r>
-        <w:t xml:space="preserve"> solo mientras el turno de esa venta siga abierto.</w:t>
+        <w:t xml:space="preserve"> </w:t>
+      </w:r>
+      <w:r>
+        <w:t>solo mientras el turno de esa venta siga abierto. El administrador anula cualquier venta de un turno abierto; el personal, solo las que registró en su propio turno abierto.</w:t>
       </w:r>
     </w:p>
     <w:p>
@@ -4375,22 +4384,57 @@
       </w:r>
       <w:r>
         <w:tab/>
-        <w:t xml:space="preserve">Lea el aviso, escriba el </w:t>
-      </w:r>
-      <w:r>
-        <w:rPr>
-          <w:b/>
-          <w:bCs/>
+        <w:t xml:space="preserve">Lea el aviso y elija el </w:t>
+      </w:r>
+      <w:r>
+        <w:rPr>
+          <w:b/>
         </w:rPr>
         <w:t>Motivo de la anulación</w:t>
       </w:r>
       <w:r>
-        <w:t xml:space="preserve"> y pulse </w:t>
-      </w:r>
-      <w:r>
-        <w:rPr>
-          <w:b/>
-          <w:bCs/>
+        <w:t>: Error de registro, Cliente desistió, Producto equivocado, Error en el cobro u Otro.</w:t>
+      </w:r>
+    </w:p>
+    <w:p>
+      <w:pPr>
+        <w:pStyle w:val="Pasonumerado"/>
+        <w:tabs>
+          <w:tab w:val="left" w:pos="720"/>
+        </w:tabs>
+      </w:pPr>
+      <w:r>
+        <w:rPr>
+          <w:b/>
+          <w:color w:val="1F3864"/>
+        </w:rPr>
+        <w:t>4.</w:t>
+      </w:r>
+      <w:r>
+        <w:tab/>
+        <w:t xml:space="preserve">Escriba el </w:t>
+      </w:r>
+      <w:r>
+        <w:rPr>
+          <w:b/>
+        </w:rPr>
+        <w:t>Detalle</w:t>
+      </w:r>
+      <w:r>
+        <w:t xml:space="preserve"> (opcional; con </w:t>
+      </w:r>
+      <w:r>
+        <w:rPr>
+          <w:b/>
+        </w:rPr>
+        <w:t>Otro</w:t>
+      </w:r>
+      <w:r>
+        <w:t xml:space="preserve"> es obligatorio, mínimo 5 caracteres) y pulse </w:t>
+      </w:r>
+      <w:r>
+        <w:rPr>
+          <w:b/>
         </w:rPr>
         <w:t>Aceptar</w:t>
       </w:r>
@@ -4403,7 +4447,7 @@
         <w:pStyle w:val="Marcadordecaptura"/>
       </w:pPr>
       <w:r>
-        <w:t>[CAPTURA 4.6.1: Caja — ventana "Anular venta" con el motivo de la anulación]</w:t>
+        <w:t>[CAPTURA 4.6.1: Caja — ventana "Anular venta" con la lista de motivos y el detalle]</w:t>
       </w:r>
     </w:p>
     <w:p>
@@ -4462,10 +4506,85 @@
       </w:r>
     </w:p>
     <w:p>
+      <w:bookmarkStart w:id="12" w:name="_Toc243346850"/>
+      <w:r>
+        <w:rPr>
+          <w:b/>
+          <w:bCs/>
+        </w:rPr>
+        <w:t>Registro de anulaciones.</w:t>
+      </w:r>
+      <w:r>
+        <w:rPr>
+          <w:bCs/>
+        </w:rPr>
+        <w:t xml:space="preserve"> Cada anulación, la haga el administrador o el personal, queda registrada en </w:t>
+      </w:r>
+      <w:r>
+        <w:rPr>
+          <w:b/>
+          <w:bCs/>
+        </w:rPr>
+        <w:t>Caja</w:t>
+      </w:r>
+      <w:r>
+        <w:rPr>
+          <w:bCs/>
+        </w:rPr>
+        <w:t xml:space="preserve"> → </w:t>
+      </w:r>
+      <w:r>
+        <w:rPr>
+          <w:b/>
+          <w:bCs/>
+        </w:rPr>
+        <w:t>Anulaciones</w:t>
+      </w:r>
+      <w:r>
+        <w:rPr>
+          <w:bCs/>
+        </w:rPr>
+        <w:t xml:space="preserve">: fecha y hora, venta, comprobante, usuario, rol, motivo, detalle, forma de pago y monto. Como administrador ve las de todos los usuarios; elija el rango en </w:t>
+      </w:r>
+      <w:r>
+        <w:rPr>
+          <w:b/>
+          <w:bCs/>
+        </w:rPr>
+        <w:t>Período</w:t>
+      </w:r>
+      <w:r>
+        <w:rPr>
+          <w:bCs/>
+        </w:rPr>
+        <w:t xml:space="preserve"> (Hoy, Últimos 7 días, Últimos 30 días o Este año). Arriba se muestran el número de ventas anuladas y el monto anulado del período. Las ventas anuladas antes de existir el registro no aparecen en esta pestaña, pero su comprobante sigue mostrando </w:t>
+      </w:r>
+      <w:r>
+        <w:rPr>
+          <w:b/>
+          <w:bCs/>
+        </w:rPr>
+        <w:t>ANULADO</w:t>
+      </w:r>
+      <w:r>
+        <w:rPr>
+          <w:bCs/>
+        </w:rPr>
+        <w:t xml:space="preserve"> y el motivo.</w:t>
+      </w:r>
+    </w:p>
+    <w:p>
+      <w:pPr>
+        <w:pStyle w:val="Marcadordecaptura"/>
+      </w:pPr>
+      <w:r>
+        <w:t>[CAPTURA 4.6.2: Caja, pestaña Anulaciones — registro de todos los usuarios con el filtro Período]</w:t>
+      </w:r>
+    </w:p>
+    <w:p>
       <w:pPr>
         <w:pStyle w:val="Ttulo2"/>
       </w:pPr>
-      <w:bookmarkStart w:id="12" w:name="_Toc243346850"/>
       <w:r>
         <w:t>4.7 Gestionar usuarios y roles</w:t>
       </w:r>
@@ -7975,7 +8094,46 @@
               <w:rPr>
                 <w:sz w:val="19"/>
               </w:rPr>
-              <w:t>Solo el administrador, y solo con el turno abierto. El stock vuelve a los mismos lotes. El pago con Yape o Plin se devuelve desde el celular del negocio.</w:t>
+              <w:t xml:space="preserve">Solo con el turno de la venta abierto. El administrador anula cualquier venta de un turno abierto; el personal, solo las que registró en su propio turno abierto. Motivo obligatorio de la lista (con </w:t>
+            </w:r>
+            <w:r>
+              <w:rPr>
+                <w:b/>
+                <w:sz w:val="19"/>
+              </w:rPr>
+              <w:t>Otro</w:t>
+            </w:r>
+            <w:r>
+              <w:rPr>
+                <w:sz w:val="19"/>
+              </w:rPr>
+              <w:t xml:space="preserve">, detalle de al menos 5 caracteres). Cada anulación queda en </w:t>
+            </w:r>
+            <w:r>
+              <w:rPr>
+                <w:b/>
+                <w:sz w:val="19"/>
+              </w:rPr>
+              <w:t>Caja</w:t>
+            </w:r>
+            <w:r>
+              <w:rPr>
+                <w:sz w:val="19"/>
+              </w:rPr>
+              <w:t xml:space="preserve"> → </w:t>
+            </w:r>
+            <w:r>
+              <w:rPr>
+                <w:b/>
+                <w:sz w:val="19"/>
+              </w:rPr>
+              <w:t>Anulaciones</w:t>
+            </w:r>
+            <w:r>
+              <w:rPr>
+                <w:sz w:val="19"/>
+              </w:rPr>
+              <w:t>. El stock vuelve a los mismos lotes. El pago con Yape o Plin se devuelve desde el celular del negocio.</w:t>
             </w:r>
           </w:p>
         </w:tc>
@@ -8181,6 +8339,9 @@
         <w:tc>
           <w:tcPr>
             <w:tcW w:w="4791" w:type="dxa"/>
+            <w:tcBorders>
+              <w:bottom w:val="single" w:sz="4" w:space="0" w:color="A6A6A6"/>
+            </w:tcBorders>
             <w:shd w:val="clear" w:color="auto" w:fill="1F3864"/>
             <w:tcMar>
               <w:top w:w="50" w:type="dxa"/>
@@ -8207,6 +8368,9 @@
         <w:tc>
           <w:tcPr>
             <w:tcW w:w="4949" w:type="dxa"/>
+            <w:tcBorders>
+              <w:bottom w:val="single" w:sz="4" w:space="0" w:color="A6A6A6"/>
+            </w:tcBorders>
             <w:shd w:val="clear" w:color="auto" w:fill="1F3864"/>
             <w:tcMar>
               <w:top w:w="50" w:type="dxa"/>
@@ -8238,6 +8402,10 @@
         <w:tc>
           <w:tcPr>
             <w:tcW w:w="4791" w:type="dxa"/>
+            <w:tcBorders>
+              <w:bottom w:val="single" w:sz="4" w:space="0" w:color="A6A6A6"/>
+            </w:tcBorders>
+            <w:shd w:val="clear" w:color="auto" w:fill="auto"/>
             <w:tcMar>
               <w:top w:w="50" w:type="dxa"/>
               <w:left w:w="90" w:type="dxa"/>
@@ -8261,6 +8429,10 @@
         <w:tc>
           <w:tcPr>
             <w:tcW w:w="4949" w:type="dxa"/>
+            <w:tcBorders>
+              <w:bottom w:val="single" w:sz="4" w:space="0" w:color="A6A6A6"/>
+            </w:tcBorders>
+            <w:shd w:val="clear" w:color="auto" w:fill="auto"/>
             <w:tcMar>
               <w:top w:w="50" w:type="dxa"/>
               <w:left w:w="90" w:type="dxa"/>
@@ -8303,6 +8475,9 @@
         <w:tc>
           <w:tcPr>
             <w:tcW w:w="4791" w:type="dxa"/>
+            <w:tcBorders>
+              <w:bottom w:val="single" w:sz="4" w:space="0" w:color="A6A6A6"/>
+            </w:tcBorders>
             <w:shd w:val="clear" w:color="auto" w:fill="F2F2F2"/>
             <w:tcMar>
               <w:top w:w="50" w:type="dxa"/>
@@ -8327,6 +8502,9 @@
         <w:tc>
           <w:tcPr>
             <w:tcW w:w="4949" w:type="dxa"/>
+            <w:tcBorders>
+              <w:bottom w:val="single" w:sz="4" w:space="0" w:color="A6A6A6"/>
+            </w:tcBorders>
             <w:shd w:val="clear" w:color="auto" w:fill="F2F2F2"/>
             <w:tcMar>
               <w:top w:w="50" w:type="dxa"/>
@@ -8398,6 +8576,10 @@
         <w:tc>
           <w:tcPr>
             <w:tcW w:w="4791" w:type="dxa"/>
+            <w:tcBorders>
+              <w:bottom w:val="single" w:sz="4" w:space="0" w:color="A6A6A6"/>
+            </w:tcBorders>
+            <w:shd w:val="clear" w:color="auto" w:fill="auto"/>
             <w:tcMar>
               <w:top w:w="50" w:type="dxa"/>
               <w:left w:w="90" w:type="dxa"/>
@@ -8421,6 +8603,10 @@
         <w:tc>
           <w:tcPr>
             <w:tcW w:w="4949" w:type="dxa"/>
+            <w:tcBorders>
+              <w:bottom w:val="single" w:sz="4" w:space="0" w:color="A6A6A6"/>
+            </w:tcBorders>
+            <w:shd w:val="clear" w:color="auto" w:fill="auto"/>
             <w:tcMar>
               <w:top w:w="50" w:type="dxa"/>
               <w:left w:w="90" w:type="dxa"/>
@@ -8449,6 +8635,9 @@
         <w:tc>
           <w:tcPr>
             <w:tcW w:w="4791" w:type="dxa"/>
+            <w:tcBorders>
+              <w:bottom w:val="single" w:sz="4" w:space="0" w:color="A6A6A6"/>
+            </w:tcBorders>
             <w:shd w:val="clear" w:color="auto" w:fill="F2F2F2"/>
             <w:tcMar>
               <w:top w:w="50" w:type="dxa"/>
@@ -8461,18 +8650,24 @@
             <w:pPr>
               <w:spacing w:after="0" w:line="250" w:lineRule="auto"/>
               <w:jc w:val="left"/>
-            </w:pPr>
-            <w:r>
-              <w:rPr>
-                <w:sz w:val="19"/>
-              </w:rPr>
-              <w:t>No puede desactivarse ni quitarse el rol de administrador a sí mismo.</w:t>
+              <w:rPr>
+                <w:sz w:val="19"/>
+              </w:rPr>
+            </w:pPr>
+            <w:r>
+              <w:rPr>
+                <w:sz w:val="19"/>
+              </w:rPr>
+              <w:t>Solo puede anular las ventas que usted registró en su propio turno de caja.</w:t>
             </w:r>
           </w:p>
         </w:tc>
         <w:tc>
           <w:tcPr>
             <w:tcW w:w="4949" w:type="dxa"/>
+            <w:tcBorders>
+              <w:bottom w:val="single" w:sz="4" w:space="0" w:color="A6A6A6"/>
+            </w:tcBorders>
             <w:shd w:val="clear" w:color="auto" w:fill="F2F2F2"/>
             <w:tcMar>
               <w:top w:w="50" w:type="dxa"/>
@@ -8485,12 +8680,15 @@
             <w:pPr>
               <w:spacing w:after="0" w:line="250" w:lineRule="auto"/>
               <w:jc w:val="left"/>
-            </w:pPr>
-            <w:r>
-              <w:rPr>
-                <w:sz w:val="19"/>
-              </w:rPr>
-              <w:t>Pida a otro administrador que haga el cambio.</w:t>
+              <w:rPr>
+                <w:sz w:val="19"/>
+              </w:rPr>
+            </w:pPr>
+            <w:r>
+              <w:rPr>
+                <w:sz w:val="19"/>
+              </w:rPr>
+              <w:t>Lo ve el personal que intenta anular una venta ajena. Anúlela usted si corresponde.</w:t>
             </w:r>
           </w:p>
         </w:tc>
@@ -8502,46 +8700,73 @@
         <w:tc>
           <w:tcPr>
             <w:tcW w:w="4791" w:type="dxa"/>
-            <w:tcMar>
-              <w:top w:w="50" w:type="dxa"/>
-              <w:left w:w="90" w:type="dxa"/>
-              <w:bottom w:w="50" w:type="dxa"/>
-              <w:right w:w="90" w:type="dxa"/>
-            </w:tcMar>
-          </w:tcPr>
-          <w:p>
-            <w:pPr>
-              <w:spacing w:after="0" w:line="250" w:lineRule="auto"/>
-              <w:jc w:val="left"/>
-            </w:pPr>
-            <w:r>
-              <w:rPr>
-                <w:sz w:val="19"/>
-              </w:rPr>
-              <w:t>Debe quedar al menos un administrador activo.</w:t>
+            <w:tcBorders>
+              <w:bottom w:val="single" w:sz="4" w:space="0" w:color="A6A6A6"/>
+            </w:tcBorders>
+            <w:shd w:val="clear" w:color="auto" w:fill="auto"/>
+            <w:tcMar>
+              <w:top w:w="50" w:type="dxa"/>
+              <w:left w:w="90" w:type="dxa"/>
+              <w:bottom w:w="50" w:type="dxa"/>
+              <w:right w:w="90" w:type="dxa"/>
+            </w:tcMar>
+          </w:tcPr>
+          <w:p>
+            <w:pPr>
+              <w:spacing w:after="0" w:line="250" w:lineRule="auto"/>
+              <w:jc w:val="left"/>
+              <w:rPr>
+                <w:sz w:val="19"/>
+              </w:rPr>
+            </w:pPr>
+            <w:r>
+              <w:rPr>
+                <w:sz w:val="19"/>
+              </w:rPr>
+              <w:t>Con el motivo "Otro", escriba el detalle (mínimo 5 caracteres).</w:t>
             </w:r>
           </w:p>
         </w:tc>
         <w:tc>
           <w:tcPr>
             <w:tcW w:w="4949" w:type="dxa"/>
-            <w:tcMar>
-              <w:top w:w="50" w:type="dxa"/>
-              <w:left w:w="90" w:type="dxa"/>
-              <w:bottom w:w="50" w:type="dxa"/>
-              <w:right w:w="90" w:type="dxa"/>
-            </w:tcMar>
-          </w:tcPr>
-          <w:p>
-            <w:pPr>
-              <w:spacing w:after="0" w:line="250" w:lineRule="auto"/>
-              <w:jc w:val="left"/>
-            </w:pPr>
-            <w:r>
-              <w:rPr>
-                <w:sz w:val="19"/>
-              </w:rPr>
-              <w:t>Cree o active otro administrador antes.</w:t>
+            <w:tcBorders>
+              <w:bottom w:val="single" w:sz="4" w:space="0" w:color="A6A6A6"/>
+            </w:tcBorders>
+            <w:shd w:val="clear" w:color="auto" w:fill="auto"/>
+            <w:tcMar>
+              <w:top w:w="50" w:type="dxa"/>
+              <w:left w:w="90" w:type="dxa"/>
+              <w:bottom w:w="50" w:type="dxa"/>
+              <w:right w:w="90" w:type="dxa"/>
+            </w:tcMar>
+          </w:tcPr>
+          <w:p>
+            <w:pPr>
+              <w:spacing w:after="0" w:line="250" w:lineRule="auto"/>
+              <w:jc w:val="left"/>
+              <w:rPr>
+                <w:sz w:val="19"/>
+              </w:rPr>
+            </w:pPr>
+            <w:r>
+              <w:rPr>
+                <w:sz w:val="19"/>
+              </w:rPr>
+              <w:t xml:space="preserve">Explique el caso en </w:t>
+            </w:r>
+            <w:r>
+              <w:rPr>
+                <w:b/>
+                <w:sz w:val="19"/>
+              </w:rPr>
+              <w:t>Detalle</w:t>
+            </w:r>
+            <w:r>
+              <w:rPr>
+                <w:sz w:val="19"/>
+              </w:rPr>
+              <w:t xml:space="preserve"> o elija otro motivo de la lista.</w:t>
             </w:r>
           </w:p>
         </w:tc>
@@ -8553,6 +8778,9 @@
         <w:tc>
           <w:tcPr>
             <w:tcW w:w="4791" w:type="dxa"/>
+            <w:tcBorders>
+              <w:bottom w:val="single" w:sz="4" w:space="0" w:color="A6A6A6"/>
+            </w:tcBorders>
             <w:shd w:val="clear" w:color="auto" w:fill="F2F2F2"/>
             <w:tcMar>
               <w:top w:w="50" w:type="dxa"/>
@@ -8570,13 +8798,16 @@
               <w:rPr>
                 <w:sz w:val="19"/>
               </w:rPr>
-              <w:t>Ya existe un producto con ese código.</w:t>
+              <w:t>No puede desactivarse ni quitarse el rol de administrador a sí mismo.</w:t>
             </w:r>
           </w:p>
         </w:tc>
         <w:tc>
           <w:tcPr>
             <w:tcW w:w="4949" w:type="dxa"/>
+            <w:tcBorders>
+              <w:bottom w:val="single" w:sz="4" w:space="0" w:color="A6A6A6"/>
+            </w:tcBorders>
             <w:shd w:val="clear" w:color="auto" w:fill="F2F2F2"/>
             <w:tcMar>
               <w:top w:w="50" w:type="dxa"/>
@@ -8594,7 +8825,7 @@
               <w:rPr>
                 <w:sz w:val="19"/>
               </w:rPr>
-              <w:t>Use otro código o edite el producto existente.</w:t>
+              <w:t>Pida a otro administrador que haga el cambio.</w:t>
             </w:r>
           </w:p>
         </w:tc>
@@ -8606,46 +8837,54 @@
         <w:tc>
           <w:tcPr>
             <w:tcW w:w="4791" w:type="dxa"/>
-            <w:tcMar>
-              <w:top w:w="50" w:type="dxa"/>
-              <w:left w:w="90" w:type="dxa"/>
-              <w:bottom w:w="50" w:type="dxa"/>
-              <w:right w:w="90" w:type="dxa"/>
-            </w:tcMar>
-          </w:tcPr>
-          <w:p>
-            <w:pPr>
-              <w:spacing w:after="0" w:line="250" w:lineRule="auto"/>
-              <w:jc w:val="left"/>
-            </w:pPr>
-            <w:r>
-              <w:rPr>
-                <w:sz w:val="19"/>
-              </w:rPr>
-              <w:t>El stock máximo debe ser mayor que el mínimo.</w:t>
+            <w:tcBorders>
+              <w:bottom w:val="single" w:sz="4" w:space="0" w:color="A6A6A6"/>
+            </w:tcBorders>
+            <w:shd w:val="clear" w:color="auto" w:fill="auto"/>
+            <w:tcMar>
+              <w:top w:w="50" w:type="dxa"/>
+              <w:left w:w="90" w:type="dxa"/>
+              <w:bottom w:w="50" w:type="dxa"/>
+              <w:right w:w="90" w:type="dxa"/>
+            </w:tcMar>
+          </w:tcPr>
+          <w:p>
+            <w:pPr>
+              <w:spacing w:after="0" w:line="250" w:lineRule="auto"/>
+              <w:jc w:val="left"/>
+            </w:pPr>
+            <w:r>
+              <w:rPr>
+                <w:sz w:val="19"/>
+              </w:rPr>
+              <w:t>Debe quedar al menos un administrador activo.</w:t>
             </w:r>
           </w:p>
         </w:tc>
         <w:tc>
           <w:tcPr>
             <w:tcW w:w="4949" w:type="dxa"/>
-            <w:tcMar>
-              <w:top w:w="50" w:type="dxa"/>
-              <w:left w:w="90" w:type="dxa"/>
-              <w:bottom w:w="50" w:type="dxa"/>
-              <w:right w:w="90" w:type="dxa"/>
-            </w:tcMar>
-          </w:tcPr>
-          <w:p>
-            <w:pPr>
-              <w:spacing w:after="0" w:line="250" w:lineRule="auto"/>
-              <w:jc w:val="left"/>
-            </w:pPr>
-            <w:r>
-              <w:rPr>
-                <w:sz w:val="19"/>
-              </w:rPr>
-              <w:t>Corrija los límites o deje vacío el máximo.</w:t>
+            <w:tcBorders>
+              <w:bottom w:val="single" w:sz="4" w:space="0" w:color="A6A6A6"/>
+            </w:tcBorders>
+            <w:shd w:val="clear" w:color="auto" w:fill="auto"/>
+            <w:tcMar>
+              <w:top w:w="50" w:type="dxa"/>
+              <w:left w:w="90" w:type="dxa"/>
+              <w:bottom w:w="50" w:type="dxa"/>
+              <w:right w:w="90" w:type="dxa"/>
+            </w:tcMar>
+          </w:tcPr>
+          <w:p>
+            <w:pPr>
+              <w:spacing w:after="0" w:line="250" w:lineRule="auto"/>
+              <w:jc w:val="left"/>
+            </w:pPr>
+            <w:r>
+              <w:rPr>
+                <w:sz w:val="19"/>
+              </w:rPr>
+              <w:t>Cree o active otro administrador antes.</w:t>
             </w:r>
           </w:p>
         </w:tc>
@@ -8657,6 +8896,9 @@
         <w:tc>
           <w:tcPr>
             <w:tcW w:w="4791" w:type="dxa"/>
+            <w:tcBorders>
+              <w:bottom w:val="single" w:sz="4" w:space="0" w:color="A6A6A6"/>
+            </w:tcBorders>
             <w:shd w:val="clear" w:color="auto" w:fill="F2F2F2"/>
             <w:tcMar>
               <w:top w:w="50" w:type="dxa"/>
@@ -8674,13 +8916,16 @@
               <w:rPr>
                 <w:sz w:val="19"/>
               </w:rPr>
-              <w:t>La guía … de … ya fue registrada.</w:t>
+              <w:t>Ya existe un producto con ese código.</w:t>
             </w:r>
           </w:p>
         </w:tc>
         <w:tc>
           <w:tcPr>
             <w:tcW w:w="4949" w:type="dxa"/>
+            <w:tcBorders>
+              <w:bottom w:val="single" w:sz="4" w:space="0" w:color="A6A6A6"/>
+            </w:tcBorders>
             <w:shd w:val="clear" w:color="auto" w:fill="F2F2F2"/>
             <w:tcMar>
               <w:top w:w="50" w:type="dxa"/>
@@ -8698,21 +8943,7 @@
               <w:rPr>
                 <w:sz w:val="19"/>
               </w:rPr>
-              <w:t xml:space="preserve">Esa recepción ya se ingresó; revise </w:t>
-            </w:r>
-            <w:r>
-              <w:rPr>
-                <w:b/>
-                <w:bCs/>
-                <w:sz w:val="19"/>
-              </w:rPr>
-              <w:t>Movimientos recientes</w:t>
-            </w:r>
-            <w:r>
-              <w:rPr>
-                <w:sz w:val="19"/>
-              </w:rPr>
-              <w:t>.</w:t>
+              <w:t>Use otro código o edite el producto existente.</w:t>
             </w:r>
           </w:p>
         </w:tc>
@@ -8724,46 +8955,54 @@
         <w:tc>
           <w:tcPr>
             <w:tcW w:w="4791" w:type="dxa"/>
-            <w:tcMar>
-              <w:top w:w="50" w:type="dxa"/>
-              <w:left w:w="90" w:type="dxa"/>
-              <w:bottom w:w="50" w:type="dxa"/>
-              <w:right w:w="90" w:type="dxa"/>
-            </w:tcMar>
-          </w:tcPr>
-          <w:p>
-            <w:pPr>
-              <w:spacing w:after="0" w:line="250" w:lineRule="auto"/>
-              <w:jc w:val="left"/>
-            </w:pPr>
-            <w:r>
-              <w:rPr>
-                <w:sz w:val="19"/>
-              </w:rPr>
-              <w:t>El personal puede aplicar como máximo 10 % de descuento manual. …</w:t>
+            <w:tcBorders>
+              <w:bottom w:val="single" w:sz="4" w:space="0" w:color="A6A6A6"/>
+            </w:tcBorders>
+            <w:shd w:val="clear" w:color="auto" w:fill="auto"/>
+            <w:tcMar>
+              <w:top w:w="50" w:type="dxa"/>
+              <w:left w:w="90" w:type="dxa"/>
+              <w:bottom w:w="50" w:type="dxa"/>
+              <w:right w:w="90" w:type="dxa"/>
+            </w:tcMar>
+          </w:tcPr>
+          <w:p>
+            <w:pPr>
+              <w:spacing w:after="0" w:line="250" w:lineRule="auto"/>
+              <w:jc w:val="left"/>
+            </w:pPr>
+            <w:r>
+              <w:rPr>
+                <w:sz w:val="19"/>
+              </w:rPr>
+              <w:t>El stock máximo debe ser mayor que el mínimo.</w:t>
             </w:r>
           </w:p>
         </w:tc>
         <w:tc>
           <w:tcPr>
             <w:tcW w:w="4949" w:type="dxa"/>
-            <w:tcMar>
-              <w:top w:w="50" w:type="dxa"/>
-              <w:left w:w="90" w:type="dxa"/>
-              <w:bottom w:w="50" w:type="dxa"/>
-              <w:right w:w="90" w:type="dxa"/>
-            </w:tcMar>
-          </w:tcPr>
-          <w:p>
-            <w:pPr>
-              <w:spacing w:after="0" w:line="250" w:lineRule="auto"/>
-              <w:jc w:val="left"/>
-            </w:pPr>
-            <w:r>
-              <w:rPr>
-                <w:sz w:val="19"/>
-              </w:rPr>
-              <w:t>Lo ve el personal. Si corresponde un descuento mayor, cobre usted la venta desde su sesión.</w:t>
+            <w:tcBorders>
+              <w:bottom w:val="single" w:sz="4" w:space="0" w:color="A6A6A6"/>
+            </w:tcBorders>
+            <w:shd w:val="clear" w:color="auto" w:fill="auto"/>
+            <w:tcMar>
+              <w:top w:w="50" w:type="dxa"/>
+              <w:left w:w="90" w:type="dxa"/>
+              <w:bottom w:w="50" w:type="dxa"/>
+              <w:right w:w="90" w:type="dxa"/>
+            </w:tcMar>
+          </w:tcPr>
+          <w:p>
+            <w:pPr>
+              <w:spacing w:after="0" w:line="250" w:lineRule="auto"/>
+              <w:jc w:val="left"/>
+            </w:pPr>
+            <w:r>
+              <w:rPr>
+                <w:sz w:val="19"/>
+              </w:rPr>
+              <w:t>Corrija los límites o deje vacío el máximo.</w:t>
             </w:r>
           </w:p>
         </w:tc>
@@ -8775,6 +9014,9 @@
         <w:tc>
           <w:tcPr>
             <w:tcW w:w="4791" w:type="dxa"/>
+            <w:tcBorders>
+              <w:bottom w:val="single" w:sz="4" w:space="0" w:color="A6A6A6"/>
+            </w:tcBorders>
             <w:shd w:val="clear" w:color="auto" w:fill="F2F2F2"/>
             <w:tcMar>
               <w:top w:w="50" w:type="dxa"/>
@@ -8792,13 +9034,16 @@
               <w:rPr>
                 <w:sz w:val="19"/>
               </w:rPr>
-              <w:t>El lote ya está vencido. No se puede recibir.</w:t>
+              <w:t>La guía … de … ya fue registrada.</w:t>
             </w:r>
           </w:p>
         </w:tc>
         <w:tc>
           <w:tcPr>
             <w:tcW w:w="4949" w:type="dxa"/>
+            <w:tcBorders>
+              <w:bottom w:val="single" w:sz="4" w:space="0" w:color="A6A6A6"/>
+            </w:tcBorders>
             <w:shd w:val="clear" w:color="auto" w:fill="F2F2F2"/>
             <w:tcMar>
               <w:top w:w="50" w:type="dxa"/>
@@ -8816,7 +9061,21 @@
               <w:rPr>
                 <w:sz w:val="19"/>
               </w:rPr>
-              <w:t>No ingrese ese lote; coordine la devolución con el proveedor.</w:t>
+              <w:t xml:space="preserve">Esa recepción ya se ingresó; revise </w:t>
+            </w:r>
+            <w:r>
+              <w:rPr>
+                <w:b/>
+                <w:bCs/>
+                <w:sz w:val="19"/>
+              </w:rPr>
+              <w:t>Movimientos recientes</w:t>
+            </w:r>
+            <w:r>
+              <w:rPr>
+                <w:sz w:val="19"/>
+              </w:rPr>
+              <w:t>.</w:t>
             </w:r>
           </w:p>
         </w:tc>
@@ -8828,46 +9087,54 @@
         <w:tc>
           <w:tcPr>
             <w:tcW w:w="4791" w:type="dxa"/>
-            <w:tcMar>
-              <w:top w:w="50" w:type="dxa"/>
-              <w:left w:w="90" w:type="dxa"/>
-              <w:bottom w:w="50" w:type="dxa"/>
-              <w:right w:w="90" w:type="dxa"/>
-            </w:tcMar>
-          </w:tcPr>
-          <w:p>
-            <w:pPr>
-              <w:spacing w:after="0" w:line="250" w:lineRule="auto"/>
-              <w:jc w:val="left"/>
-            </w:pPr>
-            <w:r>
-              <w:rPr>
-                <w:sz w:val="19"/>
-              </w:rPr>
-              <w:t>Seleccione una o más mermas pendientes.</w:t>
+            <w:tcBorders>
+              <w:bottom w:val="single" w:sz="4" w:space="0" w:color="A6A6A6"/>
+            </w:tcBorders>
+            <w:shd w:val="clear" w:color="auto" w:fill="auto"/>
+            <w:tcMar>
+              <w:top w:w="50" w:type="dxa"/>
+              <w:left w:w="90" w:type="dxa"/>
+              <w:bottom w:w="50" w:type="dxa"/>
+              <w:right w:w="90" w:type="dxa"/>
+            </w:tcMar>
+          </w:tcPr>
+          <w:p>
+            <w:pPr>
+              <w:spacing w:after="0" w:line="250" w:lineRule="auto"/>
+              <w:jc w:val="left"/>
+            </w:pPr>
+            <w:r>
+              <w:rPr>
+                <w:sz w:val="19"/>
+              </w:rPr>
+              <w:t>El personal puede aplicar como máximo 10 % de descuento manual. …</w:t>
             </w:r>
           </w:p>
         </w:tc>
         <w:tc>
           <w:tcPr>
             <w:tcW w:w="4949" w:type="dxa"/>
-            <w:tcMar>
-              <w:top w:w="50" w:type="dxa"/>
-              <w:left w:w="90" w:type="dxa"/>
-              <w:bottom w:w="50" w:type="dxa"/>
-              <w:right w:w="90" w:type="dxa"/>
-            </w:tcMar>
-          </w:tcPr>
-          <w:p>
-            <w:pPr>
-              <w:spacing w:after="0" w:line="250" w:lineRule="auto"/>
-              <w:jc w:val="left"/>
-            </w:pPr>
-            <w:r>
-              <w:rPr>
-                <w:sz w:val="19"/>
-              </w:rPr>
-              <w:t>Marque filas en estado Pendiente antes de aprobar o rechazar.</w:t>
+            <w:tcBorders>
+              <w:bottom w:val="single" w:sz="4" w:space="0" w:color="A6A6A6"/>
+            </w:tcBorders>
+            <w:shd w:val="clear" w:color="auto" w:fill="auto"/>
+            <w:tcMar>
+              <w:top w:w="50" w:type="dxa"/>
+              <w:left w:w="90" w:type="dxa"/>
+              <w:bottom w:w="50" w:type="dxa"/>
+              <w:right w:w="90" w:type="dxa"/>
+            </w:tcMar>
+          </w:tcPr>
+          <w:p>
+            <w:pPr>
+              <w:spacing w:after="0" w:line="250" w:lineRule="auto"/>
+              <w:jc w:val="left"/>
+            </w:pPr>
+            <w:r>
+              <w:rPr>
+                <w:sz w:val="19"/>
+              </w:rPr>
+              <w:t>Lo ve el personal. Si corresponde un descuento mayor, cobre usted la venta desde su sesión.</w:t>
             </w:r>
           </w:p>
         </w:tc>
@@ -8879,6 +9146,9 @@
         <w:tc>
           <w:tcPr>
             <w:tcW w:w="4791" w:type="dxa"/>
+            <w:tcBorders>
+              <w:bottom w:val="single" w:sz="4" w:space="0" w:color="A6A6A6"/>
+            </w:tcBorders>
             <w:shd w:val="clear" w:color="auto" w:fill="F2F2F2"/>
             <w:tcMar>
               <w:top w:w="50" w:type="dxa"/>
@@ -8896,13 +9166,16 @@
               <w:rPr>
                 <w:sz w:val="19"/>
               </w:rPr>
-              <w:t>No hay productos por reponer en la selección (o ya están en pedido).</w:t>
+              <w:t>El lote ya está vencido. No se puede recibir.</w:t>
             </w:r>
           </w:p>
         </w:tc>
         <w:tc>
           <w:tcPr>
             <w:tcW w:w="4949" w:type="dxa"/>
+            <w:tcBorders>
+              <w:bottom w:val="single" w:sz="4" w:space="0" w:color="A6A6A6"/>
+            </w:tcBorders>
             <w:shd w:val="clear" w:color="auto" w:fill="F2F2F2"/>
             <w:tcMar>
               <w:top w:w="50" w:type="dxa"/>
@@ -8920,7 +9193,7 @@
               <w:rPr>
                 <w:sz w:val="19"/>
               </w:rPr>
-              <w:t>Esos productos ya tienen una orden pendiente o aprobada.</w:t>
+              <w:t>No ingrese ese lote; coordine la devolución con el proveedor.</w:t>
             </w:r>
           </w:p>
         </w:tc>
@@ -8932,60 +9205,54 @@
         <w:tc>
           <w:tcPr>
             <w:tcW w:w="4791" w:type="dxa"/>
-            <w:tcMar>
-              <w:top w:w="50" w:type="dxa"/>
-              <w:left w:w="90" w:type="dxa"/>
-              <w:bottom w:w="50" w:type="dxa"/>
-              <w:right w:w="90" w:type="dxa"/>
-            </w:tcMar>
-          </w:tcPr>
-          <w:p>
-            <w:pPr>
-              <w:spacing w:after="0" w:line="250" w:lineRule="auto"/>
-              <w:jc w:val="left"/>
-            </w:pPr>
-            <w:r>
-              <w:rPr>
-                <w:sz w:val="19"/>
-              </w:rPr>
-              <w:t>El RUC del negocio debe tener 11 dígitos.</w:t>
+            <w:tcBorders>
+              <w:bottom w:val="single" w:sz="4" w:space="0" w:color="A6A6A6"/>
+            </w:tcBorders>
+            <w:shd w:val="clear" w:color="auto" w:fill="auto"/>
+            <w:tcMar>
+              <w:top w:w="50" w:type="dxa"/>
+              <w:left w:w="90" w:type="dxa"/>
+              <w:bottom w:w="50" w:type="dxa"/>
+              <w:right w:w="90" w:type="dxa"/>
+            </w:tcMar>
+          </w:tcPr>
+          <w:p>
+            <w:pPr>
+              <w:spacing w:after="0" w:line="250" w:lineRule="auto"/>
+              <w:jc w:val="left"/>
+            </w:pPr>
+            <w:r>
+              <w:rPr>
+                <w:sz w:val="19"/>
+              </w:rPr>
+              <w:t>Seleccione una o más mermas pendientes.</w:t>
             </w:r>
           </w:p>
         </w:tc>
         <w:tc>
           <w:tcPr>
             <w:tcW w:w="4949" w:type="dxa"/>
-            <w:tcMar>
-              <w:top w:w="50" w:type="dxa"/>
-              <w:left w:w="90" w:type="dxa"/>
-              <w:bottom w:w="50" w:type="dxa"/>
-              <w:right w:w="90" w:type="dxa"/>
-            </w:tcMar>
-          </w:tcPr>
-          <w:p>
-            <w:pPr>
-              <w:spacing w:after="0" w:line="250" w:lineRule="auto"/>
-              <w:jc w:val="left"/>
-            </w:pPr>
-            <w:r>
-              <w:rPr>
-                <w:sz w:val="19"/>
-              </w:rPr>
-              <w:t xml:space="preserve">Corrija el RUC en </w:t>
-            </w:r>
-            <w:r>
-              <w:rPr>
-                <w:b/>
-                <w:bCs/>
-                <w:sz w:val="19"/>
-              </w:rPr>
-              <w:t>Negocio</w:t>
-            </w:r>
-            <w:r>
-              <w:rPr>
-                <w:sz w:val="19"/>
-              </w:rPr>
-              <w:t>.</w:t>
+            <w:tcBorders>
+              <w:bottom w:val="single" w:sz="4" w:space="0" w:color="A6A6A6"/>
+            </w:tcBorders>
+            <w:shd w:val="clear" w:color="auto" w:fill="auto"/>
+            <w:tcMar>
+              <w:top w:w="50" w:type="dxa"/>
+              <w:left w:w="90" w:type="dxa"/>
+              <w:bottom w:w="50" w:type="dxa"/>
+              <w:right w:w="90" w:type="dxa"/>
+            </w:tcMar>
+          </w:tcPr>
+          <w:p>
+            <w:pPr>
+              <w:spacing w:after="0" w:line="250" w:lineRule="auto"/>
+              <w:jc w:val="left"/>
+            </w:pPr>
+            <w:r>
+              <w:rPr>
+                <w:sz w:val="19"/>
+              </w:rPr>
+              <w:t>Marque filas en estado Pendiente antes de aprobar o rechazar.</w:t>
             </w:r>
           </w:p>
         </w:tc>
@@ -8997,6 +9264,138 @@
         <w:tc>
           <w:tcPr>
             <w:tcW w:w="4791" w:type="dxa"/>
+            <w:tcBorders>
+              <w:bottom w:val="single" w:sz="4" w:space="0" w:color="A6A6A6"/>
+            </w:tcBorders>
+            <w:shd w:val="clear" w:color="auto" w:fill="F2F2F2"/>
+            <w:tcMar>
+              <w:top w:w="50" w:type="dxa"/>
+              <w:left w:w="90" w:type="dxa"/>
+              <w:bottom w:w="50" w:type="dxa"/>
+              <w:right w:w="90" w:type="dxa"/>
+            </w:tcMar>
+          </w:tcPr>
+          <w:p>
+            <w:pPr>
+              <w:spacing w:after="0" w:line="250" w:lineRule="auto"/>
+              <w:jc w:val="left"/>
+            </w:pPr>
+            <w:r>
+              <w:rPr>
+                <w:sz w:val="19"/>
+              </w:rPr>
+              <w:t>No hay productos por reponer en la selección (o ya están en pedido).</w:t>
+            </w:r>
+          </w:p>
+        </w:tc>
+        <w:tc>
+          <w:tcPr>
+            <w:tcW w:w="4949" w:type="dxa"/>
+            <w:tcBorders>
+              <w:bottom w:val="single" w:sz="4" w:space="0" w:color="A6A6A6"/>
+            </w:tcBorders>
+            <w:shd w:val="clear" w:color="auto" w:fill="F2F2F2"/>
+            <w:tcMar>
+              <w:top w:w="50" w:type="dxa"/>
+              <w:left w:w="90" w:type="dxa"/>
+              <w:bottom w:w="50" w:type="dxa"/>
+              <w:right w:w="90" w:type="dxa"/>
+            </w:tcMar>
+          </w:tcPr>
+          <w:p>
+            <w:pPr>
+              <w:spacing w:after="0" w:line="250" w:lineRule="auto"/>
+              <w:jc w:val="left"/>
+            </w:pPr>
+            <w:r>
+              <w:rPr>
+                <w:sz w:val="19"/>
+              </w:rPr>
+              <w:t>Esos productos ya tienen una orden pendiente o aprobada.</w:t>
+            </w:r>
+          </w:p>
+        </w:tc>
+      </w:tr>
+      <w:tr>
+        <w:trPr>
+          <w:cantSplit/>
+        </w:trPr>
+        <w:tc>
+          <w:tcPr>
+            <w:tcW w:w="4791" w:type="dxa"/>
+            <w:tcBorders>
+              <w:bottom w:val="single" w:sz="4" w:space="0" w:color="A6A6A6"/>
+            </w:tcBorders>
+            <w:shd w:val="clear" w:color="auto" w:fill="auto"/>
+            <w:tcMar>
+              <w:top w:w="50" w:type="dxa"/>
+              <w:left w:w="90" w:type="dxa"/>
+              <w:bottom w:w="50" w:type="dxa"/>
+              <w:right w:w="90" w:type="dxa"/>
+            </w:tcMar>
+          </w:tcPr>
+          <w:p>
+            <w:pPr>
+              <w:spacing w:after="0" w:line="250" w:lineRule="auto"/>
+              <w:jc w:val="left"/>
+            </w:pPr>
+            <w:r>
+              <w:rPr>
+                <w:sz w:val="19"/>
+              </w:rPr>
+              <w:t>El RUC del negocio debe tener 11 dígitos.</w:t>
+            </w:r>
+          </w:p>
+        </w:tc>
+        <w:tc>
+          <w:tcPr>
+            <w:tcW w:w="4949" w:type="dxa"/>
+            <w:tcBorders>
+              <w:bottom w:val="single" w:sz="4" w:space="0" w:color="A6A6A6"/>
+            </w:tcBorders>
+            <w:shd w:val="clear" w:color="auto" w:fill="auto"/>
+            <w:tcMar>
+              <w:top w:w="50" w:type="dxa"/>
+              <w:left w:w="90" w:type="dxa"/>
+              <w:bottom w:w="50" w:type="dxa"/>
+              <w:right w:w="90" w:type="dxa"/>
+            </w:tcMar>
+          </w:tcPr>
+          <w:p>
+            <w:pPr>
+              <w:spacing w:after="0" w:line="250" w:lineRule="auto"/>
+              <w:jc w:val="left"/>
+            </w:pPr>
+            <w:r>
+              <w:rPr>
+                <w:sz w:val="19"/>
+              </w:rPr>
+              <w:t xml:space="preserve">Corrija el RUC en </w:t>
+            </w:r>
+            <w:r>
+              <w:rPr>
+                <w:b/>
+                <w:bCs/>
+                <w:sz w:val="19"/>
+              </w:rPr>
+              <w:t>Negocio</w:t>
+            </w:r>
+            <w:r>
+              <w:rPr>
+                <w:sz w:val="19"/>
+              </w:rPr>
+              <w:t>.</w:t>
+            </w:r>
+          </w:p>
+        </w:tc>
+      </w:tr>
+      <w:tr>
+        <w:trPr>
+          <w:cantSplit/>
+        </w:trPr>
+        <w:tc>
+          <w:tcPr>
+            <w:tcW w:w="4791" w:type="dxa"/>
             <w:shd w:val="clear" w:color="auto" w:fill="F2F2F2"/>
             <w:tcMar>
               <w:top w:w="50" w:type="dxa"/>
@@ -9119,6 +9518,47 @@
           <w:b/>
           <w:bCs/>
         </w:rPr>
+        <w:t>¿Cómo sé quién anuló una venta y por qué?</w:t>
+      </w:r>
+      <w:r>
+        <w:rPr>
+          <w:bCs/>
+        </w:rPr>
+        <w:t xml:space="preserve"> En </w:t>
+      </w:r>
+      <w:r>
+        <w:rPr>
+          <w:b/>
+          <w:bCs/>
+        </w:rPr>
+        <w:t>Caja</w:t>
+      </w:r>
+      <w:r>
+        <w:rPr>
+          <w:bCs/>
+        </w:rPr>
+        <w:t xml:space="preserve"> → </w:t>
+      </w:r>
+      <w:r>
+        <w:rPr>
+          <w:b/>
+          <w:bCs/>
+        </w:rPr>
+        <w:t>Anulaciones</w:t>
+      </w:r>
+      <w:r>
+        <w:rPr>
+          <w:bCs/>
+        </w:rPr>
+        <w:t xml:space="preserve"> está cada anulación con su usuario, rol, motivo y detalle. El comprobante de la venta también muestra quién la anuló y el motivo.</w:t>
+      </w:r>
+    </w:p>
+    <w:p>
+      <w:r>
+        <w:rPr>
+          <w:b/>
+          <w:bCs/>
+        </w:rPr>
         <w:t>¿Por qué el valor perdido no incluye todas las mermas?</w:t>
       </w:r>
       <w:r>
@@ -9274,7 +9714,7 @@
           <w:b/>
           <w:bCs/>
         </w:rPr>
-        <w:t>16 capturas</w:t>
+        <w:t>17 capturas</w:t>
       </w:r>
       <w:r>
         <w:t>. Tome cada una con datos de demostración y reemplace el marcador correspondiente.</w:t>
@@ -9312,6 +9752,9 @@
         <w:tc>
           <w:tcPr>
             <w:tcW w:w="830" w:type="dxa"/>
+            <w:tcBorders>
+              <w:bottom w:val="single" w:sz="4" w:space="0" w:color="A6A6A6"/>
+            </w:tcBorders>
             <w:shd w:val="clear" w:color="auto" w:fill="1F3864"/>
             <w:tcMar>
               <w:top w:w="50" w:type="dxa"/>
@@ -9338,6 +9781,9 @@
         <w:tc>
           <w:tcPr>
             <w:tcW w:w="1761" w:type="dxa"/>
+            <w:tcBorders>
+              <w:bottom w:val="single" w:sz="4" w:space="0" w:color="A6A6A6"/>
+            </w:tcBorders>
             <w:shd w:val="clear" w:color="auto" w:fill="1F3864"/>
             <w:tcMar>
               <w:top w:w="50" w:type="dxa"/>
@@ -9364,6 +9810,9 @@
         <w:tc>
           <w:tcPr>
             <w:tcW w:w="4318" w:type="dxa"/>
+            <w:tcBorders>
+              <w:bottom w:val="single" w:sz="4" w:space="0" w:color="A6A6A6"/>
+            </w:tcBorders>
             <w:shd w:val="clear" w:color="auto" w:fill="1F3864"/>
             <w:tcMar>
               <w:top w:w="50" w:type="dxa"/>
@@ -9390,6 +9839,9 @@
         <w:tc>
           <w:tcPr>
             <w:tcW w:w="2831" w:type="dxa"/>
+            <w:tcBorders>
+              <w:bottom w:val="single" w:sz="4" w:space="0" w:color="A6A6A6"/>
+            </w:tcBorders>
             <w:shd w:val="clear" w:color="auto" w:fill="1F3864"/>
             <w:tcMar>
               <w:top w:w="50" w:type="dxa"/>
@@ -9421,6 +9873,10 @@
         <w:tc>
           <w:tcPr>
             <w:tcW w:w="830" w:type="dxa"/>
+            <w:tcBorders>
+              <w:bottom w:val="single" w:sz="4" w:space="0" w:color="A6A6A6"/>
+            </w:tcBorders>
+            <w:shd w:val="clear" w:color="auto" w:fill="auto"/>
             <w:tcMar>
               <w:top w:w="50" w:type="dxa"/>
               <w:left w:w="90" w:type="dxa"/>
@@ -9444,6 +9900,10 @@
         <w:tc>
           <w:tcPr>
             <w:tcW w:w="1761" w:type="dxa"/>
+            <w:tcBorders>
+              <w:bottom w:val="single" w:sz="4" w:space="0" w:color="A6A6A6"/>
+            </w:tcBorders>
+            <w:shd w:val="clear" w:color="auto" w:fill="auto"/>
             <w:tcMar>
               <w:top w:w="50" w:type="dxa"/>
               <w:left w:w="90" w:type="dxa"/>
@@ -9467,6 +9927,10 @@
         <w:tc>
           <w:tcPr>
             <w:tcW w:w="4318" w:type="dxa"/>
+            <w:tcBorders>
+              <w:bottom w:val="single" w:sz="4" w:space="0" w:color="A6A6A6"/>
+            </w:tcBorders>
+            <w:shd w:val="clear" w:color="auto" w:fill="auto"/>
             <w:tcMar>
               <w:top w:w="50" w:type="dxa"/>
               <w:left w:w="90" w:type="dxa"/>
@@ -9490,6 +9954,10 @@
         <w:tc>
           <w:tcPr>
             <w:tcW w:w="2831" w:type="dxa"/>
+            <w:tcBorders>
+              <w:bottom w:val="single" w:sz="4" w:space="0" w:color="A6A6A6"/>
+            </w:tcBorders>
+            <w:shd w:val="clear" w:color="auto" w:fill="auto"/>
             <w:tcMar>
               <w:top w:w="50" w:type="dxa"/>
               <w:left w:w="90" w:type="dxa"/>
@@ -9518,6 +9986,9 @@
         <w:tc>
           <w:tcPr>
             <w:tcW w:w="830" w:type="dxa"/>
+            <w:tcBorders>
+              <w:bottom w:val="single" w:sz="4" w:space="0" w:color="A6A6A6"/>
+            </w:tcBorders>
             <w:shd w:val="clear" w:color="auto" w:fill="F2F2F2"/>
             <w:tcMar>
               <w:top w:w="50" w:type="dxa"/>
@@ -9542,6 +10013,9 @@
         <w:tc>
           <w:tcPr>
             <w:tcW w:w="1761" w:type="dxa"/>
+            <w:tcBorders>
+              <w:bottom w:val="single" w:sz="4" w:space="0" w:color="A6A6A6"/>
+            </w:tcBorders>
             <w:shd w:val="clear" w:color="auto" w:fill="F2F2F2"/>
             <w:tcMar>
               <w:top w:w="50" w:type="dxa"/>
@@ -9566,6 +10040,9 @@
         <w:tc>
           <w:tcPr>
             <w:tcW w:w="4318" w:type="dxa"/>
+            <w:tcBorders>
+              <w:bottom w:val="single" w:sz="4" w:space="0" w:color="A6A6A6"/>
+            </w:tcBorders>
             <w:shd w:val="clear" w:color="auto" w:fill="F2F2F2"/>
             <w:tcMar>
               <w:top w:w="50" w:type="dxa"/>
@@ -9590,6 +10067,9 @@
         <w:tc>
           <w:tcPr>
             <w:tcW w:w="2831" w:type="dxa"/>
+            <w:tcBorders>
+              <w:bottom w:val="single" w:sz="4" w:space="0" w:color="A6A6A6"/>
+            </w:tcBorders>
             <w:shd w:val="clear" w:color="auto" w:fill="F2F2F2"/>
             <w:tcMar>
               <w:top w:w="50" w:type="dxa"/>
@@ -9619,6 +10099,10 @@
         <w:tc>
           <w:tcPr>
             <w:tcW w:w="830" w:type="dxa"/>
+            <w:tcBorders>
+              <w:bottom w:val="single" w:sz="4" w:space="0" w:color="A6A6A6"/>
+            </w:tcBorders>
+            <w:shd w:val="clear" w:color="auto" w:fill="auto"/>
             <w:tcMar>
               <w:top w:w="50" w:type="dxa"/>
               <w:left w:w="90" w:type="dxa"/>
@@ -9642,6 +10126,10 @@
         <w:tc>
           <w:tcPr>
             <w:tcW w:w="1761" w:type="dxa"/>
+            <w:tcBorders>
+              <w:bottom w:val="single" w:sz="4" w:space="0" w:color="A6A6A6"/>
+            </w:tcBorders>
+            <w:shd w:val="clear" w:color="auto" w:fill="auto"/>
             <w:tcMar>
               <w:top w:w="50" w:type="dxa"/>
               <w:left w:w="90" w:type="dxa"/>
@@ -9665,6 +10153,10 @@
         <w:tc>
           <w:tcPr>
             <w:tcW w:w="4318" w:type="dxa"/>
+            <w:tcBorders>
+              <w:bottom w:val="single" w:sz="4" w:space="0" w:color="A6A6A6"/>
+            </w:tcBorders>
+            <w:shd w:val="clear" w:color="auto" w:fill="auto"/>
             <w:tcMar>
               <w:top w:w="50" w:type="dxa"/>
               <w:left w:w="90" w:type="dxa"/>
@@ -9688,6 +10180,10 @@
         <w:tc>
           <w:tcPr>
             <w:tcW w:w="2831" w:type="dxa"/>
+            <w:tcBorders>
+              <w:bottom w:val="single" w:sz="4" w:space="0" w:color="A6A6A6"/>
+            </w:tcBorders>
+            <w:shd w:val="clear" w:color="auto" w:fill="auto"/>
             <w:tcMar>
               <w:top w:w="50" w:type="dxa"/>
               <w:left w:w="90" w:type="dxa"/>
@@ -9716,6 +10212,9 @@
         <w:tc>
           <w:tcPr>
             <w:tcW w:w="830" w:type="dxa"/>
+            <w:tcBorders>
+              <w:bottom w:val="single" w:sz="4" w:space="0" w:color="A6A6A6"/>
+            </w:tcBorders>
             <w:shd w:val="clear" w:color="auto" w:fill="F2F2F2"/>
             <w:tcMar>
               <w:top w:w="50" w:type="dxa"/>
@@ -9740,6 +10239,9 @@
         <w:tc>
           <w:tcPr>
             <w:tcW w:w="1761" w:type="dxa"/>
+            <w:tcBorders>
+              <w:bottom w:val="single" w:sz="4" w:space="0" w:color="A6A6A6"/>
+            </w:tcBorders>
             <w:shd w:val="clear" w:color="auto" w:fill="F2F2F2"/>
             <w:tcMar>
               <w:top w:w="50" w:type="dxa"/>
@@ -9764,6 +10266,9 @@
         <w:tc>
           <w:tcPr>
             <w:tcW w:w="4318" w:type="dxa"/>
+            <w:tcBorders>
+              <w:bottom w:val="single" w:sz="4" w:space="0" w:color="A6A6A6"/>
+            </w:tcBorders>
             <w:shd w:val="clear" w:color="auto" w:fill="F2F2F2"/>
             <w:tcMar>
               <w:top w:w="50" w:type="dxa"/>
@@ -9794,6 +10299,9 @@
         <w:tc>
           <w:tcPr>
             <w:tcW w:w="2831" w:type="dxa"/>
+            <w:tcBorders>
+              <w:bottom w:val="single" w:sz="4" w:space="0" w:color="A6A6A6"/>
+            </w:tcBorders>
             <w:shd w:val="clear" w:color="auto" w:fill="F2F2F2"/>
             <w:tcMar>
               <w:top w:w="50" w:type="dxa"/>
@@ -9823,6 +10331,10 @@
         <w:tc>
           <w:tcPr>
             <w:tcW w:w="830" w:type="dxa"/>
+            <w:tcBorders>
+              <w:bottom w:val="single" w:sz="4" w:space="0" w:color="A6A6A6"/>
+            </w:tcBorders>
+            <w:shd w:val="clear" w:color="auto" w:fill="auto"/>
             <w:tcMar>
               <w:top w:w="50" w:type="dxa"/>
               <w:left w:w="90" w:type="dxa"/>
@@ -9846,6 +10358,10 @@
         <w:tc>
           <w:tcPr>
             <w:tcW w:w="1761" w:type="dxa"/>
+            <w:tcBorders>
+              <w:bottom w:val="single" w:sz="4" w:space="0" w:color="A6A6A6"/>
+            </w:tcBorders>
+            <w:shd w:val="clear" w:color="auto" w:fill="auto"/>
             <w:tcMar>
               <w:top w:w="50" w:type="dxa"/>
               <w:left w:w="90" w:type="dxa"/>
@@ -9869,6 +10385,10 @@
         <w:tc>
           <w:tcPr>
             <w:tcW w:w="4318" w:type="dxa"/>
+            <w:tcBorders>
+              <w:bottom w:val="single" w:sz="4" w:space="0" w:color="A6A6A6"/>
+            </w:tcBorders>
+            <w:shd w:val="clear" w:color="auto" w:fill="auto"/>
             <w:tcMar>
               <w:top w:w="50" w:type="dxa"/>
               <w:left w:w="90" w:type="dxa"/>
@@ -9892,6 +10412,10 @@
         <w:tc>
           <w:tcPr>
             <w:tcW w:w="2831" w:type="dxa"/>
+            <w:tcBorders>
+              <w:bottom w:val="single" w:sz="4" w:space="0" w:color="A6A6A6"/>
+            </w:tcBorders>
+            <w:shd w:val="clear" w:color="auto" w:fill="auto"/>
             <w:tcMar>
               <w:top w:w="50" w:type="dxa"/>
               <w:left w:w="90" w:type="dxa"/>
@@ -9920,6 +10444,9 @@
         <w:tc>
           <w:tcPr>
             <w:tcW w:w="830" w:type="dxa"/>
+            <w:tcBorders>
+              <w:bottom w:val="single" w:sz="4" w:space="0" w:color="A6A6A6"/>
+            </w:tcBorders>
             <w:shd w:val="clear" w:color="auto" w:fill="F2F2F2"/>
             <w:tcMar>
               <w:top w:w="50" w:type="dxa"/>
@@ -9944,6 +10471,9 @@
         <w:tc>
           <w:tcPr>
             <w:tcW w:w="1761" w:type="dxa"/>
+            <w:tcBorders>
+              <w:bottom w:val="single" w:sz="4" w:space="0" w:color="A6A6A6"/>
+            </w:tcBorders>
             <w:shd w:val="clear" w:color="auto" w:fill="F2F2F2"/>
             <w:tcMar>
               <w:top w:w="50" w:type="dxa"/>
@@ -9968,6 +10498,9 @@
         <w:tc>
           <w:tcPr>
             <w:tcW w:w="4318" w:type="dxa"/>
+            <w:tcBorders>
+              <w:bottom w:val="single" w:sz="4" w:space="0" w:color="A6A6A6"/>
+            </w:tcBorders>
             <w:shd w:val="clear" w:color="auto" w:fill="F2F2F2"/>
             <w:tcMar>
               <w:top w:w="50" w:type="dxa"/>
@@ -9992,6 +10525,9 @@
         <w:tc>
           <w:tcPr>
             <w:tcW w:w="2831" w:type="dxa"/>
+            <w:tcBorders>
+              <w:bottom w:val="single" w:sz="4" w:space="0" w:color="A6A6A6"/>
+            </w:tcBorders>
             <w:shd w:val="clear" w:color="auto" w:fill="F2F2F2"/>
             <w:tcMar>
               <w:top w:w="50" w:type="dxa"/>
@@ -10021,6 +10557,10 @@
         <w:tc>
           <w:tcPr>
             <w:tcW w:w="830" w:type="dxa"/>
+            <w:tcBorders>
+              <w:bottom w:val="single" w:sz="4" w:space="0" w:color="A6A6A6"/>
+            </w:tcBorders>
+            <w:shd w:val="clear" w:color="auto" w:fill="auto"/>
             <w:tcMar>
               <w:top w:w="50" w:type="dxa"/>
               <w:left w:w="90" w:type="dxa"/>
@@ -10044,6 +10584,10 @@
         <w:tc>
           <w:tcPr>
             <w:tcW w:w="1761" w:type="dxa"/>
+            <w:tcBorders>
+              <w:bottom w:val="single" w:sz="4" w:space="0" w:color="A6A6A6"/>
+            </w:tcBorders>
+            <w:shd w:val="clear" w:color="auto" w:fill="auto"/>
             <w:tcMar>
               <w:top w:w="50" w:type="dxa"/>
               <w:left w:w="90" w:type="dxa"/>
@@ -10067,29 +10611,37 @@
         <w:tc>
           <w:tcPr>
             <w:tcW w:w="4318" w:type="dxa"/>
-            <w:tcMar>
-              <w:top w:w="50" w:type="dxa"/>
-              <w:left w:w="90" w:type="dxa"/>
-              <w:bottom w:w="50" w:type="dxa"/>
-              <w:right w:w="90" w:type="dxa"/>
-            </w:tcMar>
-          </w:tcPr>
-          <w:p>
-            <w:pPr>
-              <w:spacing w:after="0" w:line="250" w:lineRule="auto"/>
-              <w:jc w:val="left"/>
-            </w:pPr>
-            <w:r>
-              <w:rPr>
-                <w:sz w:val="19"/>
-              </w:rPr>
-              <w:t>Ventana "Anular venta" con el motivo de la anulación</w:t>
+            <w:tcBorders>
+              <w:bottom w:val="single" w:sz="4" w:space="0" w:color="A6A6A6"/>
+            </w:tcBorders>
+            <w:shd w:val="clear" w:color="auto" w:fill="auto"/>
+            <w:tcMar>
+              <w:top w:w="50" w:type="dxa"/>
+              <w:left w:w="90" w:type="dxa"/>
+              <w:bottom w:w="50" w:type="dxa"/>
+              <w:right w:w="90" w:type="dxa"/>
+            </w:tcMar>
+          </w:tcPr>
+          <w:p>
+            <w:pPr>
+              <w:spacing w:after="0" w:line="250" w:lineRule="auto"/>
+              <w:jc w:val="left"/>
+            </w:pPr>
+            <w:r>
+              <w:rPr>
+                <w:sz w:val="19"/>
+              </w:rPr>
+              <w:t>Ventana "Anular venta" con la lista de motivos y el detalle</w:t>
             </w:r>
           </w:p>
         </w:tc>
         <w:tc>
           <w:tcPr>
             <w:tcW w:w="2831" w:type="dxa"/>
+            <w:tcBorders>
+              <w:bottom w:val="single" w:sz="4" w:space="0" w:color="A6A6A6"/>
+            </w:tcBorders>
+            <w:shd w:val="clear" w:color="auto" w:fill="auto"/>
             <w:tcMar>
               <w:top w:w="50" w:type="dxa"/>
               <w:left w:w="90" w:type="dxa"/>
@@ -10118,6 +10670,9 @@
         <w:tc>
           <w:tcPr>
             <w:tcW w:w="830" w:type="dxa"/>
+            <w:tcBorders>
+              <w:bottom w:val="single" w:sz="4" w:space="0" w:color="A6A6A6"/>
+            </w:tcBorders>
             <w:shd w:val="clear" w:color="auto" w:fill="F2F2F2"/>
             <w:tcMar>
               <w:top w:w="50" w:type="dxa"/>
@@ -10130,18 +10685,24 @@
             <w:pPr>
               <w:spacing w:after="0" w:line="250" w:lineRule="auto"/>
               <w:jc w:val="left"/>
-            </w:pPr>
-            <w:r>
-              <w:rPr>
-                <w:sz w:val="19"/>
-              </w:rPr>
-              <w:t>4.7.1</w:t>
+              <w:rPr>
+                <w:sz w:val="19"/>
+              </w:rPr>
+            </w:pPr>
+            <w:r>
+              <w:rPr>
+                <w:sz w:val="19"/>
+              </w:rPr>
+              <w:t>4.6.2</w:t>
             </w:r>
           </w:p>
         </w:tc>
         <w:tc>
           <w:tcPr>
             <w:tcW w:w="1761" w:type="dxa"/>
+            <w:tcBorders>
+              <w:bottom w:val="single" w:sz="4" w:space="0" w:color="A6A6A6"/>
+            </w:tcBorders>
             <w:shd w:val="clear" w:color="auto" w:fill="F2F2F2"/>
             <w:tcMar>
               <w:top w:w="50" w:type="dxa"/>
@@ -10154,18 +10715,24 @@
             <w:pPr>
               <w:spacing w:after="0" w:line="250" w:lineRule="auto"/>
               <w:jc w:val="left"/>
-            </w:pPr>
-            <w:r>
-              <w:rPr>
-                <w:sz w:val="19"/>
-              </w:rPr>
-              <w:t>Usuarios</w:t>
+              <w:rPr>
+                <w:sz w:val="19"/>
+              </w:rPr>
+            </w:pPr>
+            <w:r>
+              <w:rPr>
+                <w:sz w:val="19"/>
+              </w:rPr>
+              <w:t>Caja, pestaña Anulaciones</w:t>
             </w:r>
           </w:p>
         </w:tc>
         <w:tc>
           <w:tcPr>
             <w:tcW w:w="4318" w:type="dxa"/>
+            <w:tcBorders>
+              <w:bottom w:val="single" w:sz="4" w:space="0" w:color="A6A6A6"/>
+            </w:tcBorders>
             <w:shd w:val="clear" w:color="auto" w:fill="F2F2F2"/>
             <w:tcMar>
               <w:top w:w="50" w:type="dxa"/>
@@ -10178,18 +10745,24 @@
             <w:pPr>
               <w:spacing w:after="0" w:line="250" w:lineRule="auto"/>
               <w:jc w:val="left"/>
-            </w:pPr>
-            <w:r>
-              <w:rPr>
-                <w:sz w:val="19"/>
-              </w:rPr>
-              <w:t>Ventana "Registrar Nuevo Usuario" con el rol elegido</w:t>
+              <w:rPr>
+                <w:sz w:val="19"/>
+              </w:rPr>
+            </w:pPr>
+            <w:r>
+              <w:rPr>
+                <w:sz w:val="19"/>
+              </w:rPr>
+              <w:t>Registro de todos los usuarios con el filtro Período</w:t>
             </w:r>
           </w:p>
         </w:tc>
         <w:tc>
           <w:tcPr>
             <w:tcW w:w="2831" w:type="dxa"/>
+            <w:tcBorders>
+              <w:bottom w:val="single" w:sz="4" w:space="0" w:color="A6A6A6"/>
+            </w:tcBorders>
             <w:shd w:val="clear" w:color="auto" w:fill="F2F2F2"/>
             <w:tcMar>
               <w:top w:w="50" w:type="dxa"/>
@@ -10202,12 +10775,15 @@
             <w:pPr>
               <w:spacing w:after="0" w:line="250" w:lineRule="auto"/>
               <w:jc w:val="left"/>
-            </w:pPr>
-            <w:r>
-              <w:rPr>
-                <w:sz w:val="19"/>
-              </w:rPr>
-              <w:t>4.7 Gestionar usuarios y roles</w:t>
+              <w:rPr>
+                <w:sz w:val="19"/>
+              </w:rPr>
+            </w:pPr>
+            <w:r>
+              <w:rPr>
+                <w:sz w:val="19"/>
+              </w:rPr>
+              <w:t>4.6 Anular una venta</w:t>
             </w:r>
           </w:p>
         </w:tc>
@@ -10219,92 +10795,108 @@
         <w:tc>
           <w:tcPr>
             <w:tcW w:w="830" w:type="dxa"/>
-            <w:tcMar>
-              <w:top w:w="50" w:type="dxa"/>
-              <w:left w:w="90" w:type="dxa"/>
-              <w:bottom w:w="50" w:type="dxa"/>
-              <w:right w:w="90" w:type="dxa"/>
-            </w:tcMar>
-          </w:tcPr>
-          <w:p>
-            <w:pPr>
-              <w:spacing w:after="0" w:line="250" w:lineRule="auto"/>
-              <w:jc w:val="left"/>
-            </w:pPr>
-            <w:r>
-              <w:rPr>
-                <w:sz w:val="19"/>
-              </w:rPr>
-              <w:t>4.8.1</w:t>
+            <w:tcBorders>
+              <w:bottom w:val="single" w:sz="4" w:space="0" w:color="A6A6A6"/>
+            </w:tcBorders>
+            <w:shd w:val="clear" w:color="auto" w:fill="auto"/>
+            <w:tcMar>
+              <w:top w:w="50" w:type="dxa"/>
+              <w:left w:w="90" w:type="dxa"/>
+              <w:bottom w:w="50" w:type="dxa"/>
+              <w:right w:w="90" w:type="dxa"/>
+            </w:tcMar>
+          </w:tcPr>
+          <w:p>
+            <w:pPr>
+              <w:spacing w:after="0" w:line="250" w:lineRule="auto"/>
+              <w:jc w:val="left"/>
+            </w:pPr>
+            <w:r>
+              <w:rPr>
+                <w:sz w:val="19"/>
+              </w:rPr>
+              <w:t>4.7.1</w:t>
             </w:r>
           </w:p>
         </w:tc>
         <w:tc>
           <w:tcPr>
             <w:tcW w:w="1761" w:type="dxa"/>
-            <w:tcMar>
-              <w:top w:w="50" w:type="dxa"/>
-              <w:left w:w="90" w:type="dxa"/>
-              <w:bottom w:w="50" w:type="dxa"/>
-              <w:right w:w="90" w:type="dxa"/>
-            </w:tcMar>
-          </w:tcPr>
-          <w:p>
-            <w:pPr>
-              <w:spacing w:after="0" w:line="250" w:lineRule="auto"/>
-              <w:jc w:val="left"/>
-            </w:pPr>
-            <w:r>
-              <w:rPr>
-                <w:sz w:val="19"/>
-              </w:rPr>
-              <w:t>Productos</w:t>
+            <w:tcBorders>
+              <w:bottom w:val="single" w:sz="4" w:space="0" w:color="A6A6A6"/>
+            </w:tcBorders>
+            <w:shd w:val="clear" w:color="auto" w:fill="auto"/>
+            <w:tcMar>
+              <w:top w:w="50" w:type="dxa"/>
+              <w:left w:w="90" w:type="dxa"/>
+              <w:bottom w:w="50" w:type="dxa"/>
+              <w:right w:w="90" w:type="dxa"/>
+            </w:tcMar>
+          </w:tcPr>
+          <w:p>
+            <w:pPr>
+              <w:spacing w:after="0" w:line="250" w:lineRule="auto"/>
+              <w:jc w:val="left"/>
+            </w:pPr>
+            <w:r>
+              <w:rPr>
+                <w:sz w:val="19"/>
+              </w:rPr>
+              <w:t>Usuarios</w:t>
             </w:r>
           </w:p>
         </w:tc>
         <w:tc>
           <w:tcPr>
             <w:tcW w:w="4318" w:type="dxa"/>
-            <w:tcMar>
-              <w:top w:w="50" w:type="dxa"/>
-              <w:left w:w="90" w:type="dxa"/>
-              <w:bottom w:w="50" w:type="dxa"/>
-              <w:right w:w="90" w:type="dxa"/>
-            </w:tcMar>
-          </w:tcPr>
-          <w:p>
-            <w:pPr>
-              <w:spacing w:after="0" w:line="250" w:lineRule="auto"/>
-              <w:jc w:val="left"/>
-            </w:pPr>
-            <w:r>
-              <w:rPr>
-                <w:sz w:val="19"/>
-              </w:rPr>
-              <w:t>Ventana "Editar producto" con precio y stock mínimo y máximo</w:t>
+            <w:tcBorders>
+              <w:bottom w:val="single" w:sz="4" w:space="0" w:color="A6A6A6"/>
+            </w:tcBorders>
+            <w:shd w:val="clear" w:color="auto" w:fill="auto"/>
+            <w:tcMar>
+              <w:top w:w="50" w:type="dxa"/>
+              <w:left w:w="90" w:type="dxa"/>
+              <w:bottom w:w="50" w:type="dxa"/>
+              <w:right w:w="90" w:type="dxa"/>
+            </w:tcMar>
+          </w:tcPr>
+          <w:p>
+            <w:pPr>
+              <w:spacing w:after="0" w:line="250" w:lineRule="auto"/>
+              <w:jc w:val="left"/>
+            </w:pPr>
+            <w:r>
+              <w:rPr>
+                <w:sz w:val="19"/>
+              </w:rPr>
+              <w:t>Ventana "Registrar Nuevo Usuario" con el rol elegido</w:t>
             </w:r>
           </w:p>
         </w:tc>
         <w:tc>
           <w:tcPr>
             <w:tcW w:w="2831" w:type="dxa"/>
-            <w:tcMar>
-              <w:top w:w="50" w:type="dxa"/>
-              <w:left w:w="90" w:type="dxa"/>
-              <w:bottom w:w="50" w:type="dxa"/>
-              <w:right w:w="90" w:type="dxa"/>
-            </w:tcMar>
-          </w:tcPr>
-          <w:p>
-            <w:pPr>
-              <w:spacing w:after="0" w:line="250" w:lineRule="auto"/>
-              <w:jc w:val="left"/>
-            </w:pPr>
-            <w:r>
-              <w:rPr>
-                <w:sz w:val="19"/>
-              </w:rPr>
-              <w:t>4.8 Gestionar productos</w:t>
+            <w:tcBorders>
+              <w:bottom w:val="single" w:sz="4" w:space="0" w:color="A6A6A6"/>
+            </w:tcBorders>
+            <w:shd w:val="clear" w:color="auto" w:fill="auto"/>
+            <w:tcMar>
+              <w:top w:w="50" w:type="dxa"/>
+              <w:left w:w="90" w:type="dxa"/>
+              <w:bottom w:w="50" w:type="dxa"/>
+              <w:right w:w="90" w:type="dxa"/>
+            </w:tcMar>
+          </w:tcPr>
+          <w:p>
+            <w:pPr>
+              <w:spacing w:after="0" w:line="250" w:lineRule="auto"/>
+              <w:jc w:val="left"/>
+            </w:pPr>
+            <w:r>
+              <w:rPr>
+                <w:sz w:val="19"/>
+              </w:rPr>
+              <w:t>4.7 Gestionar usuarios y roles</w:t>
             </w:r>
           </w:p>
         </w:tc>
@@ -10316,6 +10908,9 @@
         <w:tc>
           <w:tcPr>
             <w:tcW w:w="830" w:type="dxa"/>
+            <w:tcBorders>
+              <w:bottom w:val="single" w:sz="4" w:space="0" w:color="A6A6A6"/>
+            </w:tcBorders>
             <w:shd w:val="clear" w:color="auto" w:fill="F2F2F2"/>
             <w:tcMar>
               <w:top w:w="50" w:type="dxa"/>
@@ -10333,13 +10928,16 @@
               <w:rPr>
                 <w:sz w:val="19"/>
               </w:rPr>
-              <w:t>4.9.1</w:t>
+              <w:t>4.8.1</w:t>
             </w:r>
           </w:p>
         </w:tc>
         <w:tc>
           <w:tcPr>
             <w:tcW w:w="1761" w:type="dxa"/>
+            <w:tcBorders>
+              <w:bottom w:val="single" w:sz="4" w:space="0" w:color="A6A6A6"/>
+            </w:tcBorders>
             <w:shd w:val="clear" w:color="auto" w:fill="F2F2F2"/>
             <w:tcMar>
               <w:top w:w="50" w:type="dxa"/>
@@ -10357,13 +10955,16 @@
               <w:rPr>
                 <w:sz w:val="19"/>
               </w:rPr>
-              <w:t>Inventario, pestaña Lotes y vencimientos</w:t>
+              <w:t>Productos</w:t>
             </w:r>
           </w:p>
         </w:tc>
         <w:tc>
           <w:tcPr>
             <w:tcW w:w="4318" w:type="dxa"/>
+            <w:tcBorders>
+              <w:bottom w:val="single" w:sz="4" w:space="0" w:color="A6A6A6"/>
+            </w:tcBorders>
             <w:shd w:val="clear" w:color="auto" w:fill="F2F2F2"/>
             <w:tcMar>
               <w:top w:w="50" w:type="dxa"/>
@@ -10381,13 +10982,16 @@
               <w:rPr>
                 <w:sz w:val="19"/>
               </w:rPr>
-              <w:t>Lotes en orden FEFO con su estado y el botón Editar lote</w:t>
+              <w:t>Ventana "Editar producto" con precio y stock mínimo y máximo</w:t>
             </w:r>
           </w:p>
         </w:tc>
         <w:tc>
           <w:tcPr>
             <w:tcW w:w="2831" w:type="dxa"/>
+            <w:tcBorders>
+              <w:bottom w:val="single" w:sz="4" w:space="0" w:color="A6A6A6"/>
+            </w:tcBorders>
             <w:shd w:val="clear" w:color="auto" w:fill="F2F2F2"/>
             <w:tcMar>
               <w:top w:w="50" w:type="dxa"/>
@@ -10405,7 +11009,7 @@
               <w:rPr>
                 <w:sz w:val="19"/>
               </w:rPr>
-              <w:t>4.9 Recibir mercadería y editar lotes</w:t>
+              <w:t>4.8 Gestionar productos</w:t>
             </w:r>
           </w:p>
         </w:tc>
@@ -10417,92 +11021,108 @@
         <w:tc>
           <w:tcPr>
             <w:tcW w:w="830" w:type="dxa"/>
-            <w:tcMar>
-              <w:top w:w="50" w:type="dxa"/>
-              <w:left w:w="90" w:type="dxa"/>
-              <w:bottom w:w="50" w:type="dxa"/>
-              <w:right w:w="90" w:type="dxa"/>
-            </w:tcMar>
-          </w:tcPr>
-          <w:p>
-            <w:pPr>
-              <w:spacing w:after="0" w:line="250" w:lineRule="auto"/>
-              <w:jc w:val="left"/>
-            </w:pPr>
-            <w:r>
-              <w:rPr>
-                <w:sz w:val="19"/>
-              </w:rPr>
-              <w:t>4.10.1</w:t>
+            <w:tcBorders>
+              <w:bottom w:val="single" w:sz="4" w:space="0" w:color="A6A6A6"/>
+            </w:tcBorders>
+            <w:shd w:val="clear" w:color="auto" w:fill="auto"/>
+            <w:tcMar>
+              <w:top w:w="50" w:type="dxa"/>
+              <w:left w:w="90" w:type="dxa"/>
+              <w:bottom w:w="50" w:type="dxa"/>
+              <w:right w:w="90" w:type="dxa"/>
+            </w:tcMar>
+          </w:tcPr>
+          <w:p>
+            <w:pPr>
+              <w:spacing w:after="0" w:line="250" w:lineRule="auto"/>
+              <w:jc w:val="left"/>
+            </w:pPr>
+            <w:r>
+              <w:rPr>
+                <w:sz w:val="19"/>
+              </w:rPr>
+              <w:t>4.9.1</w:t>
             </w:r>
           </w:p>
         </w:tc>
         <w:tc>
           <w:tcPr>
             <w:tcW w:w="1761" w:type="dxa"/>
-            <w:tcMar>
-              <w:top w:w="50" w:type="dxa"/>
-              <w:left w:w="90" w:type="dxa"/>
-              <w:bottom w:w="50" w:type="dxa"/>
-              <w:right w:w="90" w:type="dxa"/>
-            </w:tcMar>
-          </w:tcPr>
-          <w:p>
-            <w:pPr>
-              <w:spacing w:after="0" w:line="250" w:lineRule="auto"/>
-              <w:jc w:val="left"/>
-            </w:pPr>
-            <w:r>
-              <w:rPr>
-                <w:sz w:val="19"/>
-              </w:rPr>
-              <w:t>Mermas</w:t>
+            <w:tcBorders>
+              <w:bottom w:val="single" w:sz="4" w:space="0" w:color="A6A6A6"/>
+            </w:tcBorders>
+            <w:shd w:val="clear" w:color="auto" w:fill="auto"/>
+            <w:tcMar>
+              <w:top w:w="50" w:type="dxa"/>
+              <w:left w:w="90" w:type="dxa"/>
+              <w:bottom w:w="50" w:type="dxa"/>
+              <w:right w:w="90" w:type="dxa"/>
+            </w:tcMar>
+          </w:tcPr>
+          <w:p>
+            <w:pPr>
+              <w:spacing w:after="0" w:line="250" w:lineRule="auto"/>
+              <w:jc w:val="left"/>
+            </w:pPr>
+            <w:r>
+              <w:rPr>
+                <w:sz w:val="19"/>
+              </w:rPr>
+              <w:t>Inventario, pestaña Lotes y vencimientos</w:t>
             </w:r>
           </w:p>
         </w:tc>
         <w:tc>
           <w:tcPr>
             <w:tcW w:w="4318" w:type="dxa"/>
-            <w:tcMar>
-              <w:top w:w="50" w:type="dxa"/>
-              <w:left w:w="90" w:type="dxa"/>
-              <w:bottom w:w="50" w:type="dxa"/>
-              <w:right w:w="90" w:type="dxa"/>
-            </w:tcMar>
-          </w:tcPr>
-          <w:p>
-            <w:pPr>
-              <w:spacing w:after="0" w:line="250" w:lineRule="auto"/>
-              <w:jc w:val="left"/>
-            </w:pPr>
-            <w:r>
-              <w:rPr>
-                <w:sz w:val="19"/>
-              </w:rPr>
-              <w:t>Tarjetas Pendientes de autorizar, Unidades dadas de baja y Valor perdido, con mermas pendientes seleccionadas</w:t>
+            <w:tcBorders>
+              <w:bottom w:val="single" w:sz="4" w:space="0" w:color="A6A6A6"/>
+            </w:tcBorders>
+            <w:shd w:val="clear" w:color="auto" w:fill="auto"/>
+            <w:tcMar>
+              <w:top w:w="50" w:type="dxa"/>
+              <w:left w:w="90" w:type="dxa"/>
+              <w:bottom w:w="50" w:type="dxa"/>
+              <w:right w:w="90" w:type="dxa"/>
+            </w:tcMar>
+          </w:tcPr>
+          <w:p>
+            <w:pPr>
+              <w:spacing w:after="0" w:line="250" w:lineRule="auto"/>
+              <w:jc w:val="left"/>
+            </w:pPr>
+            <w:r>
+              <w:rPr>
+                <w:sz w:val="19"/>
+              </w:rPr>
+              <w:t>Lotes en orden FEFO con su estado y el botón Editar lote</w:t>
             </w:r>
           </w:p>
         </w:tc>
         <w:tc>
           <w:tcPr>
             <w:tcW w:w="2831" w:type="dxa"/>
-            <w:tcMar>
-              <w:top w:w="50" w:type="dxa"/>
-              <w:left w:w="90" w:type="dxa"/>
-              <w:bottom w:w="50" w:type="dxa"/>
-              <w:right w:w="90" w:type="dxa"/>
-            </w:tcMar>
-          </w:tcPr>
-          <w:p>
-            <w:pPr>
-              <w:spacing w:after="0" w:line="250" w:lineRule="auto"/>
-              <w:jc w:val="left"/>
-            </w:pPr>
-            <w:r>
-              <w:rPr>
-                <w:sz w:val="19"/>
-              </w:rPr>
-              <w:t>4.10 Registrar, aprobar o rechazar mermas</w:t>
+            <w:tcBorders>
+              <w:bottom w:val="single" w:sz="4" w:space="0" w:color="A6A6A6"/>
+            </w:tcBorders>
+            <w:shd w:val="clear" w:color="auto" w:fill="auto"/>
+            <w:tcMar>
+              <w:top w:w="50" w:type="dxa"/>
+              <w:left w:w="90" w:type="dxa"/>
+              <w:bottom w:w="50" w:type="dxa"/>
+              <w:right w:w="90" w:type="dxa"/>
+            </w:tcMar>
+          </w:tcPr>
+          <w:p>
+            <w:pPr>
+              <w:spacing w:after="0" w:line="250" w:lineRule="auto"/>
+              <w:jc w:val="left"/>
+            </w:pPr>
+            <w:r>
+              <w:rPr>
+                <w:sz w:val="19"/>
+              </w:rPr>
+              <w:t>4.9 Recibir mercadería y editar lotes</w:t>
             </w:r>
           </w:p>
         </w:tc>
@@ -10514,6 +11134,9 @@
         <w:tc>
           <w:tcPr>
             <w:tcW w:w="830" w:type="dxa"/>
+            <w:tcBorders>
+              <w:bottom w:val="single" w:sz="4" w:space="0" w:color="A6A6A6"/>
+            </w:tcBorders>
             <w:shd w:val="clear" w:color="auto" w:fill="F2F2F2"/>
             <w:tcMar>
               <w:top w:w="50" w:type="dxa"/>
@@ -10531,13 +11154,16 @@
               <w:rPr>
                 <w:sz w:val="19"/>
               </w:rPr>
-              <w:t>4.11.1</w:t>
+              <w:t>4.10.1</w:t>
             </w:r>
           </w:p>
         </w:tc>
         <w:tc>
           <w:tcPr>
             <w:tcW w:w="1761" w:type="dxa"/>
+            <w:tcBorders>
+              <w:bottom w:val="single" w:sz="4" w:space="0" w:color="A6A6A6"/>
+            </w:tcBorders>
             <w:shd w:val="clear" w:color="auto" w:fill="F2F2F2"/>
             <w:tcMar>
               <w:top w:w="50" w:type="dxa"/>
@@ -10555,13 +11181,16 @@
               <w:rPr>
                 <w:sz w:val="19"/>
               </w:rPr>
-              <w:t>Compras, pestaña Órdenes de compra</w:t>
+              <w:t>Mermas</w:t>
             </w:r>
           </w:p>
         </w:tc>
         <w:tc>
           <w:tcPr>
             <w:tcW w:w="4318" w:type="dxa"/>
+            <w:tcBorders>
+              <w:bottom w:val="single" w:sz="4" w:space="0" w:color="A6A6A6"/>
+            </w:tcBorders>
             <w:shd w:val="clear" w:color="auto" w:fill="F2F2F2"/>
             <w:tcMar>
               <w:top w:w="50" w:type="dxa"/>
@@ -10579,13 +11208,16 @@
               <w:rPr>
                 <w:sz w:val="19"/>
               </w:rPr>
-              <w:t>Orden pendiente seleccionada con los botones Aprobar y Rechazar</w:t>
+              <w:t>Tarjetas Pendientes de autorizar, Unidades dadas de baja y Valor perdido, con mermas pendientes seleccionadas</w:t>
             </w:r>
           </w:p>
         </w:tc>
         <w:tc>
           <w:tcPr>
             <w:tcW w:w="2831" w:type="dxa"/>
+            <w:tcBorders>
+              <w:bottom w:val="single" w:sz="4" w:space="0" w:color="A6A6A6"/>
+            </w:tcBorders>
             <w:shd w:val="clear" w:color="auto" w:fill="F2F2F2"/>
             <w:tcMar>
               <w:top w:w="50" w:type="dxa"/>
@@ -10603,7 +11235,7 @@
               <w:rPr>
                 <w:sz w:val="19"/>
               </w:rPr>
-              <w:t>4.11 Alertas de reposición y órdenes de compra</w:t>
+              <w:t>4.10 Registrar, aprobar o rechazar mermas</w:t>
             </w:r>
           </w:p>
         </w:tc>
@@ -10615,92 +11247,108 @@
         <w:tc>
           <w:tcPr>
             <w:tcW w:w="830" w:type="dxa"/>
-            <w:tcMar>
-              <w:top w:w="50" w:type="dxa"/>
-              <w:left w:w="90" w:type="dxa"/>
-              <w:bottom w:w="50" w:type="dxa"/>
-              <w:right w:w="90" w:type="dxa"/>
-            </w:tcMar>
-          </w:tcPr>
-          <w:p>
-            <w:pPr>
-              <w:spacing w:after="0" w:line="250" w:lineRule="auto"/>
-              <w:jc w:val="left"/>
-            </w:pPr>
-            <w:r>
-              <w:rPr>
-                <w:sz w:val="19"/>
-              </w:rPr>
-              <w:t>4.12.1</w:t>
+            <w:tcBorders>
+              <w:bottom w:val="single" w:sz="4" w:space="0" w:color="A6A6A6"/>
+            </w:tcBorders>
+            <w:shd w:val="clear" w:color="auto" w:fill="auto"/>
+            <w:tcMar>
+              <w:top w:w="50" w:type="dxa"/>
+              <w:left w:w="90" w:type="dxa"/>
+              <w:bottom w:w="50" w:type="dxa"/>
+              <w:right w:w="90" w:type="dxa"/>
+            </w:tcMar>
+          </w:tcPr>
+          <w:p>
+            <w:pPr>
+              <w:spacing w:after="0" w:line="250" w:lineRule="auto"/>
+              <w:jc w:val="left"/>
+            </w:pPr>
+            <w:r>
+              <w:rPr>
+                <w:sz w:val="19"/>
+              </w:rPr>
+              <w:t>4.11.1</w:t>
             </w:r>
           </w:p>
         </w:tc>
         <w:tc>
           <w:tcPr>
             <w:tcW w:w="1761" w:type="dxa"/>
-            <w:tcMar>
-              <w:top w:w="50" w:type="dxa"/>
-              <w:left w:w="90" w:type="dxa"/>
-              <w:bottom w:w="50" w:type="dxa"/>
-              <w:right w:w="90" w:type="dxa"/>
-            </w:tcMar>
-          </w:tcPr>
-          <w:p>
-            <w:pPr>
-              <w:spacing w:after="0" w:line="250" w:lineRule="auto"/>
-              <w:jc w:val="left"/>
-            </w:pPr>
-            <w:r>
-              <w:rPr>
-                <w:sz w:val="19"/>
-              </w:rPr>
-              <w:t>Reportes</w:t>
+            <w:tcBorders>
+              <w:bottom w:val="single" w:sz="4" w:space="0" w:color="A6A6A6"/>
+            </w:tcBorders>
+            <w:shd w:val="clear" w:color="auto" w:fill="auto"/>
+            <w:tcMar>
+              <w:top w:w="50" w:type="dxa"/>
+              <w:left w:w="90" w:type="dxa"/>
+              <w:bottom w:w="50" w:type="dxa"/>
+              <w:right w:w="90" w:type="dxa"/>
+            </w:tcMar>
+          </w:tcPr>
+          <w:p>
+            <w:pPr>
+              <w:spacing w:after="0" w:line="250" w:lineRule="auto"/>
+              <w:jc w:val="left"/>
+            </w:pPr>
+            <w:r>
+              <w:rPr>
+                <w:sz w:val="19"/>
+              </w:rPr>
+              <w:t>Compras, pestaña Órdenes de compra</w:t>
             </w:r>
           </w:p>
         </w:tc>
         <w:tc>
           <w:tcPr>
             <w:tcW w:w="4318" w:type="dxa"/>
-            <w:tcMar>
-              <w:top w:w="50" w:type="dxa"/>
-              <w:left w:w="90" w:type="dxa"/>
-              <w:bottom w:w="50" w:type="dxa"/>
-              <w:right w:w="90" w:type="dxa"/>
-            </w:tcMar>
-          </w:tcPr>
-          <w:p>
-            <w:pPr>
-              <w:spacing w:after="0" w:line="250" w:lineRule="auto"/>
-              <w:jc w:val="left"/>
-            </w:pPr>
-            <w:r>
-              <w:rPr>
-                <w:sz w:val="19"/>
-              </w:rPr>
-              <w:t>Indicadores comparados con el período anterior y el gráfico de ventas del período</w:t>
+            <w:tcBorders>
+              <w:bottom w:val="single" w:sz="4" w:space="0" w:color="A6A6A6"/>
+            </w:tcBorders>
+            <w:shd w:val="clear" w:color="auto" w:fill="auto"/>
+            <w:tcMar>
+              <w:top w:w="50" w:type="dxa"/>
+              <w:left w:w="90" w:type="dxa"/>
+              <w:bottom w:w="50" w:type="dxa"/>
+              <w:right w:w="90" w:type="dxa"/>
+            </w:tcMar>
+          </w:tcPr>
+          <w:p>
+            <w:pPr>
+              <w:spacing w:after="0" w:line="250" w:lineRule="auto"/>
+              <w:jc w:val="left"/>
+            </w:pPr>
+            <w:r>
+              <w:rPr>
+                <w:sz w:val="19"/>
+              </w:rPr>
+              <w:t>Orden pendiente seleccionada con los botones Aprobar y Rechazar</w:t>
             </w:r>
           </w:p>
         </w:tc>
         <w:tc>
           <w:tcPr>
             <w:tcW w:w="2831" w:type="dxa"/>
-            <w:tcMar>
-              <w:top w:w="50" w:type="dxa"/>
-              <w:left w:w="90" w:type="dxa"/>
-              <w:bottom w:w="50" w:type="dxa"/>
-              <w:right w:w="90" w:type="dxa"/>
-            </w:tcMar>
-          </w:tcPr>
-          <w:p>
-            <w:pPr>
-              <w:spacing w:after="0" w:line="250" w:lineRule="auto"/>
-              <w:jc w:val="left"/>
-            </w:pPr>
-            <w:r>
-              <w:rPr>
-                <w:sz w:val="19"/>
-              </w:rPr>
-              <w:t>4.12 Consultar los reportes</w:t>
+            <w:tcBorders>
+              <w:bottom w:val="single" w:sz="4" w:space="0" w:color="A6A6A6"/>
+            </w:tcBorders>
+            <w:shd w:val="clear" w:color="auto" w:fill="auto"/>
+            <w:tcMar>
+              <w:top w:w="50" w:type="dxa"/>
+              <w:left w:w="90" w:type="dxa"/>
+              <w:bottom w:w="50" w:type="dxa"/>
+              <w:right w:w="90" w:type="dxa"/>
+            </w:tcMar>
+          </w:tcPr>
+          <w:p>
+            <w:pPr>
+              <w:spacing w:after="0" w:line="250" w:lineRule="auto"/>
+              <w:jc w:val="left"/>
+            </w:pPr>
+            <w:r>
+              <w:rPr>
+                <w:sz w:val="19"/>
+              </w:rPr>
+              <w:t>4.11 Alertas de reposición y órdenes de compra</w:t>
             </w:r>
           </w:p>
         </w:tc>
@@ -10712,6 +11360,9 @@
         <w:tc>
           <w:tcPr>
             <w:tcW w:w="830" w:type="dxa"/>
+            <w:tcBorders>
+              <w:bottom w:val="single" w:sz="4" w:space="0" w:color="A6A6A6"/>
+            </w:tcBorders>
             <w:shd w:val="clear" w:color="auto" w:fill="F2F2F2"/>
             <w:tcMar>
               <w:top w:w="50" w:type="dxa"/>
@@ -10729,13 +11380,16 @@
               <w:rPr>
                 <w:sz w:val="19"/>
               </w:rPr>
-              <w:t>4.13.1</w:t>
+              <w:t>4.12.1</w:t>
             </w:r>
           </w:p>
         </w:tc>
         <w:tc>
           <w:tcPr>
             <w:tcW w:w="1761" w:type="dxa"/>
+            <w:tcBorders>
+              <w:bottom w:val="single" w:sz="4" w:space="0" w:color="A6A6A6"/>
+            </w:tcBorders>
             <w:shd w:val="clear" w:color="auto" w:fill="F2F2F2"/>
             <w:tcMar>
               <w:top w:w="50" w:type="dxa"/>
@@ -10753,13 +11407,16 @@
               <w:rPr>
                 <w:sz w:val="19"/>
               </w:rPr>
-              <w:t>Mermas</w:t>
+              <w:t>Reportes</w:t>
             </w:r>
           </w:p>
         </w:tc>
         <w:tc>
           <w:tcPr>
             <w:tcW w:w="4318" w:type="dxa"/>
+            <w:tcBorders>
+              <w:bottom w:val="single" w:sz="4" w:space="0" w:color="A6A6A6"/>
+            </w:tcBorders>
             <w:shd w:val="clear" w:color="auto" w:fill="F2F2F2"/>
             <w:tcMar>
               <w:top w:w="50" w:type="dxa"/>
@@ -10777,13 +11434,16 @@
               <w:rPr>
                 <w:sz w:val="19"/>
               </w:rPr>
-              <w:t>Menú Exportar con las opciones Exportar PDF y Exportar Excel</w:t>
+              <w:t>Indicadores comparados con el período anterior y el gráfico de ventas del período</w:t>
             </w:r>
           </w:p>
         </w:tc>
         <w:tc>
           <w:tcPr>
             <w:tcW w:w="2831" w:type="dxa"/>
+            <w:tcBorders>
+              <w:bottom w:val="single" w:sz="4" w:space="0" w:color="A6A6A6"/>
+            </w:tcBorders>
             <w:shd w:val="clear" w:color="auto" w:fill="F2F2F2"/>
             <w:tcMar>
               <w:top w:w="50" w:type="dxa"/>
@@ -10801,7 +11461,7 @@
               <w:rPr>
                 <w:sz w:val="19"/>
               </w:rPr>
-              <w:t>4.13 Exportar a PDF y a Excel</w:t>
+              <w:t>4.12 Consultar los reportes</w:t>
             </w:r>
           </w:p>
         </w:tc>
@@ -10813,92 +11473,108 @@
         <w:tc>
           <w:tcPr>
             <w:tcW w:w="830" w:type="dxa"/>
-            <w:tcMar>
-              <w:top w:w="50" w:type="dxa"/>
-              <w:left w:w="90" w:type="dxa"/>
-              <w:bottom w:w="50" w:type="dxa"/>
-              <w:right w:w="90" w:type="dxa"/>
-            </w:tcMar>
-          </w:tcPr>
-          <w:p>
-            <w:pPr>
-              <w:spacing w:after="0" w:line="250" w:lineRule="auto"/>
-              <w:jc w:val="left"/>
-            </w:pPr>
-            <w:r>
-              <w:rPr>
-                <w:sz w:val="19"/>
-              </w:rPr>
-              <w:t>4.14.1</w:t>
+            <w:tcBorders>
+              <w:bottom w:val="single" w:sz="4" w:space="0" w:color="A6A6A6"/>
+            </w:tcBorders>
+            <w:shd w:val="clear" w:color="auto" w:fill="auto"/>
+            <w:tcMar>
+              <w:top w:w="50" w:type="dxa"/>
+              <w:left w:w="90" w:type="dxa"/>
+              <w:bottom w:w="50" w:type="dxa"/>
+              <w:right w:w="90" w:type="dxa"/>
+            </w:tcMar>
+          </w:tcPr>
+          <w:p>
+            <w:pPr>
+              <w:spacing w:after="0" w:line="250" w:lineRule="auto"/>
+              <w:jc w:val="left"/>
+            </w:pPr>
+            <w:r>
+              <w:rPr>
+                <w:sz w:val="19"/>
+              </w:rPr>
+              <w:t>4.13.1</w:t>
             </w:r>
           </w:p>
         </w:tc>
         <w:tc>
           <w:tcPr>
             <w:tcW w:w="1761" w:type="dxa"/>
-            <w:tcMar>
-              <w:top w:w="50" w:type="dxa"/>
-              <w:left w:w="90" w:type="dxa"/>
-              <w:bottom w:w="50" w:type="dxa"/>
-              <w:right w:w="90" w:type="dxa"/>
-            </w:tcMar>
-          </w:tcPr>
-          <w:p>
-            <w:pPr>
-              <w:spacing w:after="0" w:line="250" w:lineRule="auto"/>
-              <w:jc w:val="left"/>
-            </w:pPr>
-            <w:r>
-              <w:rPr>
-                <w:sz w:val="19"/>
-              </w:rPr>
-              <w:t>Negocio</w:t>
+            <w:tcBorders>
+              <w:bottom w:val="single" w:sz="4" w:space="0" w:color="A6A6A6"/>
+            </w:tcBorders>
+            <w:shd w:val="clear" w:color="auto" w:fill="auto"/>
+            <w:tcMar>
+              <w:top w:w="50" w:type="dxa"/>
+              <w:left w:w="90" w:type="dxa"/>
+              <w:bottom w:w="50" w:type="dxa"/>
+              <w:right w:w="90" w:type="dxa"/>
+            </w:tcMar>
+          </w:tcPr>
+          <w:p>
+            <w:pPr>
+              <w:spacing w:after="0" w:line="250" w:lineRule="auto"/>
+              <w:jc w:val="left"/>
+            </w:pPr>
+            <w:r>
+              <w:rPr>
+                <w:sz w:val="19"/>
+              </w:rPr>
+              <w:t>Mermas</w:t>
             </w:r>
           </w:p>
         </w:tc>
         <w:tc>
           <w:tcPr>
             <w:tcW w:w="4318" w:type="dxa"/>
-            <w:tcMar>
-              <w:top w:w="50" w:type="dxa"/>
-              <w:left w:w="90" w:type="dxa"/>
-              <w:bottom w:w="50" w:type="dxa"/>
-              <w:right w:w="90" w:type="dxa"/>
-            </w:tcMar>
-          </w:tcPr>
-          <w:p>
-            <w:pPr>
-              <w:spacing w:after="0" w:line="250" w:lineRule="auto"/>
-              <w:jc w:val="left"/>
-            </w:pPr>
-            <w:r>
-              <w:rPr>
-                <w:sz w:val="19"/>
-              </w:rPr>
-              <w:t>Datos del negocio para el comprobante</w:t>
+            <w:tcBorders>
+              <w:bottom w:val="single" w:sz="4" w:space="0" w:color="A6A6A6"/>
+            </w:tcBorders>
+            <w:shd w:val="clear" w:color="auto" w:fill="auto"/>
+            <w:tcMar>
+              <w:top w:w="50" w:type="dxa"/>
+              <w:left w:w="90" w:type="dxa"/>
+              <w:bottom w:w="50" w:type="dxa"/>
+              <w:right w:w="90" w:type="dxa"/>
+            </w:tcMar>
+          </w:tcPr>
+          <w:p>
+            <w:pPr>
+              <w:spacing w:after="0" w:line="250" w:lineRule="auto"/>
+              <w:jc w:val="left"/>
+            </w:pPr>
+            <w:r>
+              <w:rPr>
+                <w:sz w:val="19"/>
+              </w:rPr>
+              <w:t>Menú Exportar con las opciones Exportar PDF y Exportar Excel</w:t>
             </w:r>
           </w:p>
         </w:tc>
         <w:tc>
           <w:tcPr>
             <w:tcW w:w="2831" w:type="dxa"/>
-            <w:tcMar>
-              <w:top w:w="50" w:type="dxa"/>
-              <w:left w:w="90" w:type="dxa"/>
-              <w:bottom w:w="50" w:type="dxa"/>
-              <w:right w:w="90" w:type="dxa"/>
-            </w:tcMar>
-          </w:tcPr>
-          <w:p>
-            <w:pPr>
-              <w:spacing w:after="0" w:line="250" w:lineRule="auto"/>
-              <w:jc w:val="left"/>
-            </w:pPr>
-            <w:r>
-              <w:rPr>
-                <w:sz w:val="19"/>
-              </w:rPr>
-              <w:t>4.14 Configurar los datos del negocio</w:t>
+            <w:tcBorders>
+              <w:bottom w:val="single" w:sz="4" w:space="0" w:color="A6A6A6"/>
+            </w:tcBorders>
+            <w:shd w:val="clear" w:color="auto" w:fill="auto"/>
+            <w:tcMar>
+              <w:top w:w="50" w:type="dxa"/>
+              <w:left w:w="90" w:type="dxa"/>
+              <w:bottom w:w="50" w:type="dxa"/>
+              <w:right w:w="90" w:type="dxa"/>
+            </w:tcMar>
+          </w:tcPr>
+          <w:p>
+            <w:pPr>
+              <w:spacing w:after="0" w:line="250" w:lineRule="auto"/>
+              <w:jc w:val="left"/>
+            </w:pPr>
+            <w:r>
+              <w:rPr>
+                <w:sz w:val="19"/>
+              </w:rPr>
+              <w:t>4.13 Exportar a PDF y a Excel</w:t>
             </w:r>
           </w:p>
         </w:tc>
@@ -10910,6 +11586,9 @@
         <w:tc>
           <w:tcPr>
             <w:tcW w:w="830" w:type="dxa"/>
+            <w:tcBorders>
+              <w:bottom w:val="single" w:sz="4" w:space="0" w:color="A6A6A6"/>
+            </w:tcBorders>
             <w:shd w:val="clear" w:color="auto" w:fill="F2F2F2"/>
             <w:tcMar>
               <w:top w:w="50" w:type="dxa"/>
@@ -10927,6 +11606,116 @@
               <w:rPr>
                 <w:sz w:val="19"/>
               </w:rPr>
+              <w:t>4.14.1</w:t>
+            </w:r>
+          </w:p>
+        </w:tc>
+        <w:tc>
+          <w:tcPr>
+            <w:tcW w:w="1761" w:type="dxa"/>
+            <w:tcBorders>
+              <w:bottom w:val="single" w:sz="4" w:space="0" w:color="A6A6A6"/>
+            </w:tcBorders>
+            <w:shd w:val="clear" w:color="auto" w:fill="F2F2F2"/>
+            <w:tcMar>
+              <w:top w:w="50" w:type="dxa"/>
+              <w:left w:w="90" w:type="dxa"/>
+              <w:bottom w:w="50" w:type="dxa"/>
+              <w:right w:w="90" w:type="dxa"/>
+            </w:tcMar>
+          </w:tcPr>
+          <w:p>
+            <w:pPr>
+              <w:spacing w:after="0" w:line="250" w:lineRule="auto"/>
+              <w:jc w:val="left"/>
+            </w:pPr>
+            <w:r>
+              <w:rPr>
+                <w:sz w:val="19"/>
+              </w:rPr>
+              <w:t>Negocio</w:t>
+            </w:r>
+          </w:p>
+        </w:tc>
+        <w:tc>
+          <w:tcPr>
+            <w:tcW w:w="4318" w:type="dxa"/>
+            <w:tcBorders>
+              <w:bottom w:val="single" w:sz="4" w:space="0" w:color="A6A6A6"/>
+            </w:tcBorders>
+            <w:shd w:val="clear" w:color="auto" w:fill="F2F2F2"/>
+            <w:tcMar>
+              <w:top w:w="50" w:type="dxa"/>
+              <w:left w:w="90" w:type="dxa"/>
+              <w:bottom w:w="50" w:type="dxa"/>
+              <w:right w:w="90" w:type="dxa"/>
+            </w:tcMar>
+          </w:tcPr>
+          <w:p>
+            <w:pPr>
+              <w:spacing w:after="0" w:line="250" w:lineRule="auto"/>
+              <w:jc w:val="left"/>
+            </w:pPr>
+            <w:r>
+              <w:rPr>
+                <w:sz w:val="19"/>
+              </w:rPr>
+              <w:t>Datos del negocio para el comprobante</w:t>
+            </w:r>
+          </w:p>
+        </w:tc>
+        <w:tc>
+          <w:tcPr>
+            <w:tcW w:w="2831" w:type="dxa"/>
+            <w:tcBorders>
+              <w:bottom w:val="single" w:sz="4" w:space="0" w:color="A6A6A6"/>
+            </w:tcBorders>
+            <w:shd w:val="clear" w:color="auto" w:fill="F2F2F2"/>
+            <w:tcMar>
+              <w:top w:w="50" w:type="dxa"/>
+              <w:left w:w="90" w:type="dxa"/>
+              <w:bottom w:w="50" w:type="dxa"/>
+              <w:right w:w="90" w:type="dxa"/>
+            </w:tcMar>
+          </w:tcPr>
+          <w:p>
+            <w:pPr>
+              <w:spacing w:after="0" w:line="250" w:lineRule="auto"/>
+              <w:jc w:val="left"/>
+            </w:pPr>
+            <w:r>
+              <w:rPr>
+                <w:sz w:val="19"/>
+              </w:rPr>
+              <w:t>4.14 Configurar los datos del negocio</w:t>
+            </w:r>
+          </w:p>
+        </w:tc>
+      </w:tr>
+      <w:tr>
+        <w:trPr>
+          <w:cantSplit/>
+        </w:trPr>
+        <w:tc>
+          <w:tcPr>
+            <w:tcW w:w="830" w:type="dxa"/>
+            <w:shd w:val="clear" w:color="auto" w:fill="auto"/>
+            <w:tcMar>
+              <w:top w:w="50" w:type="dxa"/>
+              <w:left w:w="90" w:type="dxa"/>
+              <w:bottom w:w="50" w:type="dxa"/>
+              <w:right w:w="90" w:type="dxa"/>
+            </w:tcMar>
+          </w:tcPr>
+          <w:p>
+            <w:pPr>
+              <w:spacing w:after="0" w:line="250" w:lineRule="auto"/>
+              <w:jc w:val="left"/>
+            </w:pPr>
+            <w:r>
+              <w:rPr>
+                <w:sz w:val="19"/>
+              </w:rPr>
               <w:t>4.15.1</w:t>
             </w:r>
           </w:p>
@@ -10934,7 +11723,7 @@
         <w:tc>
           <w:tcPr>
             <w:tcW w:w="1761" w:type="dxa"/>
-            <w:shd w:val="clear" w:color="auto" w:fill="F2F2F2"/>
+            <w:shd w:val="clear" w:color="auto" w:fill="auto"/>
             <w:tcMar>
               <w:top w:w="50" w:type="dxa"/>
               <w:left w:w="90" w:type="dxa"/>
@@ -10958,7 +11747,7 @@
         <w:tc>
           <w:tcPr>
             <w:tcW w:w="4318" w:type="dxa"/>
-            <w:shd w:val="clear" w:color="auto" w:fill="F2F2F2"/>
+            <w:shd w:val="clear" w:color="auto" w:fill="auto"/>
             <w:tcMar>
               <w:top w:w="50" w:type="dxa"/>
               <w:left w:w="90" w:type="dxa"/>
@@ -10982,7 +11771,7 @@
         <w:tc>
           <w:tcPr>
             <w:tcW w:w="2831" w:type="dxa"/>
-            <w:shd w:val="clear" w:color="auto" w:fill="F2F2F2"/>
+            <w:shd w:val="clear" w:color="auto" w:fill="auto"/>
             <w:tcMar>
               <w:top w:w="50" w:type="dxa"/>
               <w:left w:w="90" w:type="dxa"/>

--- a/docs/manuales/Manual_Administrador.docx
+++ b/docs/manuales/Manual_Administrador.docx
@@ -4935,7 +4935,10 @@
         <w:t>Advertencia:</w:t>
       </w:r>
       <w:r>
-        <w:t xml:space="preserve"> no puede quitarse el rol de administrador ni desactivarse a sí mismo, y siempre debe quedar al menos un administrador activo. Las claves se guardan sin cifrar en la base de datos: no use claves personales que se repitan en otros servicios.</w:t>
+        <w:t xml:space="preserve"> no puede quitarse el rol de administrador ni desactivarse a sí mismo, y siempre debe quedar al menos un administrador activo. </w:t>
+      </w:r>
+      <w:r>
+        <w:t>Desde OBS-06 las claves se guardan cifradas (hash PBKDF2 con sal): nadie puede leerlas en la base de datos ni en sus respaldos, ni siquiera el administrador. El administrador puede restablecer la clave de un usuario, pero no ver la que tenía.</w:t>
       </w:r>
     </w:p>
     <w:p>
